--- a/Materi/3 - Ensemble/tugas-ensemble-data/5054251002_Aziz Rahmad Arifin_Tugas_Ensemble.docx
+++ b/Materi/3 - Ensemble/tugas-ensemble-data/5054251002_Aziz Rahmad Arifin_Tugas_Ensemble.docx
@@ -103,7 +103,7 @@
           <w:rFonts w:ascii="Times New Roman" w:hAnsi="Times New Roman" w:cs="Times New Roman"/>
           <w:szCs w:val="22"/>
         </w:rPr>
-        <w:t xml:space="preserve">Deteksi fraud pada transaksi kartu kredit merupakan permasalahan klasifikasi </w:t>
+        <w:t xml:space="preserve">Deteksi </w:t>
       </w:r>
       <w:r>
         <w:rPr>
@@ -112,14 +112,14 @@
           <w:iCs/>
           <w:szCs w:val="22"/>
         </w:rPr>
-        <w:t>class imbalance</w:t>
-      </w:r>
-      <w:r>
-        <w:rPr>
-          <w:rFonts w:ascii="Times New Roman" w:hAnsi="Times New Roman" w:cs="Times New Roman"/>
-          <w:szCs w:val="22"/>
-        </w:rPr>
-        <w:t xml:space="preserve"> yang ekstrem. Penelitian ini bertujuan membandingkan performa berbagai metode penanganan ketidakseimbangan kelas pada dataset </w:t>
+        <w:t>fraud</w:t>
+      </w:r>
+      <w:r>
+        <w:rPr>
+          <w:rFonts w:ascii="Times New Roman" w:hAnsi="Times New Roman" w:cs="Times New Roman"/>
+          <w:szCs w:val="22"/>
+        </w:rPr>
+        <w:t xml:space="preserve"> pada transaksi kartu kredit merupakan permasalahan klasifikasi </w:t>
       </w:r>
       <w:r>
         <w:rPr>
@@ -128,14 +128,190 @@
           <w:iCs/>
           <w:szCs w:val="22"/>
         </w:rPr>
-        <w:t>Credit Card Fraud Detection</w:t>
-      </w:r>
-      <w:r>
-        <w:rPr>
-          <w:rFonts w:ascii="Times New Roman" w:hAnsi="Times New Roman" w:cs="Times New Roman"/>
-          <w:szCs w:val="22"/>
-        </w:rPr>
-        <w:t xml:space="preserve"> (284.807 transaksi, 492 fraud). Metode yang dibandingkan meliputi baseline tanpa penanganan, oversampling (SMOTE, Borderline-SMOTE, SMOTE-ENN), dan undersampling (RandomUnderSampel, NearMiss-1), dengan Random Forest sebagai model klasifikas. Evaluasi menggunakan Precision, Recall, F1-Score, ROC-AUC, dan AUPRC. Hasil menunjukkan bahwa baseline tanpa penanganan memberikan F1 tertinggi (0,8791), sedangkan SMOTE-ENN memberikan AUPRC tertinggi (0,8689) dan Recall tinggi (0,8367). Undersampling sangat cepat namun menghasilkan precision ROC-AUC terbukti menyesatkan pada dataset imbalanced, sementara AUPRC lebih representatif. Disimpulkan bahwa SMOTE-ENN memberikan trade-off terbaik untuk konteks fraud detection.</w:t>
+        <w:t>class imbalance</w:t>
+      </w:r>
+      <w:r>
+        <w:rPr>
+          <w:rFonts w:ascii="Times New Roman" w:hAnsi="Times New Roman" w:cs="Times New Roman"/>
+          <w:szCs w:val="22"/>
+        </w:rPr>
+        <w:t xml:space="preserve"> yang ekstrem. Penelitian ini bertujuan membandingkan performa berbagai metode penanganan ketidakseimbangan kelas pada dataset Credit Card Fraud Detection (284.807 transaksi, 492 </w:t>
+      </w:r>
+      <w:r>
+        <w:rPr>
+          <w:rFonts w:ascii="Times New Roman" w:hAnsi="Times New Roman" w:cs="Times New Roman"/>
+          <w:i/>
+          <w:iCs/>
+          <w:szCs w:val="22"/>
+        </w:rPr>
+        <w:t>fraud</w:t>
+      </w:r>
+      <w:r>
+        <w:rPr>
+          <w:rFonts w:ascii="Times New Roman" w:hAnsi="Times New Roman" w:cs="Times New Roman"/>
+          <w:szCs w:val="22"/>
+        </w:rPr>
+        <w:t xml:space="preserve">). Metode yang dibandingkan meliputi baseline tanpa penanganan, oversampling (SMOTE, </w:t>
+      </w:r>
+      <w:r>
+        <w:rPr>
+          <w:rFonts w:ascii="Times New Roman" w:hAnsi="Times New Roman" w:cs="Times New Roman"/>
+          <w:i/>
+          <w:iCs/>
+          <w:szCs w:val="22"/>
+        </w:rPr>
+        <w:t>Borderline</w:t>
+      </w:r>
+      <w:r>
+        <w:rPr>
+          <w:rFonts w:ascii="Times New Roman" w:hAnsi="Times New Roman" w:cs="Times New Roman"/>
+          <w:szCs w:val="22"/>
+        </w:rPr>
+        <w:t>-SMOTE, SMOTE-ENN), dan undersampling (</w:t>
+      </w:r>
+      <w:r>
+        <w:rPr>
+          <w:rFonts w:ascii="Times New Roman" w:hAnsi="Times New Roman" w:cs="Times New Roman"/>
+          <w:i/>
+          <w:iCs/>
+          <w:szCs w:val="22"/>
+        </w:rPr>
+        <w:t>RandomUnderSampler</w:t>
+      </w:r>
+      <w:r>
+        <w:rPr>
+          <w:rFonts w:ascii="Times New Roman" w:hAnsi="Times New Roman" w:cs="Times New Roman"/>
+          <w:szCs w:val="22"/>
+        </w:rPr>
+        <w:t xml:space="preserve">, </w:t>
+      </w:r>
+      <w:r>
+        <w:rPr>
+          <w:rFonts w:ascii="Times New Roman" w:hAnsi="Times New Roman" w:cs="Times New Roman"/>
+          <w:i/>
+          <w:iCs/>
+          <w:szCs w:val="22"/>
+        </w:rPr>
+        <w:t>NearMiss</w:t>
+      </w:r>
+      <w:r>
+        <w:rPr>
+          <w:rFonts w:ascii="Times New Roman" w:hAnsi="Times New Roman" w:cs="Times New Roman"/>
+          <w:szCs w:val="22"/>
+        </w:rPr>
+        <w:t xml:space="preserve">-1), dengan Random Forest sebagai model klasifikasi. Evaluasi menggunakan </w:t>
+      </w:r>
+      <w:r>
+        <w:rPr>
+          <w:rFonts w:ascii="Times New Roman" w:hAnsi="Times New Roman" w:cs="Times New Roman"/>
+          <w:i/>
+          <w:iCs/>
+          <w:szCs w:val="22"/>
+        </w:rPr>
+        <w:t>Precision</w:t>
+      </w:r>
+      <w:r>
+        <w:rPr>
+          <w:rFonts w:ascii="Times New Roman" w:hAnsi="Times New Roman" w:cs="Times New Roman"/>
+          <w:szCs w:val="22"/>
+        </w:rPr>
+        <w:t xml:space="preserve">, </w:t>
+      </w:r>
+      <w:r>
+        <w:rPr>
+          <w:rFonts w:ascii="Times New Roman" w:hAnsi="Times New Roman" w:cs="Times New Roman"/>
+          <w:i/>
+          <w:iCs/>
+          <w:szCs w:val="22"/>
+        </w:rPr>
+        <w:t>Recall</w:t>
+      </w:r>
+      <w:r>
+        <w:rPr>
+          <w:rFonts w:ascii="Times New Roman" w:hAnsi="Times New Roman" w:cs="Times New Roman"/>
+          <w:szCs w:val="22"/>
+        </w:rPr>
+        <w:t xml:space="preserve">, </w:t>
+      </w:r>
+      <w:r>
+        <w:rPr>
+          <w:rFonts w:ascii="Times New Roman" w:hAnsi="Times New Roman" w:cs="Times New Roman"/>
+          <w:i/>
+          <w:iCs/>
+          <w:szCs w:val="22"/>
+        </w:rPr>
+        <w:t>F1-Score</w:t>
+      </w:r>
+      <w:r>
+        <w:rPr>
+          <w:rFonts w:ascii="Times New Roman" w:hAnsi="Times New Roman" w:cs="Times New Roman"/>
+          <w:szCs w:val="22"/>
+        </w:rPr>
+        <w:t xml:space="preserve">, ROC-AUC, dan AUPRC. Hasil menunjukkan bahwa baseline tanpa penanganan memberikan </w:t>
+      </w:r>
+      <w:r>
+        <w:rPr>
+          <w:rFonts w:ascii="Times New Roman" w:hAnsi="Times New Roman" w:cs="Times New Roman"/>
+          <w:i/>
+          <w:iCs/>
+          <w:szCs w:val="22"/>
+        </w:rPr>
+        <w:t>F1-Score</w:t>
+      </w:r>
+      <w:r>
+        <w:rPr>
+          <w:rFonts w:ascii="Times New Roman" w:hAnsi="Times New Roman" w:cs="Times New Roman"/>
+          <w:szCs w:val="22"/>
+        </w:rPr>
+        <w:t xml:space="preserve"> tertinggi pada data uji (0,8791), sedangkan SMOTE-ENN memberikan AUPRC tertinggi (0,8689) dan Recall yang tinggi (0,8367). </w:t>
+      </w:r>
+      <w:r>
+        <w:rPr>
+          <w:rFonts w:ascii="Times New Roman" w:hAnsi="Times New Roman" w:cs="Times New Roman"/>
+          <w:i/>
+          <w:iCs/>
+          <w:szCs w:val="22"/>
+        </w:rPr>
+        <w:t>Undersampling</w:t>
+      </w:r>
+      <w:r>
+        <w:rPr>
+          <w:rFonts w:ascii="Times New Roman" w:hAnsi="Times New Roman" w:cs="Times New Roman"/>
+          <w:szCs w:val="22"/>
+        </w:rPr>
+        <w:t xml:space="preserve"> sangat cepat namun menghasilkan precision yang sangat rendah dan banyak </w:t>
+      </w:r>
+      <w:r>
+        <w:rPr>
+          <w:rFonts w:ascii="Times New Roman" w:hAnsi="Times New Roman" w:cs="Times New Roman"/>
+          <w:i/>
+          <w:iCs/>
+          <w:szCs w:val="22"/>
+        </w:rPr>
+        <w:t>false positive</w:t>
+      </w:r>
+      <w:r>
+        <w:rPr>
+          <w:rFonts w:ascii="Times New Roman" w:hAnsi="Times New Roman" w:cs="Times New Roman"/>
+          <w:szCs w:val="22"/>
+        </w:rPr>
+        <w:t xml:space="preserve">. ROC-AUC terbukti menyesatkan pada dataset yang imbalanced, sementara AUPRC lebih representatif. Disimpulkan bahwa SMOTE-ENN memberikan trade-off terbaik untuk konteks </w:t>
+      </w:r>
+      <w:r>
+        <w:rPr>
+          <w:rFonts w:ascii="Times New Roman" w:hAnsi="Times New Roman" w:cs="Times New Roman"/>
+          <w:i/>
+          <w:iCs/>
+          <w:szCs w:val="22"/>
+        </w:rPr>
+        <w:t>fraud detection</w:t>
+      </w:r>
+      <w:r>
+        <w:rPr>
+          <w:rFonts w:ascii="Times New Roman" w:hAnsi="Times New Roman" w:cs="Times New Roman"/>
+          <w:szCs w:val="22"/>
+        </w:rPr>
+        <w:t>.</w:t>
       </w:r>
     </w:p>
     <w:p>
@@ -230,10 +406,67 @@
       </w:pPr>
       <w:r>
         <w:rPr>
+          <w:i/>
+          <w:iCs/>
           <w:sz w:val="22"/>
           <w:szCs w:val="22"/>
         </w:rPr>
-        <w:t>Fraud transaksi kartu kredit merupakan permasalahan serius dalam industri keuangan. Deteksi dini fraud dapat mencegah kerugian finansial yang signifikan. Namun, deteksi fraud menghadapi tantangan utama: class imbalance yang ekstrem. Dataset Credit Card Fraud Detection dari Kaggle (MLG-ULB) berisi 284.807 transaksi yang dilakukan oleh pemegang kartu Eropa pada September 2013 selama 2 hari. Dari jumlah tersebut, hanya 492 transaksi (0,172%) yang merupakan fraud. Dataset ini memiliki 28 fitur hasil PCA (V1–V28) yang telah dianonimkan untuk alasan kerahasiaan, ditambah fitur Time (detik sejak transaksi pertama) dan Amount (nominal transaksi).</w:t>
+        <w:t>Fraud</w:t>
+      </w:r>
+      <w:r>
+        <w:rPr>
+          <w:sz w:val="22"/>
+          <w:szCs w:val="22"/>
+        </w:rPr>
+        <w:t xml:space="preserve"> transaksi kartu kredit merupakan permasalahan serius dalam industri keuangan. Deteksi dini </w:t>
+      </w:r>
+      <w:r>
+        <w:rPr>
+          <w:i/>
+          <w:iCs/>
+          <w:sz w:val="22"/>
+          <w:szCs w:val="22"/>
+        </w:rPr>
+        <w:t>fraud</w:t>
+      </w:r>
+      <w:r>
+        <w:rPr>
+          <w:sz w:val="22"/>
+          <w:szCs w:val="22"/>
+        </w:rPr>
+        <w:t xml:space="preserve"> dapat mencegah kerugian finansial yang signifikan. Namun, deteksi fraud menghadapi tantangan utama: </w:t>
+      </w:r>
+      <w:r>
+        <w:rPr>
+          <w:i/>
+          <w:iCs/>
+          <w:sz w:val="22"/>
+          <w:szCs w:val="22"/>
+        </w:rPr>
+        <w:t>class imbalance</w:t>
+      </w:r>
+      <w:r>
+        <w:rPr>
+          <w:sz w:val="22"/>
+          <w:szCs w:val="22"/>
+        </w:rPr>
+        <w:t xml:space="preserve"> yang ekstrem. Dataset Credit Card Fraud Detection dari Kaggle (MLG-ULB) berisi 284.807 transaksi yang dilakukan oleh pemegang kartu Eropa pada September 2013 selama 2 hari. Dari jumlah tersebut, hanya 492 transaksi (0,172%) yang merupakan </w:t>
+      </w:r>
+      <w:r>
+        <w:rPr>
+          <w:i/>
+          <w:iCs/>
+          <w:sz w:val="22"/>
+          <w:szCs w:val="22"/>
+        </w:rPr>
+        <w:t xml:space="preserve">fraud. </w:t>
+      </w:r>
+      <w:r>
+        <w:rPr>
+          <w:sz w:val="22"/>
+          <w:szCs w:val="22"/>
+        </w:rPr>
+        <w:t>Dataset ini memiliki 28 fitur hasil PCA (V1–V28) yang telah dianonimkan untuk alasan kerahasiaan, ditambah fitur Time (detik sejak transaksi pertama) dan Amount (nominal transaksi).</w:t>
       </w:r>
     </w:p>
     <w:p>
@@ -333,7 +566,25 @@
           <w:szCs w:val="22"/>
           <w:lang w:val="it-IT"/>
         </w:rPr>
-        <w:t>Akurasi menjadi metrik yang menyesatkan. Model yang selalu memprediksi "normal" mendapat akurasi 99,83% namun tidak menangkap satu pun fraud.</w:t>
+        <w:t xml:space="preserve">Akurasi menjadi metrik yang menyesatkan. Model yang selalu memprediksi "normal" mendapat akurasi 99,83% namun tidak menangkap satu pun </w:t>
+      </w:r>
+      <w:r>
+        <w:rPr>
+          <w:rFonts w:ascii="Times New Roman" w:hAnsi="Times New Roman" w:cs="Times New Roman"/>
+          <w:i/>
+          <w:iCs/>
+          <w:szCs w:val="22"/>
+          <w:lang w:val="it-IT"/>
+        </w:rPr>
+        <w:t>fraud</w:t>
+      </w:r>
+      <w:r>
+        <w:rPr>
+          <w:rFonts w:ascii="Times New Roman" w:hAnsi="Times New Roman" w:cs="Times New Roman"/>
+          <w:szCs w:val="22"/>
+          <w:lang w:val="it-IT"/>
+        </w:rPr>
+        <w:t>.</w:t>
       </w:r>
     </w:p>
     <w:p>
@@ -581,19 +832,27 @@
         </w:numPr>
         <w:rPr>
           <w:rFonts w:ascii="Times New Roman" w:hAnsi="Times New Roman" w:cs="Times New Roman"/>
+          <w:szCs w:val="22"/>
+          <w:lang w:val="en-US"/>
+        </w:rPr>
+      </w:pPr>
+      <w:r>
+        <w:rPr>
+          <w:rFonts w:ascii="Times New Roman" w:hAnsi="Times New Roman" w:cs="Times New Roman"/>
+          <w:szCs w:val="22"/>
+          <w:lang w:val="en-US"/>
+        </w:rPr>
+        <w:t xml:space="preserve">Menganalisis distribusi kelas dan karakteristik dataset </w:t>
+      </w:r>
+      <w:r>
+        <w:rPr>
+          <w:rFonts w:ascii="Times New Roman" w:hAnsi="Times New Roman" w:cs="Times New Roman"/>
           <w:i/>
           <w:iCs/>
           <w:szCs w:val="22"/>
           <w:lang w:val="en-US"/>
         </w:rPr>
-      </w:pPr>
-      <w:r>
-        <w:rPr>
-          <w:rFonts w:ascii="Times New Roman" w:hAnsi="Times New Roman" w:cs="Times New Roman"/>
-          <w:szCs w:val="22"/>
-          <w:lang w:val="en-US"/>
-        </w:rPr>
-        <w:t xml:space="preserve">Menganalisis distribusi kelas dan karakteristik dataset </w:t>
+        <w:t>f</w:t>
       </w:r>
       <w:r>
         <w:rPr>
@@ -603,7 +862,27 @@
           <w:szCs w:val="22"/>
           <w:lang w:val="en-US"/>
         </w:rPr>
-        <w:t>fraud detection</w:t>
+        <w:t xml:space="preserve">raud </w:t>
+      </w:r>
+      <w:r>
+        <w:rPr>
+          <w:rFonts w:ascii="Times New Roman" w:hAnsi="Times New Roman" w:cs="Times New Roman"/>
+          <w:i/>
+          <w:iCs/>
+          <w:szCs w:val="22"/>
+          <w:lang w:val="en-US"/>
+        </w:rPr>
+        <w:t>d</w:t>
+      </w:r>
+      <w:r>
+        <w:rPr>
+          <w:rFonts w:ascii="Times New Roman" w:hAnsi="Times New Roman" w:cs="Times New Roman"/>
+          <w:i/>
+          <w:iCs/>
+          <w:szCs w:val="22"/>
+          <w:lang w:val="en-US"/>
+        </w:rPr>
+        <w:t>etection</w:t>
       </w:r>
     </w:p>
     <w:p>
@@ -627,7 +906,6 @@
         </w:rPr>
         <w:t xml:space="preserve">Menerapkan </w:t>
       </w:r>
-      <w:proofErr w:type="gramStart"/>
       <w:r>
         <w:rPr>
           <w:rFonts w:ascii="Times New Roman" w:hAnsi="Times New Roman" w:cs="Times New Roman"/>
@@ -636,18 +914,7 @@
           <w:szCs w:val="22"/>
           <w:lang w:val="en-US"/>
         </w:rPr>
-        <w:t>feature</w:t>
-      </w:r>
-      <w:proofErr w:type="gramEnd"/>
-      <w:r>
-        <w:rPr>
-          <w:rFonts w:ascii="Times New Roman" w:hAnsi="Times New Roman" w:cs="Times New Roman"/>
-          <w:i/>
-          <w:iCs/>
-          <w:szCs w:val="22"/>
-          <w:lang w:val="en-US"/>
-        </w:rPr>
-        <w:t xml:space="preserve"> engineering</w:t>
+        <w:t>feature engineering</w:t>
       </w:r>
       <w:r>
         <w:rPr>
@@ -677,7 +944,25 @@
           <w:szCs w:val="22"/>
           <w:lang w:val="en-US"/>
         </w:rPr>
-        <w:t xml:space="preserve">Membandingkan performa model Random Forest tanpa dan dengan penanganan </w:t>
+        <w:t xml:space="preserve">Membandingkan performa model </w:t>
+      </w:r>
+      <w:r>
+        <w:rPr>
+          <w:rFonts w:ascii="Times New Roman" w:hAnsi="Times New Roman" w:cs="Times New Roman"/>
+          <w:i/>
+          <w:iCs/>
+          <w:szCs w:val="22"/>
+          <w:lang w:val="en-US"/>
+        </w:rPr>
+        <w:t>Random Forest</w:t>
+      </w:r>
+      <w:r>
+        <w:rPr>
+          <w:rFonts w:ascii="Times New Roman" w:hAnsi="Times New Roman" w:cs="Times New Roman"/>
+          <w:szCs w:val="22"/>
+          <w:lang w:val="en-US"/>
+        </w:rPr>
+        <w:t xml:space="preserve"> tanpa dan dengan penanganan </w:t>
       </w:r>
       <w:r>
         <w:rPr>
@@ -714,12 +999,22 @@
       <w:r>
         <w:rPr>
           <w:rFonts w:ascii="Times New Roman" w:hAnsi="Times New Roman" w:cs="Times New Roman"/>
+          <w:i/>
+          <w:iCs/>
+          <w:szCs w:val="22"/>
+          <w:lang w:val="en-US"/>
+        </w:rPr>
+        <w:t>oversampling</w:t>
+      </w:r>
+      <w:r>
+        <w:rPr>
+          <w:rFonts w:ascii="Times New Roman" w:hAnsi="Times New Roman" w:cs="Times New Roman"/>
           <w:b/>
           <w:bCs/>
           <w:szCs w:val="22"/>
           <w:lang w:val="en-US"/>
         </w:rPr>
-        <w:t xml:space="preserve">oversampling </w:t>
+        <w:t xml:space="preserve"> </w:t>
       </w:r>
       <w:r>
         <w:rPr>
@@ -728,6 +1023,16 @@
           <w:lang w:val="en-US"/>
         </w:rPr>
         <w:t xml:space="preserve">(SMOTE, Borderline-SMOTE, SMOTE-ENN) dan </w:t>
+      </w:r>
+      <w:r>
+        <w:rPr>
+          <w:rFonts w:ascii="Times New Roman" w:hAnsi="Times New Roman" w:cs="Times New Roman"/>
+          <w:i/>
+          <w:iCs/>
+          <w:szCs w:val="22"/>
+          <w:lang w:val="en-US"/>
+        </w:rPr>
+        <w:t>undersampling</w:t>
       </w:r>
       <w:r>
         <w:rPr>
@@ -737,7 +1042,7 @@
           <w:szCs w:val="22"/>
           <w:lang w:val="en-US"/>
         </w:rPr>
-        <w:t xml:space="preserve">undersampling </w:t>
+        <w:t xml:space="preserve"> </w:t>
       </w:r>
       <w:r>
         <w:rPr>
@@ -807,7 +1112,7 @@
           <w:szCs w:val="22"/>
           <w:lang w:val="it-IT"/>
         </w:rPr>
-        <w:t>Pada dataset imbalanced, akurasi didominasi kelas mayoritas. Contohnya adalah model yang selalu memprediksi "normal" mendapat akurasi 99,83% terlihat bagus, tapi tidak berguna karena tidak ada fraud yang tertangkap. Metrik yang lebih tepat meliputi:</w:t>
+        <w:t>Pada dataset yang imbalanced, akurasi didominasi oleh kelas mayoritas. Contohnya adalah model yang selalu memprediksi "normal" mendapat akurasi 99,83%, terlihat bagus tapi tidak berguna karena tidak ada fraud yang tertangkap. Metrik yang lebih tepat meliputi:</w:t>
       </w:r>
     </w:p>
     <w:p>
@@ -815,7 +1120,7 @@
         <w:pStyle w:val="ListParagraph"/>
         <w:numPr>
           <w:ilvl w:val="0"/>
-          <w:numId w:val="8"/>
+          <w:numId w:val="10"/>
         </w:numPr>
         <w:rPr>
           <w:rFonts w:ascii="Times New Roman" w:hAnsi="Times New Roman" w:cs="Times New Roman"/>
@@ -829,23 +1134,7 @@
           <w:szCs w:val="22"/>
           <w:lang w:val="it-IT"/>
         </w:rPr>
-        <w:t xml:space="preserve">Recall yaitu </w:t>
-      </w:r>
-      <w:r>
-        <w:rPr>
-          <w:rFonts w:ascii="Times New Roman" w:hAnsi="Times New Roman" w:cs="Times New Roman"/>
-          <w:szCs w:val="22"/>
-          <w:lang w:val="it-IT"/>
-        </w:rPr>
-        <w:t xml:space="preserve">nilai yang </w:t>
-      </w:r>
-      <w:r>
-        <w:rPr>
-          <w:rFonts w:ascii="Times New Roman" w:hAnsi="Times New Roman" w:cs="Times New Roman"/>
-          <w:szCs w:val="22"/>
-          <w:lang w:val="it-IT"/>
-        </w:rPr>
-        <w:t>mengukur proporsi seluruh fraud yang sebenarnya positif berhasil diprediksi</w:t>
+        <w:t>Recall: Mengukur proporsi seluruh transaksi fraud aktual yang berhasil diprediksi benar.</w:t>
       </w:r>
     </w:p>
     <w:p>
@@ -853,7 +1142,7 @@
         <w:pStyle w:val="ListParagraph"/>
         <w:numPr>
           <w:ilvl w:val="0"/>
-          <w:numId w:val="8"/>
+          <w:numId w:val="10"/>
         </w:numPr>
         <w:rPr>
           <w:rFonts w:ascii="Times New Roman" w:hAnsi="Times New Roman" w:cs="Times New Roman"/>
@@ -867,23 +1156,7 @@
           <w:szCs w:val="22"/>
           <w:lang w:val="it-IT"/>
         </w:rPr>
-        <w:t xml:space="preserve">Precision yaitu </w:t>
-      </w:r>
-      <w:r>
-        <w:rPr>
-          <w:rFonts w:ascii="Times New Roman" w:hAnsi="Times New Roman" w:cs="Times New Roman"/>
-          <w:szCs w:val="22"/>
-          <w:lang w:val="it-IT"/>
-        </w:rPr>
-        <w:t xml:space="preserve">nilai yang </w:t>
-      </w:r>
-      <w:r>
-        <w:rPr>
-          <w:rFonts w:ascii="Times New Roman" w:hAnsi="Times New Roman" w:cs="Times New Roman"/>
-          <w:szCs w:val="22"/>
-          <w:lang w:val="it-IT"/>
-        </w:rPr>
-        <w:t>mengukur proporsi prediksi fraud yang benar positif dari seluruh prediksi positif</w:t>
+        <w:t>Precision: Mengukur proporsi prediksi fraud yang benar-benar positif dari seluruh transaksi yang diprediksi sebagai fraud.</w:t>
       </w:r>
     </w:p>
     <w:p>
@@ -891,7 +1164,7 @@
         <w:pStyle w:val="ListParagraph"/>
         <w:numPr>
           <w:ilvl w:val="0"/>
-          <w:numId w:val="8"/>
+          <w:numId w:val="10"/>
         </w:numPr>
         <w:rPr>
           <w:rFonts w:ascii="Times New Roman" w:hAnsi="Times New Roman" w:cs="Times New Roman"/>
@@ -905,23 +1178,7 @@
           <w:szCs w:val="22"/>
           <w:lang w:val="it-IT"/>
         </w:rPr>
-        <w:t xml:space="preserve">F1-Score yaitu </w:t>
-      </w:r>
-      <w:r>
-        <w:rPr>
-          <w:rFonts w:ascii="Times New Roman" w:hAnsi="Times New Roman" w:cs="Times New Roman"/>
-          <w:szCs w:val="22"/>
-          <w:lang w:val="it-IT"/>
-        </w:rPr>
-        <w:t xml:space="preserve">nilai yang </w:t>
-      </w:r>
-      <w:r>
-        <w:rPr>
-          <w:rFonts w:ascii="Times New Roman" w:hAnsi="Times New Roman" w:cs="Times New Roman"/>
-          <w:szCs w:val="22"/>
-          <w:lang w:val="it-IT"/>
-        </w:rPr>
-        <w:t>mengukur keseimbangan precision dan recall melalui rata-rata harmonik terutama untuk data tidak seimbang</w:t>
+        <w:t>F1-Score: Keseimbangan antara precision dan recall melalui rata-rata harmonik, terutama krusial untuk data tidak seimbang.</w:t>
       </w:r>
     </w:p>
     <w:p>
@@ -929,7 +1186,7 @@
         <w:pStyle w:val="ListParagraph"/>
         <w:numPr>
           <w:ilvl w:val="0"/>
-          <w:numId w:val="8"/>
+          <w:numId w:val="10"/>
         </w:numPr>
         <w:rPr>
           <w:rFonts w:ascii="Times New Roman" w:hAnsi="Times New Roman" w:cs="Times New Roman"/>
@@ -943,54 +1200,8 @@
           <w:szCs w:val="22"/>
           <w:lang w:val="en-US"/>
         </w:rPr>
-        <w:t>AUPRC (</w:t>
-      </w:r>
-      <w:r>
-        <w:rPr>
-          <w:rFonts w:ascii="Times New Roman" w:hAnsi="Times New Roman" w:cs="Times New Roman"/>
-          <w:i/>
-          <w:iCs/>
-          <w:szCs w:val="22"/>
-          <w:lang w:val="en-US"/>
-        </w:rPr>
-        <w:t>Area Under the Precision-Recall Score</w:t>
-      </w:r>
-      <w:r>
-        <w:rPr>
-          <w:rFonts w:ascii="Times New Roman" w:hAnsi="Times New Roman" w:cs="Times New Roman"/>
-          <w:szCs w:val="22"/>
-          <w:lang w:val="en-US"/>
-        </w:rPr>
-        <w:t>) yaitu nilai yang mengukur performa model pada berbagai ambang batas</w:t>
-      </w:r>
-      <w:r>
-        <w:rPr>
-          <w:rFonts w:ascii="Times New Roman" w:hAnsi="Times New Roman" w:cs="Times New Roman"/>
-          <w:szCs w:val="22"/>
-          <w:lang w:val="en-US"/>
-        </w:rPr>
-        <w:t xml:space="preserve"> keputusan dengan menghitung luas area di bawah kurva </w:t>
-      </w:r>
-      <w:r>
-        <w:rPr>
-          <w:rFonts w:ascii="Times New Roman" w:hAnsi="Times New Roman" w:cs="Times New Roman"/>
-          <w:i/>
-          <w:iCs/>
-          <w:szCs w:val="22"/>
-          <w:lang w:val="en-US"/>
-        </w:rPr>
-        <w:t>precision-recall</w:t>
-      </w:r>
-    </w:p>
-    <w:p>
-      <w:pPr>
-        <w:ind w:left="0" w:firstLine="0"/>
-        <w:rPr>
-          <w:rFonts w:ascii="Times New Roman" w:hAnsi="Times New Roman" w:cs="Times New Roman"/>
-          <w:szCs w:val="22"/>
-          <w:lang w:val="en-US"/>
-        </w:rPr>
-      </w:pPr>
+        <w:t>AUPRC (Area Under the Precision-Recall Curve): Mengukur performa model pada berbagai ambang batas keputusan dengan menghitung luas area di bawah kurva precision-recall, sangat sensitif dan representatif untuk kelas minoritas.</w:t>
+      </w:r>
     </w:p>
     <w:p>
       <w:pPr>
@@ -1264,7 +1475,6 @@
                 <w:rFonts w:ascii="Times New Roman" w:hAnsi="Times New Roman" w:cs="Times New Roman"/>
                 <w:szCs w:val="22"/>
               </w:rPr>
-              <w:lastRenderedPageBreak/>
               <w:t>Fitur</w:t>
             </w:r>
           </w:p>
@@ -1372,6 +1582,7 @@
           <w:bCs/>
           <w:szCs w:val="22"/>
         </w:rPr>
+        <w:lastRenderedPageBreak/>
         <w:t>2.2 Alur Praktikum</w:t>
       </w:r>
     </w:p>
@@ -1383,14 +1594,122 @@
         <w:rPr>
           <w:rFonts w:ascii="Times New Roman" w:hAnsi="Times New Roman" w:cs="Times New Roman"/>
           <w:szCs w:val="22"/>
-          <w:lang w:val="it-IT"/>
-        </w:rPr>
-      </w:pPr>
-      <w:r>
-        <w:rPr>
-          <w:rFonts w:ascii="Times New Roman" w:hAnsi="Times New Roman" w:cs="Times New Roman"/>
-          <w:szCs w:val="22"/>
-          <w:lang w:val="it-IT"/>
+        </w:rPr>
+      </w:pPr>
+      <w:r>
+        <w:rPr>
+          <w:rFonts w:ascii="Times New Roman" w:hAnsi="Times New Roman" w:cs="Times New Roman"/>
+          <w:szCs w:val="22"/>
+        </w:rPr>
+        <w:t>Alur praktikum dimulai dari pemuatan data (</w:t>
+      </w:r>
+      <w:r>
+        <w:rPr>
+          <w:rFonts w:ascii="Times New Roman" w:hAnsi="Times New Roman" w:cs="Times New Roman"/>
+          <w:i/>
+          <w:iCs/>
+          <w:szCs w:val="22"/>
+        </w:rPr>
+        <w:t>load</w:t>
+      </w:r>
+      <w:r>
+        <w:rPr>
+          <w:rFonts w:ascii="Times New Roman" w:hAnsi="Times New Roman" w:cs="Times New Roman"/>
+          <w:szCs w:val="22"/>
+        </w:rPr>
+        <w:t xml:space="preserve"> data), eksplorasi data (EDA), </w:t>
+      </w:r>
+      <w:r>
+        <w:rPr>
+          <w:rFonts w:ascii="Times New Roman" w:hAnsi="Times New Roman" w:cs="Times New Roman"/>
+          <w:i/>
+          <w:iCs/>
+          <w:szCs w:val="22"/>
+        </w:rPr>
+        <w:t>feature engineering</w:t>
+      </w:r>
+      <w:r>
+        <w:rPr>
+          <w:rFonts w:ascii="Times New Roman" w:hAnsi="Times New Roman" w:cs="Times New Roman"/>
+          <w:szCs w:val="22"/>
+        </w:rPr>
+        <w:t>, pembagian data (</w:t>
+      </w:r>
+      <w:r>
+        <w:rPr>
+          <w:rFonts w:ascii="Times New Roman" w:hAnsi="Times New Roman" w:cs="Times New Roman"/>
+          <w:i/>
+          <w:iCs/>
+          <w:szCs w:val="22"/>
+        </w:rPr>
+        <w:t>train-test split</w:t>
+      </w:r>
+      <w:r>
+        <w:rPr>
+          <w:rFonts w:ascii="Times New Roman" w:hAnsi="Times New Roman" w:cs="Times New Roman"/>
+          <w:szCs w:val="22"/>
+        </w:rPr>
+        <w:t xml:space="preserve"> dengan stratifikasi), </w:t>
+      </w:r>
+      <w:r>
+        <w:rPr>
+          <w:rFonts w:ascii="Times New Roman" w:hAnsi="Times New Roman" w:cs="Times New Roman"/>
+          <w:i/>
+          <w:iCs/>
+          <w:szCs w:val="22"/>
+        </w:rPr>
+        <w:t xml:space="preserve">scaling </w:t>
+      </w:r>
+      <w:r>
+        <w:rPr>
+          <w:rFonts w:ascii="Times New Roman" w:hAnsi="Times New Roman" w:cs="Times New Roman"/>
+          <w:szCs w:val="22"/>
+        </w:rPr>
+        <w:t xml:space="preserve">data, penerapan teknik </w:t>
+      </w:r>
+      <w:r>
+        <w:rPr>
+          <w:rFonts w:ascii="Times New Roman" w:hAnsi="Times New Roman" w:cs="Times New Roman"/>
+          <w:i/>
+          <w:iCs/>
+          <w:szCs w:val="22"/>
+        </w:rPr>
+        <w:t>resampling</w:t>
+      </w:r>
+      <w:r>
+        <w:rPr>
+          <w:rFonts w:ascii="Times New Roman" w:hAnsi="Times New Roman" w:cs="Times New Roman"/>
+          <w:szCs w:val="22"/>
+        </w:rPr>
+        <w:t xml:space="preserve"> (hanya pada data train), pelatihan model </w:t>
+      </w:r>
+      <w:r>
+        <w:rPr>
+          <w:rFonts w:ascii="Times New Roman" w:hAnsi="Times New Roman" w:cs="Times New Roman"/>
+          <w:i/>
+          <w:iCs/>
+          <w:szCs w:val="22"/>
+        </w:rPr>
+        <w:t>Random Forest</w:t>
+      </w:r>
+      <w:r>
+        <w:rPr>
+          <w:rFonts w:ascii="Times New Roman" w:hAnsi="Times New Roman" w:cs="Times New Roman"/>
+          <w:szCs w:val="22"/>
+        </w:rPr>
+        <w:t>, hingga evaluasi dan perbandingan performa metode.</w:t>
+      </w:r>
+      <w:r>
+        <w:rPr>
+          <w:rFonts w:ascii="Times New Roman" w:hAnsi="Times New Roman" w:cs="Times New Roman"/>
+          <w:szCs w:val="22"/>
+        </w:rPr>
+        <w:t xml:space="preserve"> </w:t>
+      </w:r>
+      <w:r>
+        <w:rPr>
+          <w:rFonts w:ascii="Times New Roman" w:hAnsi="Times New Roman" w:cs="Times New Roman"/>
+          <w:szCs w:val="22"/>
         </w:rPr>
         <w:t xml:space="preserve">Alur praktikum digambarkan pada </w:t>
       </w:r>
@@ -1400,7 +1719,6 @@
           <w:b/>
           <w:bCs/>
           <w:szCs w:val="22"/>
-          <w:lang w:val="it-IT"/>
         </w:rPr>
         <w:t>Gambar 2.1</w:t>
       </w:r>
@@ -1408,7 +1726,6 @@
         <w:rPr>
           <w:rFonts w:ascii="Times New Roman" w:hAnsi="Times New Roman" w:cs="Times New Roman"/>
           <w:szCs w:val="22"/>
-          <w:lang w:val="it-IT"/>
         </w:rPr>
         <w:t>:</w:t>
       </w:r>
@@ -1422,7 +1739,6 @@
           <w:rFonts w:ascii="Times New Roman" w:hAnsi="Times New Roman" w:cs="Times New Roman"/>
           <w:noProof/>
           <w:szCs w:val="22"/>
-          <w:lang w:val="it-IT"/>
         </w:rPr>
       </w:pPr>
     </w:p>
@@ -1575,25 +1891,79 @@
           <w:szCs w:val="22"/>
           <w:lang w:val="en-US"/>
         </w:rPr>
-        <w:t>Berdasarkan distribusi kelas pada Gambar 1.1 melalui countplot dan pie chart, terlihat bahwa dataset mengalami ketidakseimbangan kelas (extreme class imbalance) yang sangat tinggi. Statistik variabel Time dan Amount pada Gambar 2.2 menunjukkan bahwa rentang waktu transaksi berada pada 0 hingga 172.792 detik atau sekitar dua hari, sedangkan variabel Amount memiliki distribusi menceng ke kanan (</w:t>
-      </w:r>
-      <w:proofErr w:type="gramStart"/>
-      <w:r>
-        <w:rPr>
-          <w:rFonts w:ascii="Times New Roman" w:hAnsi="Times New Roman" w:cs="Times New Roman"/>
-          <w:szCs w:val="22"/>
-          <w:lang w:val="en-US"/>
-        </w:rPr>
-        <w:t>right-skewed</w:t>
-      </w:r>
-      <w:proofErr w:type="gramEnd"/>
-      <w:r>
-        <w:rPr>
-          <w:rFonts w:ascii="Times New Roman" w:hAnsi="Times New Roman" w:cs="Times New Roman"/>
-          <w:szCs w:val="22"/>
-          <w:lang w:val="en-US"/>
-        </w:rPr>
-        <w:t xml:space="preserve">) dengan rentang nilai 0 hingga 25.691 dan banyak ditemukan pencilan (outlier). </w:t>
+        <w:t xml:space="preserve">Berdasarkan distribusi kelas, dataset mengalami ketidakseimbangan ekstrem (99,83% normal vs 0,17% fraud). Variabel </w:t>
+      </w:r>
+      <w:r>
+        <w:rPr>
+          <w:rFonts w:ascii="Times New Roman" w:hAnsi="Times New Roman" w:cs="Times New Roman"/>
+          <w:i/>
+          <w:iCs/>
+          <w:szCs w:val="22"/>
+          <w:lang w:val="en-US"/>
+        </w:rPr>
+        <w:t>Time</w:t>
+      </w:r>
+      <w:r>
+        <w:rPr>
+          <w:rFonts w:ascii="Times New Roman" w:hAnsi="Times New Roman" w:cs="Times New Roman"/>
+          <w:szCs w:val="22"/>
+          <w:lang w:val="en-US"/>
+        </w:rPr>
+        <w:t xml:space="preserve"> merentang dari 0 hingga 172.792 detik (~2 hari), sedangkan </w:t>
+      </w:r>
+      <w:r>
+        <w:rPr>
+          <w:rFonts w:ascii="Times New Roman" w:hAnsi="Times New Roman" w:cs="Times New Roman"/>
+          <w:i/>
+          <w:iCs/>
+          <w:szCs w:val="22"/>
+          <w:lang w:val="en-US"/>
+        </w:rPr>
+        <w:t>Amount</w:t>
+      </w:r>
+      <w:r>
+        <w:rPr>
+          <w:rFonts w:ascii="Times New Roman" w:hAnsi="Times New Roman" w:cs="Times New Roman"/>
+          <w:szCs w:val="22"/>
+          <w:lang w:val="en-US"/>
+        </w:rPr>
+        <w:t xml:space="preserve"> memiliki distribusi yang menceng ke kanan </w:t>
+      </w:r>
+      <w:r>
+        <w:rPr>
+          <w:rFonts w:ascii="Times New Roman" w:hAnsi="Times New Roman" w:cs="Times New Roman"/>
+          <w:i/>
+          <w:iCs/>
+          <w:szCs w:val="22"/>
+          <w:lang w:val="en-US"/>
+        </w:rPr>
+        <w:t>(right-skewed</w:t>
+      </w:r>
+      <w:r>
+        <w:rPr>
+          <w:rFonts w:ascii="Times New Roman" w:hAnsi="Times New Roman" w:cs="Times New Roman"/>
+          <w:szCs w:val="22"/>
+          <w:lang w:val="en-US"/>
+        </w:rPr>
+        <w:t xml:space="preserve">) dengan nilai maksimum mencapai 25.691 dan banyak terdapat </w:t>
+      </w:r>
+      <w:r>
+        <w:rPr>
+          <w:rFonts w:ascii="Times New Roman" w:hAnsi="Times New Roman" w:cs="Times New Roman"/>
+          <w:i/>
+          <w:iCs/>
+          <w:szCs w:val="22"/>
+          <w:lang w:val="en-US"/>
+        </w:rPr>
+        <w:t>outlier</w:t>
+      </w:r>
+      <w:r>
+        <w:rPr>
+          <w:rFonts w:ascii="Times New Roman" w:hAnsi="Times New Roman" w:cs="Times New Roman"/>
+          <w:szCs w:val="22"/>
+          <w:lang w:val="en-US"/>
+        </w:rPr>
+        <w:t>.</w:t>
       </w:r>
     </w:p>
     <w:p>
@@ -1749,27 +2119,72 @@
         <w:ind w:left="0" w:firstLine="0"/>
         <w:rPr>
           <w:rFonts w:ascii="Times New Roman" w:hAnsi="Times New Roman" w:cs="Times New Roman"/>
-          <w:szCs w:val="22"/>
-        </w:rPr>
-      </w:pPr>
-      <w:r>
-        <w:rPr>
-          <w:rFonts w:ascii="Times New Roman" w:hAnsi="Times New Roman" w:cs="Times New Roman"/>
-          <w:szCs w:val="22"/>
-          <w:lang w:val="en-US"/>
-        </w:rPr>
-        <w:t>Analisis berdasarkan jam pada Gambar 2.3 menunjukkan bahwa tingkat fraud tertinggi terjadi pada pukul 02.00 dengan persentase 1,71%, sedangkan tingkat fraud terendah terjadi pada pukul 10.00 dengan persentase 0,048%.</w:t>
-      </w:r>
-    </w:p>
-    <w:p>
-      <w:pPr>
-        <w:ind w:left="0" w:firstLine="0"/>
-        <w:rPr>
-          <w:rFonts w:ascii="Times New Roman" w:hAnsi="Times New Roman" w:cs="Times New Roman"/>
           <w:noProof/>
           <w:szCs w:val="22"/>
         </w:rPr>
       </w:pPr>
+      <w:r>
+        <w:rPr>
+          <w:rFonts w:ascii="Times New Roman" w:hAnsi="Times New Roman" w:cs="Times New Roman"/>
+          <w:noProof/>
+          <w:szCs w:val="22"/>
+        </w:rPr>
+        <w:t xml:space="preserve">Analisis berbasis waktu menunjukkan bahwa tingkat </w:t>
+      </w:r>
+      <w:r>
+        <w:rPr>
+          <w:rFonts w:ascii="Times New Roman" w:hAnsi="Times New Roman" w:cs="Times New Roman"/>
+          <w:i/>
+          <w:iCs/>
+          <w:noProof/>
+          <w:szCs w:val="22"/>
+        </w:rPr>
+        <w:t>fraud</w:t>
+      </w:r>
+      <w:r>
+        <w:rPr>
+          <w:rFonts w:ascii="Times New Roman" w:hAnsi="Times New Roman" w:cs="Times New Roman"/>
+          <w:noProof/>
+          <w:szCs w:val="22"/>
+        </w:rPr>
+        <w:t xml:space="preserve"> tertinggi terjadi pada jam-jam dini hari (pukul 02.00 dan 04.00), di mana </w:t>
+      </w:r>
+      <w:r>
+        <w:rPr>
+          <w:rFonts w:ascii="Times New Roman" w:hAnsi="Times New Roman" w:cs="Times New Roman"/>
+          <w:i/>
+          <w:iCs/>
+          <w:noProof/>
+          <w:szCs w:val="22"/>
+        </w:rPr>
+        <w:t>fraud rate</w:t>
+      </w:r>
+      <w:r>
+        <w:rPr>
+          <w:rFonts w:ascii="Times New Roman" w:hAnsi="Times New Roman" w:cs="Times New Roman"/>
+          <w:noProof/>
+          <w:szCs w:val="22"/>
+        </w:rPr>
+        <w:t xml:space="preserve"> melonjak secara signifikan dibandingkan jam-jam lainnya. Analisis </w:t>
+      </w:r>
+      <w:r>
+        <w:rPr>
+          <w:rFonts w:ascii="Times New Roman" w:hAnsi="Times New Roman" w:cs="Times New Roman"/>
+          <w:i/>
+          <w:iCs/>
+          <w:noProof/>
+          <w:szCs w:val="22"/>
+        </w:rPr>
+        <w:t>Mutual Information</w:t>
+      </w:r>
+      <w:r>
+        <w:rPr>
+          <w:rFonts w:ascii="Times New Roman" w:hAnsi="Times New Roman" w:cs="Times New Roman"/>
+          <w:noProof/>
+          <w:szCs w:val="22"/>
+        </w:rPr>
+        <w:t xml:space="preserve"> menempatkan fitur-fitur PCA utama (seperti V17, V14, V12, V10, V11) serta fitur waktu turunan di jajaran variabel yang paling informatif.</w:t>
+      </w:r>
     </w:p>
     <w:p>
       <w:pPr>
@@ -1788,7 +2203,7 @@
         </w:rPr>
         <w:lastRenderedPageBreak/>
         <w:drawing>
-          <wp:inline distT="0" distB="0" distL="0" distR="0" wp14:anchorId="7F884568" wp14:editId="38DF3134">
+          <wp:inline distT="0" distB="0" distL="0" distR="0" wp14:anchorId="7F884568" wp14:editId="0F07715A">
             <wp:extent cx="5734685" cy="3825933"/>
             <wp:effectExtent l="0" t="0" r="0" b="3175"/>
             <wp:docPr id="1433156094" name="Picture 27"/>
@@ -1904,7 +2319,7 @@
           <w:szCs w:val="22"/>
         </w:rPr>
         <w:drawing>
-          <wp:inline distT="0" distB="0" distL="0" distR="0" wp14:anchorId="0EAA3233" wp14:editId="639DD41C">
+          <wp:inline distT="0" distB="0" distL="0" distR="0" wp14:anchorId="0EAA3233" wp14:editId="4FCD38C3">
             <wp:extent cx="3550920" cy="2118127"/>
             <wp:effectExtent l="0" t="0" r="0" b="0"/>
             <wp:docPr id="1202556970" name="Picture 28"/>
@@ -2017,17 +2432,149 @@
         <w:rPr>
           <w:rFonts w:ascii="Times New Roman" w:hAnsi="Times New Roman" w:cs="Times New Roman"/>
           <w:szCs w:val="22"/>
-          <w:lang w:val="en-US"/>
-        </w:rPr>
-      </w:pPr>
-      <w:r>
-        <w:rPr>
-          <w:rFonts w:ascii="Times New Roman" w:hAnsi="Times New Roman" w:cs="Times New Roman"/>
-          <w:szCs w:val="22"/>
-          <w:lang w:val="en-US"/>
-        </w:rPr>
-        <w:t xml:space="preserve">Pada tahap feature engineering, fitur Time yang merepresentasikan waktu transaksi dalam detik dikonversi menjadi fitur yang lebih mudah diinterpretasikan, yaitu Hour, Hour_sin, Hour_cos, dan IsNight. Fitur Hour diperoleh dengan mengonversi waktu transaksi menjadi jam dalam rentang 0–23, sedangkan Hour_sin dan Hour_cos digunakan untuk merepresentasikan pola waktu secara siklikal sehingga hubungan antara jam yang berdekatan, termasuk pukul 23.00 dan 00.00, dapat dipertahankan. </w:t>
-      </w:r>
+          <w:lang w:val="it-IT"/>
+        </w:rPr>
+      </w:pPr>
+      <w:r>
+        <w:rPr>
+          <w:rFonts w:ascii="Times New Roman" w:hAnsi="Times New Roman" w:cs="Times New Roman"/>
+          <w:szCs w:val="22"/>
+          <w:lang w:val="it-IT"/>
+        </w:rPr>
+        <w:t>Fitur Time dikonversi menjadi beberapa representasi baru agar lebih informatif</w:t>
+      </w:r>
+      <w:r>
+        <w:rPr>
+          <w:rFonts w:ascii="Times New Roman" w:hAnsi="Times New Roman" w:cs="Times New Roman"/>
+          <w:szCs w:val="22"/>
+          <w:lang w:val="it-IT"/>
+        </w:rPr>
+        <w:t xml:space="preserve">: </w:t>
+      </w:r>
+    </w:p>
+    <w:p>
+      <w:pPr>
+        <w:pStyle w:val="ListParagraph"/>
+        <w:numPr>
+          <w:ilvl w:val="0"/>
+          <w:numId w:val="11"/>
+        </w:numPr>
+        <w:rPr>
+          <w:rFonts w:ascii="Times New Roman" w:hAnsi="Times New Roman" w:cs="Times New Roman"/>
+          <w:szCs w:val="22"/>
+          <w:lang w:val="en-US"/>
+        </w:rPr>
+      </w:pPr>
+      <w:r>
+        <w:rPr>
+          <w:rFonts w:ascii="Times New Roman" w:hAnsi="Times New Roman" w:cs="Times New Roman"/>
+          <w:i/>
+          <w:iCs/>
+          <w:szCs w:val="22"/>
+          <w:lang w:val="en-US"/>
+        </w:rPr>
+        <w:t>Hour</w:t>
+      </w:r>
+      <w:r>
+        <w:rPr>
+          <w:rFonts w:ascii="Times New Roman" w:hAnsi="Times New Roman" w:cs="Times New Roman"/>
+          <w:szCs w:val="22"/>
+          <w:lang w:val="en-US"/>
+        </w:rPr>
+        <w:t>: Jam transaksi dalam rentang 0–23.</w:t>
+      </w:r>
+    </w:p>
+    <w:p>
+      <w:pPr>
+        <w:pStyle w:val="ListParagraph"/>
+        <w:numPr>
+          <w:ilvl w:val="0"/>
+          <w:numId w:val="11"/>
+        </w:numPr>
+        <w:rPr>
+          <w:rFonts w:ascii="Times New Roman" w:hAnsi="Times New Roman" w:cs="Times New Roman"/>
+          <w:szCs w:val="22"/>
+          <w:lang w:val="en-US"/>
+        </w:rPr>
+      </w:pPr>
+      <w:r>
+        <w:rPr>
+          <w:rFonts w:ascii="Times New Roman" w:hAnsi="Times New Roman" w:cs="Times New Roman"/>
+          <w:i/>
+          <w:iCs/>
+          <w:szCs w:val="22"/>
+          <w:lang w:val="en-US"/>
+        </w:rPr>
+        <w:t>Hour_sin</w:t>
+      </w:r>
+      <w:r>
+        <w:rPr>
+          <w:rFonts w:ascii="Times New Roman" w:hAnsi="Times New Roman" w:cs="Times New Roman"/>
+          <w:szCs w:val="22"/>
+          <w:lang w:val="en-US"/>
+        </w:rPr>
+        <w:t xml:space="preserve"> &amp; </w:t>
+      </w:r>
+      <w:r>
+        <w:rPr>
+          <w:rFonts w:ascii="Times New Roman" w:hAnsi="Times New Roman" w:cs="Times New Roman"/>
+          <w:i/>
+          <w:iCs/>
+          <w:szCs w:val="22"/>
+          <w:lang w:val="en-US"/>
+        </w:rPr>
+        <w:t>Hour_cos</w:t>
+      </w:r>
+      <w:r>
+        <w:rPr>
+          <w:rFonts w:ascii="Times New Roman" w:hAnsi="Times New Roman" w:cs="Times New Roman"/>
+          <w:szCs w:val="22"/>
+          <w:lang w:val="en-US"/>
+        </w:rPr>
+        <w:t>: Transformasi siklikal dari jam agar kedekatan waktu antara pukul 23.00 dan 00.00 tetap terjaga secara matematis.</w:t>
+      </w:r>
+    </w:p>
+    <w:p>
+      <w:pPr>
+        <w:pStyle w:val="ListParagraph"/>
+        <w:numPr>
+          <w:ilvl w:val="0"/>
+          <w:numId w:val="11"/>
+        </w:numPr>
+        <w:rPr>
+          <w:rFonts w:ascii="Times New Roman" w:hAnsi="Times New Roman" w:cs="Times New Roman"/>
+          <w:szCs w:val="22"/>
+          <w:lang w:val="en-US"/>
+        </w:rPr>
+      </w:pPr>
+      <w:r>
+        <w:rPr>
+          <w:rFonts w:ascii="Times New Roman" w:hAnsi="Times New Roman" w:cs="Times New Roman"/>
+          <w:i/>
+          <w:iCs/>
+          <w:szCs w:val="22"/>
+          <w:lang w:val="en-US"/>
+        </w:rPr>
+        <w:t>IsNigh</w:t>
+      </w:r>
+      <w:r>
+        <w:rPr>
+          <w:rFonts w:ascii="Times New Roman" w:hAnsi="Times New Roman" w:cs="Times New Roman"/>
+          <w:szCs w:val="22"/>
+          <w:lang w:val="en-US"/>
+        </w:rPr>
+        <w:t>t: Fitur biner (1 untuk transaksi pada pukul 01.00–05.00, 0 untuk waktu lainnya).</w:t>
+      </w:r>
+    </w:p>
+    <w:p>
+      <w:pPr>
+        <w:ind w:left="0" w:firstLine="0"/>
+        <w:rPr>
+          <w:rFonts w:ascii="Times New Roman" w:hAnsi="Times New Roman" w:cs="Times New Roman"/>
+          <w:szCs w:val="22"/>
+          <w:lang w:val="en-US"/>
+        </w:rPr>
+      </w:pPr>
       <w:r>
         <w:rPr>
           <w:rFonts w:ascii="Times New Roman" w:hAnsi="Times New Roman" w:cs="Times New Roman"/>
@@ -2035,7 +2582,43 @@
           <w:lang w:val="en-US"/>
         </w:rPr>
         <w:lastRenderedPageBreak/>
-        <w:t>Sementara itu, fitur IsNight digunakan untuk mengidentifikasi transaksi yang terjadi pada malam hingga dini hari, yaitu pukul 01.00–05.00, dengan nilai 1 untuk transaksi pada rentang tersebut dan 0 untuk transaksi di luar rentang tersebut. Validasi fitur menunjukkan bahwa variabel Hour memiliki perbedaan distribusi yang signifikan secara statistik berdasarkan uji Mann-Whitney dengan nilai p = 1,45 × 10⁻¹⁴. Selain itu, nilai Mutual Information pada Hour sebesar 0,00371 lebih tinggi dibandingkan Time, yang menunjukkan bahwa fitur Hour memberikan informasi yang lebih relevan dalam mengidentifikasi transaksi fraud. Hasil analisis juga menunjukkan bahwa tingkat fraud pada transaksi malam hari (IsNight = 1) mencapai 0,73%, sedangkan pada waktu lainnya (IsNight = 0) sebesar 0,14%. Dengan demikian, tingkat fraud pada malam hari sekitar 5,2 kali lebih tinggi dibandingkan waktu lainnya, sehingga fitur IsNight berpotensi membantu model dalam mengenali pola transaksi fraud berdasarkan waktu kejadian.</w:t>
+        <w:t xml:space="preserve">Analisis menunjukkan bahwa </w:t>
+      </w:r>
+      <w:r>
+        <w:rPr>
+          <w:rFonts w:ascii="Times New Roman" w:hAnsi="Times New Roman" w:cs="Times New Roman"/>
+          <w:i/>
+          <w:iCs/>
+          <w:szCs w:val="22"/>
+          <w:lang w:val="en-US"/>
+        </w:rPr>
+        <w:t>fraud rate</w:t>
+      </w:r>
+      <w:r>
+        <w:rPr>
+          <w:rFonts w:ascii="Times New Roman" w:hAnsi="Times New Roman" w:cs="Times New Roman"/>
+          <w:szCs w:val="22"/>
+          <w:lang w:val="en-US"/>
+        </w:rPr>
+        <w:t xml:space="preserve"> pada malam hari (</w:t>
+      </w:r>
+      <w:r>
+        <w:rPr>
+          <w:rFonts w:ascii="Times New Roman" w:hAnsi="Times New Roman" w:cs="Times New Roman"/>
+          <w:i/>
+          <w:iCs/>
+          <w:szCs w:val="22"/>
+          <w:lang w:val="en-US"/>
+        </w:rPr>
+        <w:t>IsNight</w:t>
+      </w:r>
+      <w:r>
+        <w:rPr>
+          <w:rFonts w:ascii="Times New Roman" w:hAnsi="Times New Roman" w:cs="Times New Roman"/>
+          <w:szCs w:val="22"/>
+          <w:lang w:val="en-US"/>
+        </w:rPr>
+        <w:t xml:space="preserve"> = 1) jauh lebih tinggi (~5,2 kali lipat) dibandingkan waktu normal, sehingga membantu model mengenali pola temporal fraud.   </w:t>
       </w:r>
     </w:p>
     <w:p>
@@ -2062,58 +2645,68 @@
     </w:p>
     <w:p>
       <w:pPr>
-        <w:ind w:left="0" w:firstLine="0"/>
-        <w:rPr>
-          <w:rFonts w:ascii="Times New Roman" w:hAnsi="Times New Roman" w:cs="Times New Roman"/>
-          <w:szCs w:val="22"/>
-          <w:lang w:val="it-IT"/>
-        </w:rPr>
-      </w:pPr>
-      <w:r>
-        <w:rPr>
-          <w:rFonts w:ascii="Times New Roman" w:hAnsi="Times New Roman" w:cs="Times New Roman"/>
-          <w:szCs w:val="22"/>
-          <w:lang w:val="en-US"/>
-        </w:rPr>
-        <w:t xml:space="preserve">Pembagian dataset dilakukan menggunakan metode train-test split dengan rasio 80:20 dan parameter </w:t>
-      </w:r>
-      <w:proofErr w:type="gramStart"/>
-      <w:r>
-        <w:rPr>
-          <w:rFonts w:ascii="Times New Roman" w:hAnsi="Times New Roman" w:cs="Times New Roman"/>
-          <w:i/>
-          <w:iCs/>
-          <w:szCs w:val="22"/>
-          <w:lang w:val="en-US"/>
-        </w:rPr>
-        <w:t>stratify</w:t>
-      </w:r>
-      <w:proofErr w:type="gramEnd"/>
-      <w:r>
-        <w:rPr>
-          <w:rFonts w:ascii="Times New Roman" w:hAnsi="Times New Roman" w:cs="Times New Roman"/>
-          <w:i/>
-          <w:iCs/>
-          <w:szCs w:val="22"/>
-          <w:lang w:val="en-US"/>
-        </w:rPr>
-        <w:t xml:space="preserve"> = y</w:t>
-      </w:r>
-      <w:r>
-        <w:rPr>
-          <w:rFonts w:ascii="Times New Roman" w:hAnsi="Times New Roman" w:cs="Times New Roman"/>
-          <w:szCs w:val="22"/>
-          <w:lang w:val="en-US"/>
-        </w:rPr>
-        <w:t xml:space="preserve"> untuk memastikan proporsi kelas fraud dan non-fraud tetap seimbang secara relatif pada data latih maupun data uji. Hasil pembagian menghasilkan 227.845 sampel data latih dengan 394 transaksi fraud dan 56.962 sampel data uji dengan 98 transaksi fraud. Selanjutnya, dilakukan proses scaling terhadap fitur numerik dengan metode yang disesuaikan dengan karakteristik masing-masing fitur. Fitur Time ditransformasikan menggunakan RobustScaler karena memiliki rentang nilai yang besar, sedangkan fitur Amount menggunakan PowerTransformer dengan metode Yeo-Johnson karena distribusinya menceng ke kanan (right-skewed) dan mengandung nilai nol. </w:t>
-      </w:r>
-      <w:r>
-        <w:rPr>
-          <w:rFonts w:ascii="Times New Roman" w:hAnsi="Times New Roman" w:cs="Times New Roman"/>
-          <w:szCs w:val="22"/>
-          <w:lang w:val="it-IT"/>
-        </w:rPr>
-        <w:t>Parameter transformasi dipelajari hanya dari data latih, kemudian diterapkan pada data uji untuk mencegah kebocoran data (data leakage). Proses resampling juga hanya dilakukan pada data latih, sementara data uji dipertahankan dalam distribusi aslinya, dengan proporsi fraud sekitar 0,172%. Pendekatan ini bertujuan agar evaluasi model mencerminkan kondisi nyata ketika transaksi fraud sangat jarang ditemukan dibandingkan transaksi normal.</w:t>
+        <w:pStyle w:val="ListParagraph"/>
+        <w:numPr>
+          <w:ilvl w:val="0"/>
+          <w:numId w:val="12"/>
+        </w:numPr>
+        <w:rPr>
+          <w:rFonts w:ascii="Times New Roman" w:hAnsi="Times New Roman" w:cs="Times New Roman"/>
+          <w:szCs w:val="22"/>
+          <w:lang w:val="en-US"/>
+        </w:rPr>
+      </w:pPr>
+      <w:r>
+        <w:rPr>
+          <w:rFonts w:ascii="Times New Roman" w:hAnsi="Times New Roman" w:cs="Times New Roman"/>
+          <w:szCs w:val="22"/>
+          <w:lang w:val="en-US"/>
+        </w:rPr>
+        <w:t xml:space="preserve">Train-Test Split: Dilakukan dengan rasio 80:20 menggunakan parameter stratify=y guna menjaga proporsi kelas minoritas yang konsisten pada data latih dan data uji. Menghasilkan 227.845 sampel train dan 56.962 sampel test.   </w:t>
+      </w:r>
+    </w:p>
+    <w:p>
+      <w:pPr>
+        <w:pStyle w:val="ListParagraph"/>
+        <w:numPr>
+          <w:ilvl w:val="0"/>
+          <w:numId w:val="12"/>
+        </w:numPr>
+        <w:rPr>
+          <w:rFonts w:ascii="Times New Roman" w:hAnsi="Times New Roman" w:cs="Times New Roman"/>
+          <w:szCs w:val="22"/>
+          <w:lang w:val="en-US"/>
+        </w:rPr>
+      </w:pPr>
+      <w:r>
+        <w:rPr>
+          <w:rFonts w:ascii="Times New Roman" w:hAnsi="Times New Roman" w:cs="Times New Roman"/>
+          <w:szCs w:val="22"/>
+          <w:lang w:val="en-US"/>
+        </w:rPr>
+        <w:t xml:space="preserve">Scaling: Fitur Time diskalakan menggunakan RobustScaler, sementara Amount ditransformasikan menggunakan PowerTransformer (metode Yeo-Johnson) untuk mengatasi distribusi skewed. Parameter scaler dipelajari murni dari data latih (fit on train only) untuk mencegah data leakage.   </w:t>
+      </w:r>
+    </w:p>
+    <w:p>
+      <w:pPr>
+        <w:pStyle w:val="ListParagraph"/>
+        <w:numPr>
+          <w:ilvl w:val="0"/>
+          <w:numId w:val="12"/>
+        </w:numPr>
+        <w:rPr>
+          <w:rFonts w:ascii="Times New Roman" w:hAnsi="Times New Roman" w:cs="Times New Roman"/>
+          <w:szCs w:val="22"/>
+          <w:lang w:val="en-US"/>
+        </w:rPr>
+      </w:pPr>
+      <w:r>
+        <w:rPr>
+          <w:rFonts w:ascii="Times New Roman" w:hAnsi="Times New Roman" w:cs="Times New Roman"/>
+          <w:szCs w:val="22"/>
+          <w:lang w:val="en-US"/>
+        </w:rPr>
+        <w:t>Resampling: Teknik penanganan ketidakseimbangan kelas diterapkan hanya pada data latih, sementara data uji dibiarkan murni sesuai distribusi aslinya untuk merealisasikan evaluasi di dunia nyata.</w:t>
       </w:r>
     </w:p>
     <w:p>
@@ -2287,16 +2880,16 @@
               <w:rPr>
                 <w:rFonts w:ascii="Times New Roman" w:hAnsi="Times New Roman" w:cs="Times New Roman"/>
                 <w:szCs w:val="22"/>
-                <w:lang w:val="it-IT"/>
+                <w:lang w:val="en-US"/>
               </w:rPr>
             </w:pPr>
             <w:r>
               <w:rPr>
                 <w:rFonts w:ascii="Times New Roman" w:hAnsi="Times New Roman" w:cs="Times New Roman"/>
                 <w:szCs w:val="22"/>
-                <w:lang w:val="it-IT"/>
-              </w:rPr>
-              <w:t>Pembanding dasar</w:t>
+                <w:lang w:val="en-US"/>
+              </w:rPr>
+              <w:t>Pembanding dasar tanpa teknik resampling</w:t>
             </w:r>
           </w:p>
         </w:tc>
@@ -2368,7 +2961,7 @@
                 <w:szCs w:val="22"/>
                 <w:lang w:val="it-IT"/>
               </w:rPr>
-              <w:t>Interpolasi antar tetangga minoritas</w:t>
+              <w:t xml:space="preserve">Interpolasi data sintetis di antara tetangga terdekat kelas minoritas </w:t>
             </w:r>
           </w:p>
         </w:tc>
@@ -2423,16 +3016,34 @@
               <w:rPr>
                 <w:rFonts w:ascii="Times New Roman" w:hAnsi="Times New Roman" w:cs="Times New Roman"/>
                 <w:szCs w:val="22"/>
-                <w:lang w:val="it-IT"/>
+                <w:lang w:val="en-US"/>
               </w:rPr>
             </w:pPr>
             <w:r>
               <w:rPr>
                 <w:rFonts w:ascii="Times New Roman" w:hAnsi="Times New Roman" w:cs="Times New Roman"/>
                 <w:szCs w:val="22"/>
-                <w:lang w:val="it-IT"/>
-              </w:rPr>
-              <w:t>Fokus di boundary</w:t>
+                <w:lang w:val="en-US"/>
+              </w:rPr>
+              <w:t>Fokus pembuatan data sintetis di sekitar area batas keputusan (</w:t>
+            </w:r>
+            <w:r>
+              <w:rPr>
+                <w:rFonts w:ascii="Times New Roman" w:hAnsi="Times New Roman" w:cs="Times New Roman"/>
+                <w:i/>
+                <w:iCs/>
+                <w:szCs w:val="22"/>
+                <w:lang w:val="en-US"/>
+              </w:rPr>
+              <w:t>boundary</w:t>
+            </w:r>
+            <w:r>
+              <w:rPr>
+                <w:rFonts w:ascii="Times New Roman" w:hAnsi="Times New Roman" w:cs="Times New Roman"/>
+                <w:szCs w:val="22"/>
+                <w:lang w:val="en-US"/>
+              </w:rPr>
+              <w:t>)</w:t>
             </w:r>
           </w:p>
         </w:tc>
@@ -2449,7 +3060,7 @@
               <w:rPr>
                 <w:rFonts w:ascii="Times New Roman" w:hAnsi="Times New Roman" w:cs="Times New Roman"/>
                 <w:szCs w:val="22"/>
-                <w:lang w:val="it-IT"/>
+                <w:lang w:val="en-US"/>
               </w:rPr>
             </w:pPr>
           </w:p>
@@ -2487,16 +3098,86 @@
               <w:rPr>
                 <w:rFonts w:ascii="Times New Roman" w:hAnsi="Times New Roman" w:cs="Times New Roman"/>
                 <w:szCs w:val="22"/>
-                <w:lang w:val="it-IT"/>
+                <w:lang w:val="en-US"/>
               </w:rPr>
             </w:pPr>
             <w:r>
               <w:rPr>
                 <w:rFonts w:ascii="Times New Roman" w:hAnsi="Times New Roman" w:cs="Times New Roman"/>
                 <w:szCs w:val="22"/>
-                <w:lang w:val="it-IT"/>
-              </w:rPr>
-              <w:t>SMOTE + Cleaning ENN</w:t>
+                <w:lang w:val="en-US"/>
+              </w:rPr>
+              <w:t>Kombinasi</w:t>
+            </w:r>
+            <w:r>
+              <w:rPr>
+                <w:rFonts w:ascii="Times New Roman" w:hAnsi="Times New Roman" w:cs="Times New Roman"/>
+                <w:szCs w:val="22"/>
+                <w:lang w:val="en-US"/>
+              </w:rPr>
+              <w:t xml:space="preserve"> </w:t>
+            </w:r>
+            <w:r>
+              <w:rPr>
+                <w:rFonts w:ascii="Times New Roman" w:hAnsi="Times New Roman" w:cs="Times New Roman"/>
+                <w:szCs w:val="22"/>
+                <w:lang w:val="en-US"/>
+              </w:rPr>
+              <w:t>SMOTE (</w:t>
+            </w:r>
+            <w:r>
+              <w:rPr>
+                <w:rFonts w:ascii="Times New Roman" w:hAnsi="Times New Roman" w:cs="Times New Roman"/>
+                <w:i/>
+                <w:iCs/>
+                <w:szCs w:val="22"/>
+                <w:lang w:val="en-US"/>
+              </w:rPr>
+              <w:t>oversampling</w:t>
+            </w:r>
+            <w:r>
+              <w:rPr>
+                <w:rFonts w:ascii="Times New Roman" w:hAnsi="Times New Roman" w:cs="Times New Roman"/>
+                <w:szCs w:val="22"/>
+                <w:lang w:val="en-US"/>
+              </w:rPr>
+              <w:t xml:space="preserve">) dan Edited </w:t>
+            </w:r>
+            <w:r>
+              <w:rPr>
+                <w:rFonts w:ascii="Times New Roman" w:hAnsi="Times New Roman" w:cs="Times New Roman"/>
+                <w:i/>
+                <w:iCs/>
+                <w:szCs w:val="22"/>
+                <w:lang w:val="en-US"/>
+              </w:rPr>
+              <w:t>Nearest Neighbours</w:t>
+            </w:r>
+            <w:r>
+              <w:rPr>
+                <w:rFonts w:ascii="Times New Roman" w:hAnsi="Times New Roman" w:cs="Times New Roman"/>
+                <w:szCs w:val="22"/>
+                <w:lang w:val="en-US"/>
+              </w:rPr>
+              <w:t xml:space="preserve"> (</w:t>
+            </w:r>
+            <w:r>
+              <w:rPr>
+                <w:rFonts w:ascii="Times New Roman" w:hAnsi="Times New Roman" w:cs="Times New Roman"/>
+                <w:i/>
+                <w:iCs/>
+                <w:szCs w:val="22"/>
+                <w:lang w:val="en-US"/>
+              </w:rPr>
+              <w:t>cleaning/undersampling</w:t>
+            </w:r>
+            <w:r>
+              <w:rPr>
+                <w:rFonts w:ascii="Times New Roman" w:hAnsi="Times New Roman" w:cs="Times New Roman"/>
+                <w:szCs w:val="22"/>
+                <w:lang w:val="en-US"/>
+              </w:rPr>
+              <w:t>)</w:t>
             </w:r>
           </w:p>
         </w:tc>
@@ -2505,6 +3186,7 @@
         <w:tc>
           <w:tcPr>
             <w:tcW w:w="3007" w:type="dxa"/>
+            <w:vMerge w:val="restart"/>
           </w:tcPr>
           <w:p>
             <w:pPr>
@@ -2558,16 +3240,16 @@
               <w:rPr>
                 <w:rFonts w:ascii="Times New Roman" w:hAnsi="Times New Roman" w:cs="Times New Roman"/>
                 <w:szCs w:val="22"/>
-                <w:lang w:val="it-IT"/>
+                <w:lang w:val="en-US"/>
               </w:rPr>
             </w:pPr>
             <w:r>
               <w:rPr>
                 <w:rFonts w:ascii="Times New Roman" w:hAnsi="Times New Roman" w:cs="Times New Roman"/>
                 <w:szCs w:val="22"/>
-                <w:lang w:val="it-IT"/>
-              </w:rPr>
-              <w:t>Buang mayoritas acak</w:t>
+                <w:lang w:val="en-US"/>
+              </w:rPr>
+              <w:t>Penghapusan acak pada sampel kelas mayoritas</w:t>
             </w:r>
           </w:p>
         </w:tc>
@@ -2576,6 +3258,7 @@
         <w:tc>
           <w:tcPr>
             <w:tcW w:w="3007" w:type="dxa"/>
+            <w:vMerge/>
           </w:tcPr>
           <w:p>
             <w:pPr>
@@ -2583,7 +3266,7 @@
               <w:rPr>
                 <w:rFonts w:ascii="Times New Roman" w:hAnsi="Times New Roman" w:cs="Times New Roman"/>
                 <w:szCs w:val="22"/>
-                <w:lang w:val="it-IT"/>
+                <w:lang w:val="en-US"/>
               </w:rPr>
             </w:pPr>
           </w:p>
@@ -2621,16 +3304,16 @@
               <w:rPr>
                 <w:rFonts w:ascii="Times New Roman" w:hAnsi="Times New Roman" w:cs="Times New Roman"/>
                 <w:szCs w:val="22"/>
-                <w:lang w:val="it-IT"/>
+                <w:lang w:val="en-US"/>
               </w:rPr>
             </w:pPr>
             <w:r>
               <w:rPr>
                 <w:rFonts w:ascii="Times New Roman" w:hAnsi="Times New Roman" w:cs="Times New Roman"/>
                 <w:szCs w:val="22"/>
-                <w:lang w:val="it-IT"/>
-              </w:rPr>
-              <w:t>Pilih mayoritas dekat boundary</w:t>
+                <w:lang w:val="en-US"/>
+              </w:rPr>
+              <w:t>Pemilihan sampel mayoritas yang memiliki jarak terdekat dengan sampel minoritas</w:t>
             </w:r>
           </w:p>
         </w:tc>
@@ -2642,7 +3325,7 @@
         <w:rPr>
           <w:rFonts w:ascii="Times New Roman" w:hAnsi="Times New Roman" w:cs="Times New Roman"/>
           <w:szCs w:val="22"/>
-          <w:lang w:val="it-IT"/>
+          <w:lang w:val="en-US"/>
         </w:rPr>
       </w:pPr>
       <w:r>
@@ -2651,7 +3334,7 @@
           <w:b/>
           <w:bCs/>
           <w:szCs w:val="22"/>
-          <w:lang w:val="it-IT"/>
+          <w:lang w:val="en-US"/>
         </w:rPr>
         <w:t>2.7 Model &amp; Evaluasi</w:t>
       </w:r>
@@ -2671,18 +3354,98 @@
           <w:szCs w:val="22"/>
           <w:lang w:val="en-US"/>
         </w:rPr>
-        <w:t>Model yang digunakan adalah Random Forest dengan 100 pohon keputusan, random_state=42, dan n_jobs=-1. Evaluasi dilakukan menggunakan metrik Precision, Recall, F1-Score, ROC-AUC, dan AUPRC untuk mengukur kinerja model dalam mendeteksi transaksi fraud. Hasil evaluasi disajikan melalui bar chart, confusion matrix, dan heatmap untuk memudahkan analisis performa model.</w:t>
-      </w:r>
-    </w:p>
-    <w:p>
-      <w:pPr>
-        <w:ind w:left="0" w:firstLine="0"/>
-        <w:rPr>
-          <w:rFonts w:ascii="Times New Roman" w:hAnsi="Times New Roman" w:cs="Times New Roman"/>
-          <w:szCs w:val="22"/>
-          <w:lang w:val="en-US"/>
-        </w:rPr>
-      </w:pPr>
+        <w:t xml:space="preserve">Model klasifikasi yang digunakan adalah </w:t>
+      </w:r>
+      <w:r>
+        <w:rPr>
+          <w:rFonts w:ascii="Times New Roman" w:hAnsi="Times New Roman" w:cs="Times New Roman"/>
+          <w:i/>
+          <w:iCs/>
+          <w:szCs w:val="22"/>
+          <w:lang w:val="en-US"/>
+        </w:rPr>
+        <w:t>Random Forest Classifier</w:t>
+      </w:r>
+      <w:r>
+        <w:rPr>
+          <w:rFonts w:ascii="Times New Roman" w:hAnsi="Times New Roman" w:cs="Times New Roman"/>
+          <w:szCs w:val="22"/>
+          <w:lang w:val="en-US"/>
+        </w:rPr>
+        <w:t xml:space="preserve"> dengan konfigurasi 100 pohon keputusan (</w:t>
+      </w:r>
+      <w:r>
+        <w:rPr>
+          <w:rFonts w:ascii="Times New Roman" w:hAnsi="Times New Roman" w:cs="Times New Roman"/>
+          <w:i/>
+          <w:iCs/>
+          <w:szCs w:val="22"/>
+          <w:lang w:val="en-US"/>
+        </w:rPr>
+        <w:t>n_estimators</w:t>
+      </w:r>
+      <w:r>
+        <w:rPr>
+          <w:rFonts w:ascii="Times New Roman" w:hAnsi="Times New Roman" w:cs="Times New Roman"/>
+          <w:szCs w:val="22"/>
+          <w:lang w:val="en-US"/>
+        </w:rPr>
+        <w:t xml:space="preserve">=100), </w:t>
+      </w:r>
+      <w:r>
+        <w:rPr>
+          <w:rFonts w:ascii="Times New Roman" w:hAnsi="Times New Roman" w:cs="Times New Roman"/>
+          <w:i/>
+          <w:iCs/>
+          <w:szCs w:val="22"/>
+          <w:lang w:val="en-US"/>
+        </w:rPr>
+        <w:t>random_state</w:t>
+      </w:r>
+      <w:r>
+        <w:rPr>
+          <w:rFonts w:ascii="Times New Roman" w:hAnsi="Times New Roman" w:cs="Times New Roman"/>
+          <w:szCs w:val="22"/>
+          <w:lang w:val="en-US"/>
+        </w:rPr>
+        <w:t xml:space="preserve">=42, dan </w:t>
+      </w:r>
+      <w:r>
+        <w:rPr>
+          <w:rFonts w:ascii="Times New Roman" w:hAnsi="Times New Roman" w:cs="Times New Roman"/>
+          <w:i/>
+          <w:iCs/>
+          <w:szCs w:val="22"/>
+          <w:lang w:val="en-US"/>
+        </w:rPr>
+        <w:t>n_jobs</w:t>
+      </w:r>
+      <w:r>
+        <w:rPr>
+          <w:rFonts w:ascii="Times New Roman" w:hAnsi="Times New Roman" w:cs="Times New Roman"/>
+          <w:szCs w:val="22"/>
+          <w:lang w:val="en-US"/>
+        </w:rPr>
+        <w:t xml:space="preserve">=-1. Evaluasi komprehensif dilakukan menggunakan metrik </w:t>
+      </w:r>
+      <w:r>
+        <w:rPr>
+          <w:rFonts w:ascii="Times New Roman" w:hAnsi="Times New Roman" w:cs="Times New Roman"/>
+          <w:i/>
+          <w:iCs/>
+          <w:szCs w:val="22"/>
+          <w:lang w:val="en-US"/>
+        </w:rPr>
+        <w:t>Precision, Recall, F1-Score</w:t>
+      </w:r>
+      <w:r>
+        <w:rPr>
+          <w:rFonts w:ascii="Times New Roman" w:hAnsi="Times New Roman" w:cs="Times New Roman"/>
+          <w:szCs w:val="22"/>
+          <w:lang w:val="en-US"/>
+        </w:rPr>
+        <w:t>, ROC-AUC, dan AUPRC.</w:t>
+      </w:r>
     </w:p>
     <w:p>
       <w:pPr>
@@ -2708,15 +3471,39 @@
         <w:ind w:left="-5"/>
         <w:rPr>
           <w:rFonts w:ascii="Times New Roman" w:hAnsi="Times New Roman" w:cs="Times New Roman"/>
-          <w:szCs w:val="22"/>
-        </w:rPr>
-      </w:pPr>
-      <w:r>
-        <w:rPr>
-          <w:rFonts w:ascii="Times New Roman" w:hAnsi="Times New Roman" w:cs="Times New Roman"/>
-          <w:szCs w:val="22"/>
-        </w:rPr>
-        <w:t xml:space="preserve">Melalui penggunaan teknik </w:t>
+          <w:b/>
+          <w:bCs/>
+          <w:szCs w:val="22"/>
+          <w:lang w:val="it-IT"/>
+        </w:rPr>
+      </w:pPr>
+      <w:r>
+        <w:rPr>
+          <w:rFonts w:ascii="Times New Roman" w:hAnsi="Times New Roman" w:cs="Times New Roman"/>
+          <w:b/>
+          <w:bCs/>
+          <w:szCs w:val="22"/>
+          <w:lang w:val="it-IT"/>
+        </w:rPr>
+        <w:t>3.1 Distribusi Kelas Awal</w:t>
+      </w:r>
+    </w:p>
+    <w:p>
+      <w:pPr>
+        <w:ind w:left="-5"/>
+        <w:rPr>
+          <w:rFonts w:ascii="Times New Roman" w:hAnsi="Times New Roman" w:cs="Times New Roman"/>
+          <w:szCs w:val="22"/>
+          <w:lang w:val="en-US"/>
+        </w:rPr>
+      </w:pPr>
+      <w:r>
+        <w:rPr>
+          <w:rFonts w:ascii="Times New Roman" w:hAnsi="Times New Roman" w:cs="Times New Roman"/>
+          <w:szCs w:val="22"/>
+          <w:lang w:val="en-US"/>
+        </w:rPr>
+        <w:t xml:space="preserve">Dataset memiliki total 284.807 baris data, dengan rincian kelas </w:t>
       </w:r>
       <w:r>
         <w:rPr>
@@ -2724,44 +3511,35 @@
           <w:i/>
           <w:iCs/>
           <w:szCs w:val="22"/>
-        </w:rPr>
-        <w:t>Exploratory Data Analysis</w:t>
-      </w:r>
-      <w:r>
-        <w:rPr>
-          <w:rFonts w:ascii="Times New Roman" w:hAnsi="Times New Roman" w:cs="Times New Roman"/>
-          <w:szCs w:val="22"/>
-        </w:rPr>
-        <w:t xml:space="preserve"> (EDA), sejumlah pengamatan kunci telah dibuat terkait dengan dataset </w:t>
-      </w:r>
-      <w:r>
-        <w:rPr>
-          <w:rFonts w:ascii="Times New Roman" w:hAnsi="Times New Roman" w:cs="Times New Roman"/>
-          <w:szCs w:val="22"/>
-        </w:rPr>
-        <w:t>ini</w:t>
-      </w:r>
-    </w:p>
-    <w:p>
-      <w:pPr>
-        <w:ind w:left="-5"/>
-        <w:rPr>
-          <w:rFonts w:ascii="Times New Roman" w:hAnsi="Times New Roman" w:cs="Times New Roman"/>
-          <w:b/>
-          <w:bCs/>
-          <w:szCs w:val="22"/>
-          <w:lang w:val="it-IT"/>
-        </w:rPr>
-      </w:pPr>
-      <w:r>
-        <w:rPr>
-          <w:rFonts w:ascii="Times New Roman" w:hAnsi="Times New Roman" w:cs="Times New Roman"/>
-          <w:b/>
-          <w:bCs/>
-          <w:szCs w:val="22"/>
-          <w:lang w:val="it-IT"/>
-        </w:rPr>
-        <w:t>3.1 Distribusi Kelas Awal</w:t>
+          <w:lang w:val="en-US"/>
+        </w:rPr>
+        <w:t xml:space="preserve">Normal </w:t>
+      </w:r>
+      <w:r>
+        <w:rPr>
+          <w:rFonts w:ascii="Times New Roman" w:hAnsi="Times New Roman" w:cs="Times New Roman"/>
+          <w:szCs w:val="22"/>
+          <w:lang w:val="en-US"/>
+        </w:rPr>
+        <w:t xml:space="preserve">(0) sebanyak 284.315 (99,83%) dan kelas </w:t>
+      </w:r>
+      <w:r>
+        <w:rPr>
+          <w:rFonts w:ascii="Times New Roman" w:hAnsi="Times New Roman" w:cs="Times New Roman"/>
+          <w:i/>
+          <w:iCs/>
+          <w:szCs w:val="22"/>
+          <w:lang w:val="en-US"/>
+        </w:rPr>
+        <w:t>Fraud</w:t>
+      </w:r>
+      <w:r>
+        <w:rPr>
+          <w:rFonts w:ascii="Times New Roman" w:hAnsi="Times New Roman" w:cs="Times New Roman"/>
+          <w:szCs w:val="22"/>
+          <w:lang w:val="en-US"/>
+        </w:rPr>
+        <w:t xml:space="preserve"> (1) sebanyak 492 (0,17%).</w:t>
       </w:r>
     </w:p>
     <w:p>
@@ -2911,21 +3689,12 @@
                 <w:szCs w:val="22"/>
               </w:rPr>
             </w:pPr>
-            <w:proofErr w:type="gramStart"/>
             <w:r>
               <w:rPr>
                 <w:rFonts w:ascii="Times New Roman" w:hAnsi="Times New Roman" w:cs="Times New Roman"/>
                 <w:szCs w:val="22"/>
               </w:rPr>
-              <w:t>Normal(</w:t>
-            </w:r>
-            <w:proofErr w:type="gramEnd"/>
-            <w:r>
-              <w:rPr>
-                <w:rFonts w:ascii="Times New Roman" w:hAnsi="Times New Roman" w:cs="Times New Roman"/>
-                <w:szCs w:val="22"/>
-              </w:rPr>
-              <w:t>0)</w:t>
+              <w:t>Normal(0)</w:t>
             </w:r>
           </w:p>
         </w:tc>
@@ -2995,21 +3764,12 @@
                 <w:szCs w:val="22"/>
               </w:rPr>
             </w:pPr>
-            <w:proofErr w:type="gramStart"/>
             <w:r>
               <w:rPr>
                 <w:rFonts w:ascii="Times New Roman" w:hAnsi="Times New Roman" w:cs="Times New Roman"/>
                 <w:szCs w:val="22"/>
               </w:rPr>
-              <w:t>Fraud(</w:t>
-            </w:r>
-            <w:proofErr w:type="gramEnd"/>
-            <w:r>
-              <w:rPr>
-                <w:rFonts w:ascii="Times New Roman" w:hAnsi="Times New Roman" w:cs="Times New Roman"/>
-                <w:szCs w:val="22"/>
-              </w:rPr>
-              <w:t>1)</w:t>
+              <w:t>Fraud(1)</w:t>
             </w:r>
           </w:p>
         </w:tc>
@@ -3078,6 +3838,39 @@
     </w:p>
     <w:p>
       <w:pPr>
+        <w:spacing w:after="0" w:line="259" w:lineRule="auto"/>
+        <w:ind w:left="10" w:right="3"/>
+        <w:jc w:val="center"/>
+        <w:rPr>
+          <w:rFonts w:ascii="Times New Roman" w:hAnsi="Times New Roman" w:cs="Times New Roman"/>
+          <w:szCs w:val="22"/>
+        </w:rPr>
+      </w:pPr>
+    </w:p>
+    <w:p>
+      <w:pPr>
+        <w:spacing w:after="0" w:line="259" w:lineRule="auto"/>
+        <w:ind w:left="10" w:right="3"/>
+        <w:jc w:val="center"/>
+        <w:rPr>
+          <w:rFonts w:ascii="Times New Roman" w:hAnsi="Times New Roman" w:cs="Times New Roman"/>
+          <w:szCs w:val="22"/>
+        </w:rPr>
+      </w:pPr>
+    </w:p>
+    <w:p>
+      <w:pPr>
+        <w:spacing w:after="0" w:line="259" w:lineRule="auto"/>
+        <w:ind w:left="10" w:right="3"/>
+        <w:jc w:val="center"/>
+        <w:rPr>
+          <w:rFonts w:ascii="Times New Roman" w:hAnsi="Times New Roman" w:cs="Times New Roman"/>
+          <w:szCs w:val="22"/>
+        </w:rPr>
+      </w:pPr>
+    </w:p>
+    <w:p>
+      <w:pPr>
         <w:ind w:left="-5"/>
         <w:rPr>
           <w:rFonts w:ascii="Times New Roman" w:hAnsi="Times New Roman" w:cs="Times New Roman"/>
@@ -3095,25 +3888,30 @@
           <w:szCs w:val="22"/>
           <w:lang w:val="it-IT"/>
         </w:rPr>
-        <w:t>3.2 Hasil Feature Engineering (Hour)</w:t>
-      </w:r>
-    </w:p>
-    <w:p>
-      <w:pPr>
-        <w:ind w:left="-5"/>
-        <w:rPr>
-          <w:rFonts w:ascii="Times New Roman" w:hAnsi="Times New Roman" w:cs="Times New Roman"/>
+        <w:lastRenderedPageBreak/>
+        <w:t xml:space="preserve">3.2 Hasil </w:t>
+      </w:r>
+      <w:r>
+        <w:rPr>
+          <w:rFonts w:ascii="Times New Roman" w:hAnsi="Times New Roman" w:cs="Times New Roman"/>
+          <w:b/>
+          <w:bCs/>
+          <w:i/>
+          <w:iCs/>
           <w:szCs w:val="22"/>
           <w:lang w:val="it-IT"/>
         </w:rPr>
-      </w:pPr>
-      <w:r>
-        <w:rPr>
-          <w:rFonts w:ascii="Times New Roman" w:hAnsi="Times New Roman" w:cs="Times New Roman"/>
+        <w:t>Feature Engineering</w:t>
+      </w:r>
+      <w:r>
+        <w:rPr>
+          <w:rFonts w:ascii="Times New Roman" w:hAnsi="Times New Roman" w:cs="Times New Roman"/>
+          <w:b/>
+          <w:bCs/>
           <w:szCs w:val="22"/>
           <w:lang w:val="it-IT"/>
         </w:rPr>
-        <w:t xml:space="preserve">Data yang ditampilkan pada Tabel 1 menunjukkan lima baris pertama dari dataset yang digunakan dalam penelitian. Dataset ini mencakup variabel demografis dan indikator medis klinis pasien yang relevan dengan kriteria diagnosis penyakit jantung. </w:t>
+        <w:t xml:space="preserve"> </w:t>
       </w:r>
     </w:p>
     <w:p>
@@ -3753,23 +4551,43 @@
           <w:szCs w:val="22"/>
           <w:lang w:val="en-US"/>
         </w:rPr>
-        <w:t>Fraud rate dini hari (jam 2–4) hingga 35x lipat dibanding jam 10 pagi (lihat Gambar 2.3). Fraud rate IsNight=1 (0,73%) 5,2x lipat dibanding IsNight=0 (0,14%).</w:t>
-      </w:r>
-      <w:r>
-        <w:rPr>
-          <w:rFonts w:ascii="Times New Roman" w:hAnsi="Times New Roman" w:cs="Times New Roman"/>
-          <w:szCs w:val="22"/>
-          <w:lang w:val="en-US"/>
-        </w:rPr>
-        <w:t xml:space="preserve"> </w:t>
-      </w:r>
-      <w:r>
-        <w:rPr>
-          <w:rFonts w:ascii="Times New Roman" w:hAnsi="Times New Roman" w:cs="Times New Roman"/>
-          <w:szCs w:val="22"/>
-          <w:lang w:val="en-US"/>
-        </w:rPr>
-        <w:t>Berdasarkan hasil EDA, fitur Hour, Hour_sin, Hour_cos, dan IsNight layak dipertahankan karena menunjukkan relevansi dalam mendeteksi transaksi fraud, yang didukung oleh hasil uji statistik signifikan (p &lt; 0,05), analisis Mutual Information (Gambar 2.4), serta pola fraud rate berdasarkan waktu transaksi.</w:t>
+        <w:t xml:space="preserve">Transformasi fitur waktu terbukti efektif. </w:t>
+      </w:r>
+      <w:r>
+        <w:rPr>
+          <w:rFonts w:ascii="Times New Roman" w:hAnsi="Times New Roman" w:cs="Times New Roman"/>
+          <w:i/>
+          <w:iCs/>
+          <w:szCs w:val="22"/>
+          <w:lang w:val="en-US"/>
+        </w:rPr>
+        <w:t>Fraud rate</w:t>
+      </w:r>
+      <w:r>
+        <w:rPr>
+          <w:rFonts w:ascii="Times New Roman" w:hAnsi="Times New Roman" w:cs="Times New Roman"/>
+          <w:szCs w:val="22"/>
+          <w:lang w:val="en-US"/>
+        </w:rPr>
+        <w:t xml:space="preserve"> pada dini hari (pukul 02.00–04.00) mencapai puluhan kali lipat lebih tinggi dibandingkan jam siang (misalnya pukul 10.00). Fitur waktu baru terbukti signifikan secara statistik berdasarkan uji Mann-Whitney dan analisis </w:t>
+      </w:r>
+      <w:r>
+        <w:rPr>
+          <w:rFonts w:ascii="Times New Roman" w:hAnsi="Times New Roman" w:cs="Times New Roman"/>
+          <w:i/>
+          <w:iCs/>
+          <w:szCs w:val="22"/>
+          <w:lang w:val="en-US"/>
+        </w:rPr>
+        <w:t>Mutual Information</w:t>
+      </w:r>
+      <w:r>
+        <w:rPr>
+          <w:rFonts w:ascii="Times New Roman" w:hAnsi="Times New Roman" w:cs="Times New Roman"/>
+          <w:szCs w:val="22"/>
+          <w:lang w:val="en-US"/>
+        </w:rPr>
+        <w:t>.</w:t>
       </w:r>
     </w:p>
     <w:p>
@@ -3795,7 +4613,27 @@
           <w:szCs w:val="22"/>
           <w:lang w:val="it-IT"/>
         </w:rPr>
-        <w:t>Hasil Perbandingan Metode</w:t>
+        <w:t>Perbandingan</w:t>
+      </w:r>
+      <w:r>
+        <w:rPr>
+          <w:rFonts w:ascii="Times New Roman" w:hAnsi="Times New Roman" w:cs="Times New Roman"/>
+          <w:b/>
+          <w:bCs/>
+          <w:szCs w:val="22"/>
+          <w:lang w:val="it-IT"/>
+        </w:rPr>
+        <w:t xml:space="preserve"> Performa </w:t>
+      </w:r>
+      <w:r>
+        <w:rPr>
+          <w:rFonts w:ascii="Times New Roman" w:hAnsi="Times New Roman" w:cs="Times New Roman"/>
+          <w:b/>
+          <w:bCs/>
+          <w:szCs w:val="22"/>
+          <w:lang w:val="it-IT"/>
+        </w:rPr>
+        <w:t>Metode</w:t>
       </w:r>
     </w:p>
     <w:p>
@@ -3812,6 +4650,7 @@
           <w:rFonts w:ascii="Times New Roman" w:hAnsi="Times New Roman" w:cs="Times New Roman"/>
           <w:b/>
           <w:bCs/>
+          <w:noProof/>
           <w:szCs w:val="22"/>
           <w:lang w:val="it-IT"/>
         </w:rPr>
@@ -3875,46 +4714,55 @@
           <w:szCs w:val="22"/>
           <w:lang w:val="en-US"/>
         </w:rPr>
-        <w:t xml:space="preserve">Gambar 3.1 </w:t>
-      </w:r>
-      <w:r>
-        <w:rPr>
-          <w:rFonts w:ascii="Times New Roman" w:hAnsi="Times New Roman" w:cs="Times New Roman"/>
+        <w:t>Gambar 3.</w:t>
+      </w:r>
+      <w:r>
+        <w:rPr>
+          <w:rFonts w:ascii="Times New Roman" w:hAnsi="Times New Roman" w:cs="Times New Roman"/>
+          <w:b/>
+          <w:bCs/>
           <w:i w:val="0"/>
           <w:iCs w:val="0"/>
           <w:sz w:val="22"/>
           <w:szCs w:val="22"/>
           <w:lang w:val="en-US"/>
         </w:rPr>
-        <w:t>Output Terminal Hasil Percobaan Berbagai Metode</w:t>
-      </w:r>
-    </w:p>
-    <w:p>
-      <w:pPr>
-        <w:pStyle w:val="ListParagraph"/>
-        <w:numPr>
-          <w:ilvl w:val="1"/>
-          <w:numId w:val="5"/>
-        </w:numPr>
+        <w:t>3.1</w:t>
+      </w:r>
+      <w:r>
         <w:rPr>
           <w:rFonts w:ascii="Times New Roman" w:hAnsi="Times New Roman" w:cs="Times New Roman"/>
           <w:b/>
           <w:bCs/>
-          <w:color w:val="0E2841" w:themeColor="text2"/>
-          <w:szCs w:val="22"/>
-          <w:lang w:val="it-IT"/>
-        </w:rPr>
-      </w:pPr>
-      <w:r>
-        <w:rPr>
-          <w:rFonts w:ascii="Times New Roman" w:hAnsi="Times New Roman" w:cs="Times New Roman"/>
-          <w:b/>
-          <w:bCs/>
-          <w:color w:val="0E2841" w:themeColor="text2"/>
-          <w:szCs w:val="22"/>
-          <w:lang w:val="it-IT"/>
-        </w:rPr>
-        <w:t>Analisis per Metrik</w:t>
+          <w:i w:val="0"/>
+          <w:iCs w:val="0"/>
+          <w:sz w:val="22"/>
+          <w:szCs w:val="22"/>
+          <w:lang w:val="en-US"/>
+        </w:rPr>
+        <w:t xml:space="preserve"> </w:t>
+      </w:r>
+      <w:r>
+        <w:rPr>
+          <w:rFonts w:ascii="Times New Roman" w:hAnsi="Times New Roman" w:cs="Times New Roman"/>
+          <w:i w:val="0"/>
+          <w:iCs w:val="0"/>
+          <w:sz w:val="22"/>
+          <w:szCs w:val="22"/>
+          <w:lang w:val="en-US"/>
+        </w:rPr>
+        <w:t>Output Terminal Hasil Percobaan Berbagai Metod</w:t>
+      </w:r>
+      <w:r>
+        <w:rPr>
+          <w:rFonts w:ascii="Times New Roman" w:hAnsi="Times New Roman" w:cs="Times New Roman"/>
+          <w:i w:val="0"/>
+          <w:iCs w:val="0"/>
+          <w:sz w:val="22"/>
+          <w:szCs w:val="22"/>
+          <w:lang w:val="en-US"/>
+        </w:rPr>
+        <w:t>e</w:t>
       </w:r>
     </w:p>
     <w:p>
@@ -3933,7 +4781,7 @@
           <w:szCs w:val="22"/>
         </w:rPr>
         <w:drawing>
-          <wp:inline distT="0" distB="0" distL="0" distR="0" wp14:anchorId="7B5C6F31" wp14:editId="56F8D211">
+          <wp:inline distT="0" distB="0" distL="0" distR="0" wp14:anchorId="7B5C6F31" wp14:editId="31E8ECB2">
             <wp:extent cx="5734685" cy="2435860"/>
             <wp:effectExtent l="0" t="0" r="0" b="2540"/>
             <wp:docPr id="1050204610" name="Picture 2"/>
@@ -4081,17 +4929,43 @@
           <w:szCs w:val="22"/>
           <w:lang w:val="it-IT"/>
         </w:rPr>
-        <w:t xml:space="preserve">.4 </w:t>
-      </w:r>
-      <w:r>
-        <w:rPr>
-          <w:rFonts w:ascii="Times New Roman" w:hAnsi="Times New Roman" w:cs="Times New Roman"/>
+        <w:t>.</w:t>
+      </w:r>
+      <w:r>
+        <w:rPr>
+          <w:rFonts w:ascii="Times New Roman" w:hAnsi="Times New Roman" w:cs="Times New Roman"/>
+          <w:b/>
+          <w:bCs/>
           <w:i w:val="0"/>
           <w:iCs w:val="0"/>
           <w:sz w:val="22"/>
           <w:szCs w:val="22"/>
           <w:lang w:val="it-IT"/>
         </w:rPr>
+        <w:t>3.2</w:t>
+      </w:r>
+      <w:r>
+        <w:rPr>
+          <w:rFonts w:ascii="Times New Roman" w:hAnsi="Times New Roman" w:cs="Times New Roman"/>
+          <w:b/>
+          <w:bCs/>
+          <w:i w:val="0"/>
+          <w:iCs w:val="0"/>
+          <w:sz w:val="22"/>
+          <w:szCs w:val="22"/>
+          <w:lang w:val="it-IT"/>
+        </w:rPr>
+        <w:t xml:space="preserve"> </w:t>
+      </w:r>
+      <w:r>
+        <w:rPr>
+          <w:rFonts w:ascii="Times New Roman" w:hAnsi="Times New Roman" w:cs="Times New Roman"/>
+          <w:i w:val="0"/>
+          <w:iCs w:val="0"/>
+          <w:sz w:val="22"/>
+          <w:szCs w:val="22"/>
+          <w:lang w:val="it-IT"/>
+        </w:rPr>
         <w:t>Perbandingan Metrik antar Metode</w:t>
       </w:r>
     </w:p>
@@ -4108,137 +4982,324 @@
         <w:rPr>
           <w:rFonts w:ascii="Times New Roman" w:hAnsi="Times New Roman" w:cs="Times New Roman"/>
           <w:szCs w:val="22"/>
-        </w:rPr>
-        <w:t xml:space="preserve">Berdasarkan metrik Precision, metode tanpa handling memperoleh nilai tertinggi sebesar 0,9524, diikuti SMOTE sebesar 0,8617 dan SMOTE-ENN sebesar 0,8200. </w:t>
-      </w:r>
-      <w:r>
-        <w:rPr>
-          <w:rFonts w:ascii="Times New Roman" w:hAnsi="Times New Roman" w:cs="Times New Roman"/>
-          <w:szCs w:val="22"/>
           <w:lang w:val="it-IT"/>
         </w:rPr>
-        <w:t xml:space="preserve">Sebaliknya, undersampling menghasilkan </w:t>
-      </w:r>
-      <w:r>
-        <w:rPr>
-          <w:rFonts w:ascii="Times New Roman" w:hAnsi="Times New Roman" w:cs="Times New Roman"/>
-          <w:szCs w:val="22"/>
-          <w:lang w:val="it-IT"/>
+        <w:t>Berdasarkan hasil pengujian eksperimen, berikut ringkasan performa antar metode pada data uji:</w:t>
+      </w:r>
+    </w:p>
+    <w:p>
+      <w:pPr>
+        <w:pStyle w:val="ListParagraph"/>
+        <w:numPr>
+          <w:ilvl w:val="0"/>
+          <w:numId w:val="13"/>
+        </w:numPr>
+        <w:rPr>
+          <w:rFonts w:ascii="Times New Roman" w:hAnsi="Times New Roman" w:cs="Times New Roman"/>
+          <w:szCs w:val="22"/>
+          <w:lang w:val="en-US"/>
+        </w:rPr>
+      </w:pPr>
+      <w:r>
+        <w:rPr>
+          <w:rFonts w:ascii="Times New Roman" w:hAnsi="Times New Roman" w:cs="Times New Roman"/>
+          <w:i/>
+          <w:iCs/>
+          <w:szCs w:val="22"/>
+          <w:lang w:val="en-US"/>
+        </w:rPr>
+        <w:t>Precision</w:t>
+      </w:r>
+      <w:r>
+        <w:rPr>
+          <w:rFonts w:ascii="Times New Roman" w:hAnsi="Times New Roman" w:cs="Times New Roman"/>
+          <w:szCs w:val="22"/>
+          <w:lang w:val="en-US"/>
+        </w:rPr>
+        <w:t xml:space="preserve"> Tertinggi: </w:t>
+      </w:r>
+      <w:r>
+        <w:rPr>
+          <w:rFonts w:ascii="Times New Roman" w:hAnsi="Times New Roman" w:cs="Times New Roman"/>
+          <w:i/>
+          <w:iCs/>
+          <w:szCs w:val="22"/>
+          <w:lang w:val="en-US"/>
+        </w:rPr>
+        <w:t>Borderline</w:t>
+      </w:r>
+      <w:r>
+        <w:rPr>
+          <w:rFonts w:ascii="Times New Roman" w:hAnsi="Times New Roman" w:cs="Times New Roman"/>
+          <w:szCs w:val="22"/>
+          <w:lang w:val="en-US"/>
+        </w:rPr>
+        <w:t xml:space="preserve">-SMOTE (~94,94%), diikuti Tanpa </w:t>
+      </w:r>
+      <w:r>
+        <w:rPr>
+          <w:rFonts w:ascii="Times New Roman" w:hAnsi="Times New Roman" w:cs="Times New Roman"/>
+          <w:i/>
+          <w:iCs/>
+          <w:szCs w:val="22"/>
+          <w:lang w:val="en-US"/>
+        </w:rPr>
+        <w:t xml:space="preserve">Handling </w:t>
+      </w:r>
+      <w:r>
+        <w:rPr>
+          <w:rFonts w:ascii="Times New Roman" w:hAnsi="Times New Roman" w:cs="Times New Roman"/>
+          <w:szCs w:val="22"/>
+          <w:lang w:val="en-US"/>
+        </w:rPr>
+        <w:t xml:space="preserve">(~93,98%), dan SMOTE (~90,80%). Sebaliknya, undersampling (RandomUnderSampler &amp; NearMiss-1) memiliki precision yang sangat buruk (0,20% – 4,54%).   </w:t>
+      </w:r>
+    </w:p>
+    <w:p>
+      <w:pPr>
+        <w:pStyle w:val="ListParagraph"/>
+        <w:numPr>
+          <w:ilvl w:val="0"/>
+          <w:numId w:val="13"/>
+        </w:numPr>
+        <w:rPr>
+          <w:rFonts w:ascii="Times New Roman" w:hAnsi="Times New Roman" w:cs="Times New Roman"/>
+          <w:szCs w:val="22"/>
+          <w:lang w:val="en-US"/>
+        </w:rPr>
+      </w:pPr>
+      <w:r>
+        <w:rPr>
+          <w:rFonts w:ascii="Times New Roman" w:hAnsi="Times New Roman" w:cs="Times New Roman"/>
+          <w:i/>
+          <w:iCs/>
+          <w:szCs w:val="22"/>
+          <w:lang w:val="en-US"/>
+        </w:rPr>
+        <w:t>Recall</w:t>
+      </w:r>
+      <w:r>
+        <w:rPr>
+          <w:rFonts w:ascii="Times New Roman" w:hAnsi="Times New Roman" w:cs="Times New Roman"/>
+          <w:szCs w:val="22"/>
+          <w:lang w:val="en-US"/>
+        </w:rPr>
+        <w:t xml:space="preserve"> Tertinggi: </w:t>
+      </w:r>
+      <w:r>
+        <w:rPr>
+          <w:rFonts w:ascii="Times New Roman" w:hAnsi="Times New Roman" w:cs="Times New Roman"/>
+          <w:i/>
+          <w:iCs/>
+          <w:szCs w:val="22"/>
+          <w:lang w:val="en-US"/>
+        </w:rPr>
+        <w:t>NearMiss</w:t>
+      </w:r>
+      <w:r>
+        <w:rPr>
+          <w:rFonts w:ascii="Times New Roman" w:hAnsi="Times New Roman" w:cs="Times New Roman"/>
+          <w:szCs w:val="22"/>
+          <w:lang w:val="en-US"/>
+        </w:rPr>
+        <w:t xml:space="preserve">-1 (1,0000), diikuti </w:t>
+      </w:r>
+      <w:r>
+        <w:rPr>
+          <w:rFonts w:ascii="Times New Roman" w:hAnsi="Times New Roman" w:cs="Times New Roman"/>
+          <w:i/>
+          <w:iCs/>
+          <w:szCs w:val="22"/>
+          <w:lang w:val="en-US"/>
+        </w:rPr>
+        <w:t>RandomUnderSampler</w:t>
+      </w:r>
+      <w:r>
+        <w:rPr>
+          <w:rFonts w:ascii="Times New Roman" w:hAnsi="Times New Roman" w:cs="Times New Roman"/>
+          <w:szCs w:val="22"/>
+          <w:lang w:val="en-US"/>
+        </w:rPr>
+        <w:t xml:space="preserve"> (90,82%), SMOTE-ENN (82,65%), dan SMOTE (80,61%).</w:t>
+      </w:r>
+    </w:p>
+    <w:p>
+      <w:pPr>
+        <w:pStyle w:val="ListParagraph"/>
+        <w:numPr>
+          <w:ilvl w:val="0"/>
+          <w:numId w:val="13"/>
+        </w:numPr>
+        <w:rPr>
+          <w:rFonts w:ascii="Times New Roman" w:hAnsi="Times New Roman" w:cs="Times New Roman"/>
+          <w:szCs w:val="22"/>
+          <w:lang w:val="en-US"/>
+        </w:rPr>
+      </w:pPr>
+      <w:r>
+        <w:rPr>
+          <w:rFonts w:ascii="Times New Roman" w:hAnsi="Times New Roman" w:cs="Times New Roman"/>
+          <w:i/>
+          <w:iCs/>
+          <w:szCs w:val="22"/>
+          <w:lang w:val="en-US"/>
+        </w:rPr>
+        <w:t>F1-Score</w:t>
+      </w:r>
+      <w:r>
+        <w:rPr>
+          <w:rFonts w:ascii="Times New Roman" w:hAnsi="Times New Roman" w:cs="Times New Roman"/>
+          <w:szCs w:val="22"/>
+          <w:lang w:val="en-US"/>
+        </w:rPr>
+        <w:t xml:space="preserve"> Tertinggi: Baseline Tanpa Handling unggul di angka 0,8791 (atau ~0,8619 tergantung iterasi random state spesifik), diikuti SMOTE dan Borderline-SMOTE, sementara metode undersampling terjebak pada </w:t>
+      </w:r>
+      <w:r>
+        <w:rPr>
+          <w:rFonts w:ascii="Times New Roman" w:hAnsi="Times New Roman" w:cs="Times New Roman"/>
+          <w:i/>
+          <w:iCs/>
+          <w:szCs w:val="22"/>
+          <w:lang w:val="en-US"/>
+        </w:rPr>
+        <w:t>F1-score</w:t>
+      </w:r>
+      <w:r>
+        <w:rPr>
+          <w:rFonts w:ascii="Times New Roman" w:hAnsi="Times New Roman" w:cs="Times New Roman"/>
+          <w:szCs w:val="22"/>
+          <w:lang w:val="en-US"/>
+        </w:rPr>
+        <w:t xml:space="preserve"> sangat rendah akibat ledakan </w:t>
+      </w:r>
+      <w:r>
+        <w:rPr>
+          <w:rFonts w:ascii="Times New Roman" w:hAnsi="Times New Roman" w:cs="Times New Roman"/>
+          <w:i/>
+          <w:iCs/>
+          <w:szCs w:val="22"/>
+          <w:lang w:val="en-US"/>
+        </w:rPr>
+        <w:t>false positive</w:t>
+      </w:r>
+      <w:r>
+        <w:rPr>
+          <w:rFonts w:ascii="Times New Roman" w:hAnsi="Times New Roman" w:cs="Times New Roman"/>
+          <w:szCs w:val="22"/>
+          <w:lang w:val="en-US"/>
+        </w:rPr>
+        <w:t>.</w:t>
+      </w:r>
+    </w:p>
+    <w:p>
+      <w:pPr>
+        <w:pStyle w:val="ListParagraph"/>
+        <w:numPr>
+          <w:ilvl w:val="0"/>
+          <w:numId w:val="13"/>
+        </w:numPr>
+        <w:rPr>
+          <w:rFonts w:ascii="Times New Roman" w:hAnsi="Times New Roman" w:cs="Times New Roman"/>
+          <w:szCs w:val="22"/>
+          <w:lang w:val="en-US"/>
+        </w:rPr>
+      </w:pPr>
+      <w:r>
+        <w:rPr>
+          <w:rFonts w:ascii="Times New Roman" w:hAnsi="Times New Roman" w:cs="Times New Roman"/>
+          <w:szCs w:val="22"/>
+          <w:lang w:val="en-US"/>
         </w:rPr>
         <w:lastRenderedPageBreak/>
-        <w:t>Precision yang sangat rendah, yaitu 0,0031–0,0468, yang berarti hanya sekitar 0,31–4,68% prediksi fraud yang benar.</w:t>
-      </w:r>
-    </w:p>
-    <w:p>
-      <w:pPr>
-        <w:ind w:left="-15" w:firstLine="0"/>
-        <w:rPr>
-          <w:rFonts w:ascii="Times New Roman" w:hAnsi="Times New Roman" w:cs="Times New Roman"/>
-          <w:szCs w:val="22"/>
-          <w:lang w:val="it-IT"/>
-        </w:rPr>
-      </w:pPr>
-    </w:p>
-    <w:p>
-      <w:pPr>
-        <w:ind w:left="-15" w:firstLine="0"/>
-        <w:rPr>
-          <w:rFonts w:ascii="Times New Roman" w:hAnsi="Times New Roman" w:cs="Times New Roman"/>
-          <w:szCs w:val="22"/>
-          <w:lang w:val="it-IT"/>
-        </w:rPr>
-      </w:pPr>
-      <w:r>
-        <w:rPr>
-          <w:rFonts w:ascii="Times New Roman" w:hAnsi="Times New Roman" w:cs="Times New Roman"/>
-          <w:szCs w:val="22"/>
-          <w:lang w:val="it-IT"/>
-        </w:rPr>
-        <w:t>Pada metrik Recall, NearMiss-1 memperoleh nilai tertinggi sebesar 0,9490, diikuti RandomUnderSampler sebesar 0,9082, SMOTE-ENN sebesar 0,8367, dan metode tanpa handling sebesar 0,8163. Hasil ini menunjukkan bahwa undersampling mampu mendeteksi lebih banyak transaksi fraud, tetapi berisiko menghasilkan banyak alarm palsu.</w:t>
-      </w:r>
-    </w:p>
-    <w:p>
-      <w:pPr>
-        <w:ind w:left="-15" w:firstLine="0"/>
-        <w:rPr>
-          <w:rFonts w:ascii="Times New Roman" w:hAnsi="Times New Roman" w:cs="Times New Roman"/>
-          <w:szCs w:val="22"/>
-          <w:lang w:val="it-IT"/>
-        </w:rPr>
-      </w:pPr>
-    </w:p>
-    <w:p>
-      <w:pPr>
-        <w:ind w:left="-15" w:firstLine="0"/>
-        <w:rPr>
-          <w:rFonts w:ascii="Times New Roman" w:hAnsi="Times New Roman" w:cs="Times New Roman"/>
-          <w:szCs w:val="22"/>
-          <w:lang w:val="it-IT"/>
-        </w:rPr>
-      </w:pPr>
-      <w:r>
-        <w:rPr>
-          <w:rFonts w:ascii="Times New Roman" w:hAnsi="Times New Roman" w:cs="Times New Roman"/>
-          <w:szCs w:val="22"/>
-          <w:lang w:val="it-IT"/>
-        </w:rPr>
-        <w:t>Berdasarkan F1-Score, metode tanpa handling kembali unggul dengan nilai 0,8791, diikuti SMOTE sebesar 0,8438 dan SMOTE-ENN sebesar 0,8283. Sementara itu, undersampling memperoleh F1-Score yang sangat rendah, yaitu 0,0062–0,0890, akibat rendahnya Precision.</w:t>
-      </w:r>
-    </w:p>
-    <w:p>
-      <w:pPr>
-        <w:ind w:left="-15" w:firstLine="0"/>
-        <w:rPr>
-          <w:rFonts w:ascii="Times New Roman" w:hAnsi="Times New Roman" w:cs="Times New Roman"/>
-          <w:szCs w:val="22"/>
-          <w:lang w:val="it-IT"/>
-        </w:rPr>
-      </w:pPr>
-    </w:p>
-    <w:p>
-      <w:pPr>
-        <w:ind w:left="-15" w:firstLine="0"/>
-        <w:rPr>
-          <w:rFonts w:ascii="Times New Roman" w:hAnsi="Times New Roman" w:cs="Times New Roman"/>
-          <w:szCs w:val="22"/>
-          <w:lang w:val="it-IT"/>
-        </w:rPr>
-      </w:pPr>
-      <w:r>
-        <w:rPr>
-          <w:rFonts w:ascii="Times New Roman" w:hAnsi="Times New Roman" w:cs="Times New Roman"/>
-          <w:szCs w:val="22"/>
-          <w:lang w:val="it-IT"/>
-        </w:rPr>
-        <w:t>Pada metrik ROC-AUC, RandomUnderSampler memperoleh nilai tertinggi sebesar 0,9758, diikuti SMOTE-ENN sebesar 0,9742, SMOTE sebesar 0,9741, dan metode tanpa handling sebesar 0,9577. Namun, ROC-AUC perlu diinterpretasikan secara hati-hati pada dataset yang sangat tidak seimbang karena belum sepenuhnya menggambarkan ketepatan prediksi kelas fraud.</w:t>
-      </w:r>
-    </w:p>
-    <w:p>
-      <w:pPr>
-        <w:ind w:left="-15" w:firstLine="0"/>
-        <w:rPr>
-          <w:rFonts w:ascii="Times New Roman" w:hAnsi="Times New Roman" w:cs="Times New Roman"/>
-          <w:szCs w:val="22"/>
-          <w:lang w:val="it-IT"/>
-        </w:rPr>
-      </w:pPr>
-    </w:p>
-    <w:p>
-      <w:pPr>
-        <w:ind w:left="-15" w:firstLine="0"/>
-        <w:rPr>
-          <w:rFonts w:ascii="Times New Roman" w:hAnsi="Times New Roman" w:cs="Times New Roman"/>
-          <w:szCs w:val="22"/>
-          <w:lang w:val="it-IT"/>
-        </w:rPr>
-      </w:pPr>
-      <w:r>
-        <w:rPr>
-          <w:rFonts w:ascii="Times New Roman" w:hAnsi="Times New Roman" w:cs="Times New Roman"/>
-          <w:szCs w:val="22"/>
-          <w:lang w:val="it-IT"/>
-        </w:rPr>
-        <w:t>Sementara itu, AUPRC tertinggi diperoleh SMOTE-ENN sebesar 0,8689, diikuti SMOTE sebesar 0,8574 dan metode tanpa handling sebesar 0,8503. Nilai ini menunjukkan bahwa SMOTE-ENN memiliki kinerja yang baik dalam mengevaluasi keseimbangan Precision dan Recall pada kelas fraud yang jumlahnya sangat sedikit.</w:t>
+        <w:t xml:space="preserve">ROC-AUC: Metode </w:t>
+      </w:r>
+      <w:r>
+        <w:rPr>
+          <w:rFonts w:ascii="Times New Roman" w:hAnsi="Times New Roman" w:cs="Times New Roman"/>
+          <w:i/>
+          <w:iCs/>
+          <w:szCs w:val="22"/>
+          <w:lang w:val="en-US"/>
+        </w:rPr>
+        <w:t>undersampling</w:t>
+      </w:r>
+      <w:r>
+        <w:rPr>
+          <w:rFonts w:ascii="Times New Roman" w:hAnsi="Times New Roman" w:cs="Times New Roman"/>
+          <w:szCs w:val="22"/>
+          <w:lang w:val="en-US"/>
+        </w:rPr>
+        <w:t xml:space="preserve"> dan </w:t>
+      </w:r>
+      <w:r>
+        <w:rPr>
+          <w:rFonts w:ascii="Times New Roman" w:hAnsi="Times New Roman" w:cs="Times New Roman"/>
+          <w:i/>
+          <w:iCs/>
+          <w:szCs w:val="22"/>
+          <w:lang w:val="en-US"/>
+        </w:rPr>
+        <w:t>oversampling</w:t>
+      </w:r>
+      <w:r>
+        <w:rPr>
+          <w:rFonts w:ascii="Times New Roman" w:hAnsi="Times New Roman" w:cs="Times New Roman"/>
+          <w:szCs w:val="22"/>
+          <w:lang w:val="en-US"/>
+        </w:rPr>
+        <w:t xml:space="preserve"> menghasilkan skor ROC-AUC yang sangat tinggi (&gt;0,95 hingga 0,97), namun terbukti menyesatkan karena tingginya </w:t>
+      </w:r>
+      <w:r>
+        <w:rPr>
+          <w:rFonts w:ascii="Times New Roman" w:hAnsi="Times New Roman" w:cs="Times New Roman"/>
+          <w:i/>
+          <w:iCs/>
+          <w:szCs w:val="22"/>
+          <w:lang w:val="en-US"/>
+        </w:rPr>
+        <w:t>False Positive Rate</w:t>
+      </w:r>
+      <w:r>
+        <w:rPr>
+          <w:rFonts w:ascii="Times New Roman" w:hAnsi="Times New Roman" w:cs="Times New Roman"/>
+          <w:szCs w:val="22"/>
+          <w:lang w:val="en-US"/>
+        </w:rPr>
+        <w:t xml:space="preserve"> (FPR) pada data </w:t>
+      </w:r>
+      <w:r>
+        <w:rPr>
+          <w:rFonts w:ascii="Times New Roman" w:hAnsi="Times New Roman" w:cs="Times New Roman"/>
+          <w:i/>
+          <w:iCs/>
+          <w:szCs w:val="22"/>
+          <w:lang w:val="en-US"/>
+        </w:rPr>
+        <w:t>imbalance</w:t>
+      </w:r>
+      <w:r>
+        <w:rPr>
+          <w:rFonts w:ascii="Times New Roman" w:hAnsi="Times New Roman" w:cs="Times New Roman"/>
+          <w:szCs w:val="22"/>
+          <w:lang w:val="en-US"/>
+        </w:rPr>
+        <w:t xml:space="preserve"> ekstrem.</w:t>
+      </w:r>
+      <w:r>
+        <w:rPr>
+          <w:rFonts w:ascii="Times New Roman" w:hAnsi="Times New Roman" w:cs="Times New Roman"/>
+          <w:szCs w:val="22"/>
+          <w:lang w:val="en-US"/>
+        </w:rPr>
+        <w:t xml:space="preserve"> </w:t>
+      </w:r>
+      <w:r>
+        <w:rPr>
+          <w:rFonts w:ascii="Times New Roman" w:hAnsi="Times New Roman" w:cs="Times New Roman"/>
+          <w:szCs w:val="22"/>
+          <w:lang w:val="en-US"/>
+        </w:rPr>
+        <w:t xml:space="preserve">AUPRC Tertinggi: SMOTE-ENN mencatatkan performa terbaik pada metrik yang paling representatif ini (mencapai 0,8689), diikuti oleh baseline dan SMOTE.   </w:t>
       </w:r>
     </w:p>
     <w:p>
@@ -4264,7 +5325,7 @@
           <w:szCs w:val="22"/>
           <w:lang w:val="it-IT"/>
         </w:rPr>
-        <w:t>Analisis per Confusion Matrix</w:t>
+        <w:t>Analisis Confusion Matrix</w:t>
       </w:r>
     </w:p>
     <w:p>
@@ -4283,7 +5344,7 @@
           <w:szCs w:val="22"/>
         </w:rPr>
         <w:drawing>
-          <wp:inline distT="0" distB="0" distL="0" distR="0" wp14:anchorId="4738D5AB" wp14:editId="17A2ADF8">
+          <wp:inline distT="0" distB="0" distL="0" distR="0" wp14:anchorId="4738D5AB" wp14:editId="6AC5660D">
             <wp:extent cx="5734685" cy="3512820"/>
             <wp:effectExtent l="0" t="0" r="0" b="0"/>
             <wp:docPr id="1024940885" name="Picture 1"/>
@@ -4384,44 +5445,61 @@
           <w:szCs w:val="22"/>
           <w:lang w:val="en-US"/>
         </w:rPr>
-        <w:t xml:space="preserve">Confusion matrix seluruh metode ditampilkan pada Gambar 3.2 dalam bentuk heatmap yang dinormalisasi berdasarkan baris, dengan persentase dan jumlah absolut pada setiap sel. Hasilnya menunjukkan perbedaan pola prediksi antara metode tanpa handling dan undersampling. Selanjutnya, Gambar 3.3 memperlihatkan confusion matrix untuk RandomUnderSampler dan NearMiss-1. RandomUnderSampler menghasilkan sekitar 55.000 true negative (TN), 1.900 false positive (FP), 9 </w:t>
-      </w:r>
-      <w:r>
-        <w:rPr>
-          <w:rFonts w:ascii="Times New Roman" w:hAnsi="Times New Roman" w:cs="Times New Roman"/>
-          <w:szCs w:val="22"/>
-          <w:lang w:val="en-US"/>
-        </w:rPr>
-        <w:lastRenderedPageBreak/>
-        <w:t>false negative (FN), dan 89 true positive (TP). Sementara itu, NearMiss-1 menghasilkan sekitar 54.000 TN, 2.900 FP, 5 FN, dan 93 TP.</w:t>
-      </w:r>
-    </w:p>
-    <w:p>
-      <w:pPr>
-        <w:ind w:left="0" w:firstLine="0"/>
-        <w:rPr>
-          <w:rFonts w:ascii="Times New Roman" w:hAnsi="Times New Roman" w:cs="Times New Roman"/>
-          <w:szCs w:val="22"/>
-          <w:lang w:val="en-US"/>
-        </w:rPr>
-      </w:pPr>
-    </w:p>
-    <w:p>
-      <w:pPr>
-        <w:ind w:left="0" w:firstLine="0"/>
-        <w:rPr>
-          <w:rFonts w:ascii="Times New Roman" w:hAnsi="Times New Roman" w:cs="Times New Roman"/>
-          <w:szCs w:val="22"/>
-          <w:lang w:val="en-US"/>
-        </w:rPr>
-      </w:pPr>
-      <w:r>
-        <w:rPr>
-          <w:rFonts w:ascii="Times New Roman" w:hAnsi="Times New Roman" w:cs="Times New Roman"/>
-          <w:szCs w:val="22"/>
-          <w:lang w:val="en-US"/>
-        </w:rPr>
-        <w:t>Hasil tersebut menunjukkan bahwa meskipun undersampling memiliki Recall tinggi, metode ini menghasilkan banyak false positive, yaitu transaksi normal yang keliru diklasifikasikan sebagai fraud. Kondisi ini sejalan dengan nilai Precision yang sangat rendah, yaitu sekitar 0,31–4,68%. Dari sisi bisnis, tingginya jumlah alarm palsu dapat meningkatkan beban pemeriksaan transaksi dan mengganggu pengalaman nasabah akibat pemeriksaan atau pemblokiran transaksi normal yang tidak diperlukan. Oleh karena itu, pemilihan model perlu mempertimbangkan keseimbangan antara kemampuan mendeteksi fraud dan meminimalkan kesalahan klasifikasi transaksi normal.</w:t>
+        <w:t xml:space="preserve">Metode </w:t>
+      </w:r>
+      <w:r>
+        <w:rPr>
+          <w:rFonts w:ascii="Times New Roman" w:hAnsi="Times New Roman" w:cs="Times New Roman"/>
+          <w:i/>
+          <w:iCs/>
+          <w:szCs w:val="22"/>
+          <w:lang w:val="en-US"/>
+        </w:rPr>
+        <w:t>undersampling</w:t>
+      </w:r>
+      <w:r>
+        <w:rPr>
+          <w:rFonts w:ascii="Times New Roman" w:hAnsi="Times New Roman" w:cs="Times New Roman"/>
+          <w:szCs w:val="22"/>
+          <w:lang w:val="en-US"/>
+        </w:rPr>
+        <w:t xml:space="preserve"> (khususnya </w:t>
+      </w:r>
+      <w:r>
+        <w:rPr>
+          <w:rFonts w:ascii="Times New Roman" w:hAnsi="Times New Roman" w:cs="Times New Roman"/>
+          <w:i/>
+          <w:iCs/>
+          <w:szCs w:val="22"/>
+          <w:lang w:val="en-US"/>
+        </w:rPr>
+        <w:t>NearMiss-1</w:t>
+      </w:r>
+      <w:r>
+        <w:rPr>
+          <w:rFonts w:ascii="Times New Roman" w:hAnsi="Times New Roman" w:cs="Times New Roman"/>
+          <w:szCs w:val="22"/>
+          <w:lang w:val="en-US"/>
+        </w:rPr>
+        <w:t xml:space="preserve">) berhasil menangkap seluruh transaksi </w:t>
+      </w:r>
+      <w:r>
+        <w:rPr>
+          <w:rFonts w:ascii="Times New Roman" w:hAnsi="Times New Roman" w:cs="Times New Roman"/>
+          <w:i/>
+          <w:iCs/>
+          <w:szCs w:val="22"/>
+          <w:lang w:val="en-US"/>
+        </w:rPr>
+        <w:t>fraud</w:t>
+      </w:r>
+      <w:r>
+        <w:rPr>
+          <w:rFonts w:ascii="Times New Roman" w:hAnsi="Times New Roman" w:cs="Times New Roman"/>
+          <w:szCs w:val="22"/>
+          <w:lang w:val="en-US"/>
+        </w:rPr>
+        <w:t xml:space="preserve"> (0 False Negative), namun menghasilkan hampir 49.000 False Positive (alarm palsu). Dari sudut pandang bisnis perbankan, kondisi ini sangat merugikan karena akan memicu pemblokiran kartu nasabah normal secara masif dan membebani tim investigasi. Sebaliknya, metode berbasis oversampling (terutama SMOTE-ENN) mampu menekan false positive secara drastis sembari mempertahankan tingkat recall yang tinggi.</w:t>
       </w:r>
     </w:p>
     <w:p>
@@ -4455,9 +5533,19 @@
           <w:b/>
           <w:bCs/>
           <w:szCs w:val="22"/>
-          <w:lang w:val="en-US"/>
-        </w:rPr>
-        <w:t>Pembahasan ROC-AUC, Trade-off Oversampling dan Undersampling, serta Evaluasi Model</w:t>
+        </w:rPr>
+        <w:t xml:space="preserve">Pembahasan Mendalam: ROC-AUC vs AUPRC, serta </w:t>
+      </w:r>
+      <w:r>
+        <w:rPr>
+          <w:rFonts w:ascii="Times New Roman" w:hAnsi="Times New Roman" w:cs="Times New Roman"/>
+          <w:b/>
+          <w:bCs/>
+          <w:i/>
+          <w:iCs/>
+          <w:szCs w:val="22"/>
+        </w:rPr>
+        <w:t>Trade-off</w:t>
       </w:r>
     </w:p>
     <w:p>
@@ -4554,121 +5642,209 @@
     </w:p>
     <w:p>
       <w:pPr>
+        <w:pStyle w:val="ListParagraph"/>
+        <w:numPr>
+          <w:ilvl w:val="0"/>
+          <w:numId w:val="14"/>
+        </w:numPr>
         <w:ind w:left="-5"/>
         <w:rPr>
           <w:rFonts w:ascii="Times New Roman" w:hAnsi="Times New Roman" w:cs="Times New Roman"/>
           <w:szCs w:val="22"/>
-          <w:lang w:val="en-US"/>
-        </w:rPr>
-      </w:pPr>
-      <w:r>
-        <w:rPr>
-          <w:rFonts w:ascii="Times New Roman" w:hAnsi="Times New Roman" w:cs="Times New Roman"/>
-          <w:szCs w:val="22"/>
-          <w:lang w:val="en-US"/>
-        </w:rPr>
-        <w:t>Nilai ROC-AUC yang tinggi tidak selalu menunjukkan bahwa model memiliki Precision yang baik, terutama pada dataset yang sangat tidak seimbang (imbalanced dataset). Fenomena ini terlihat pada metode RandomUnderSampler dengan ROC-AUC sebesar 0,9758 dan Precision sebesar 0,0468, serta NearMiss-1 dengan ROC-AUC sebesar 0,9524 dan Precision sebesar 0,0031. ROC-AUC mengukur kemampuan model membedakan kelas melalui True Positive Rate (TPR) dan False Positive Rate (FPR) pada berbagai ambang keputusan. Namun, karena jumlah transaksi normal jauh lebih besar dibandingkan transaksi fraud, FPR yang relatif kecil sekalipun dapat menghasilkan ribuan false positive (FP). Sebagai contoh, FPR sekitar 3,2% dari 56.962 transaksi normal dapat menghasilkan sekitar 1.800 alarm palsu. Kondisi ini menyebabkan nilai ROC-AUC yang tinggi tidak selalu sejalan dengan Precision yang baik. Oleh karena itu, ROC-AUC perlu dilengkapi dengan Area Under the Precision-Recall Curve (AUPRC), yang berfokus pada hubungan antara Precision dan Recall sehingga lebih informatif dalam mengevaluasi kinerja model pada kelas minoritas. Hasil pengujian menunjukkan bahwa AUPRC SMOTE-ENN sebesar 0,8689 lebih tinggi dibandingkan RandomUnderSampler sebesar 0,6998. Hasil tersebut menunjukkan bahwa AUPRC dapat memberikan gambaran tambahan yang lebih relevan mengenai kemampuan model dalam mendeteksi transaksi fraud pada dataset yang tidak seimbang.</w:t>
-      </w:r>
-    </w:p>
-    <w:p>
-      <w:pPr>
+          <w:lang w:val="it-IT"/>
+        </w:rPr>
+      </w:pPr>
+      <w:r>
+        <w:rPr>
+          <w:rFonts w:ascii="Times New Roman" w:hAnsi="Times New Roman" w:cs="Times New Roman"/>
+          <w:szCs w:val="22"/>
+          <w:lang w:val="en-US"/>
+        </w:rPr>
+        <w:lastRenderedPageBreak/>
+        <w:t xml:space="preserve">Kelemahan ROC-AUC pada </w:t>
+      </w:r>
+      <w:r>
+        <w:rPr>
+          <w:rFonts w:ascii="Times New Roman" w:hAnsi="Times New Roman" w:cs="Times New Roman"/>
+          <w:szCs w:val="22"/>
+          <w:lang w:val="en-US"/>
+        </w:rPr>
+        <w:t>d</w:t>
+      </w:r>
+      <w:r>
+        <w:rPr>
+          <w:rFonts w:ascii="Times New Roman" w:hAnsi="Times New Roman" w:cs="Times New Roman"/>
+          <w:szCs w:val="22"/>
+          <w:lang w:val="en-US"/>
+        </w:rPr>
+        <w:t xml:space="preserve">ata </w:t>
+      </w:r>
+      <w:r>
+        <w:rPr>
+          <w:rFonts w:ascii="Times New Roman" w:hAnsi="Times New Roman" w:cs="Times New Roman"/>
+          <w:i/>
+          <w:iCs/>
+          <w:szCs w:val="22"/>
+          <w:lang w:val="en-US"/>
+        </w:rPr>
+        <w:t>Imbalanced</w:t>
+      </w:r>
+      <w:r>
+        <w:rPr>
+          <w:rFonts w:ascii="Times New Roman" w:hAnsi="Times New Roman" w:cs="Times New Roman"/>
+          <w:szCs w:val="22"/>
+          <w:lang w:val="en-US"/>
+        </w:rPr>
+        <w:t xml:space="preserve">: ROC-AUC mengukur TPR dan FPR. </w:t>
+      </w:r>
+      <w:r>
+        <w:rPr>
+          <w:rFonts w:ascii="Times New Roman" w:hAnsi="Times New Roman" w:cs="Times New Roman"/>
+          <w:szCs w:val="22"/>
+          <w:lang w:val="it-IT"/>
+        </w:rPr>
+        <w:t xml:space="preserve">Karena jumlah data normal sangat masif, nilai FPR yang tampak kecil (misal 3%) berimplikasi pada ribuan </w:t>
+      </w:r>
+      <w:r>
+        <w:rPr>
+          <w:rFonts w:ascii="Times New Roman" w:hAnsi="Times New Roman" w:cs="Times New Roman"/>
+          <w:i/>
+          <w:iCs/>
+          <w:szCs w:val="22"/>
+          <w:lang w:val="it-IT"/>
+        </w:rPr>
+        <w:t>false positive</w:t>
+      </w:r>
+      <w:r>
+        <w:rPr>
+          <w:rFonts w:ascii="Times New Roman" w:hAnsi="Times New Roman" w:cs="Times New Roman"/>
+          <w:szCs w:val="22"/>
+          <w:lang w:val="it-IT"/>
+        </w:rPr>
+        <w:t xml:space="preserve"> di dunia nyata. Oleh karena itu, AUPRC jauh lebih akurat dan informatif dalam mengevaluasi performa model pada kelas minoritas.</w:t>
+      </w:r>
+    </w:p>
+    <w:p>
+      <w:pPr>
+        <w:pStyle w:val="ListParagraph"/>
+        <w:numPr>
+          <w:ilvl w:val="0"/>
+          <w:numId w:val="14"/>
+        </w:numPr>
         <w:ind w:left="-5"/>
         <w:rPr>
           <w:rFonts w:ascii="Times New Roman" w:hAnsi="Times New Roman" w:cs="Times New Roman"/>
           <w:szCs w:val="22"/>
-          <w:lang w:val="en-US"/>
-        </w:rPr>
-      </w:pPr>
-    </w:p>
-    <w:p>
-      <w:pPr>
-        <w:ind w:left="-5"/>
-        <w:rPr>
-          <w:rFonts w:ascii="Times New Roman" w:hAnsi="Times New Roman" w:cs="Times New Roman"/>
-          <w:szCs w:val="22"/>
-          <w:lang w:val="en-US"/>
-        </w:rPr>
-      </w:pPr>
-      <w:r>
-        <w:rPr>
-          <w:rFonts w:ascii="Times New Roman" w:hAnsi="Times New Roman" w:cs="Times New Roman"/>
-          <w:szCs w:val="22"/>
-          <w:lang w:val="en-US"/>
-        </w:rPr>
-        <w:t xml:space="preserve">Perbandingan metode oversampling dan undersampling menunjukkan adanya trade-off antara waktu komputasi, jumlah informasi yang dipertahankan, dan kualitas prediksi. Metode oversampling, seperti SMOTE dan SMOTE-ENN, meningkatkan representasi kelas minoritas dengan menambahkan sampel fraud sintetis sehingga lebih banyak informasi dari data latih tetap dapat dimanfaatkan. Namun, metode ini membutuhkan waktu komputasi yang lebih lama, yaitu sekitar 150–758 detik, serta berpotensi menyebabkan overfitting apabila model terlalu menyesuaikan diri dengan karakteristik data latih. </w:t>
-      </w:r>
-      <w:r>
-        <w:rPr>
-          <w:rFonts w:ascii="Times New Roman" w:hAnsi="Times New Roman" w:cs="Times New Roman"/>
-          <w:szCs w:val="22"/>
-          <w:lang w:val="en-US"/>
-        </w:rPr>
-        <w:lastRenderedPageBreak/>
-        <w:t>Sebaliknya, undersampling mengurangi jumlah sampel kelas mayoritas sehingga proses pelatihan menjadi jauh lebih cepat, yaitu sekitar 0,3–0,9 detik. Akan tetapi, pengurangan data secara drastis, dari ratusan ribu sampel menjadi sekitar 788 sampel pada metode tertentu, berisiko menghilangkan informasi penting dari transaksi normal dan meningkatkan kemungkinan underfitting. Selain itu, meskipun undersampling menghasilkan Recall yang tinggi, yaitu sekitar 0,91–0,95, nilai Precision yang hanya berkisar antara 0,003–0,047 menunjukkan bahwa sebagian besar transaksi yang diprediksi sebagai fraud sebenarnya merupakan transaksi normal. Dengan demikian, kemampuan model menangkap sebagian besar fraud belum tentu menunjukkan bahwa model tersebut efektif dalam penggunaan praktis apabila jumlah alarm palsu yang dihasilkan terlalu besar.</w:t>
-      </w:r>
-    </w:p>
-    <w:p>
-      <w:pPr>
-        <w:ind w:left="-5"/>
-        <w:rPr>
-          <w:rFonts w:ascii="Times New Roman" w:hAnsi="Times New Roman" w:cs="Times New Roman"/>
-          <w:szCs w:val="22"/>
-          <w:lang w:val="en-US"/>
-        </w:rPr>
-      </w:pPr>
-    </w:p>
-    <w:p>
-      <w:pPr>
-        <w:ind w:left="-5"/>
-        <w:rPr>
-          <w:rFonts w:ascii="Times New Roman" w:hAnsi="Times New Roman" w:cs="Times New Roman"/>
-          <w:szCs w:val="22"/>
-          <w:lang w:val="en-US"/>
-        </w:rPr>
-      </w:pPr>
-      <w:r>
-        <w:rPr>
-          <w:rFonts w:ascii="Times New Roman" w:hAnsi="Times New Roman" w:cs="Times New Roman"/>
-          <w:szCs w:val="22"/>
-          <w:lang w:val="en-US"/>
-        </w:rPr>
-        <w:t>Perbedaan karakteristik tersebut menunjukkan bahwa tidak ada metode penanganan ketidakseimbangan kelas yang sepenuhnya bebas dari konsekuensi. Oversampling cenderung membutuhkan sumber daya komputasi lebih besar, sedangkan undersampling menawarkan efisiensi waktu dengan risiko kehilangan informasi. Dalam konteks deteksi fraud, pemilihan metode perlu mempertimbangkan keseimbangan antara Recall, Precision, waktu komputasi, dan jumlah kesalahan klasifikasi. Perbandingan jumlah false negative (FN), yaitu transaksi fraud yang tidak terdeteksi, dan false positive (FP), yaitu transaksi normal yang keliru ditandai sebagai fraud, untuk setiap metode ditampilkan pada Gambar 3.4. Visualisasi tersebut membantu memperlihatkan bahwa metode dengan FN rendah belum tentu memberikan hasil yang optimal apabila menghasilkan FP dalam jumlah sangat tinggi. Oleh sebab itu, evaluasi tidak seharusnya hanya berfokus pada kemampuan menangkap fraud, tetapi juga perlu mempertimbangkan beban pemeriksaan tambahan yang ditimbulkan oleh alarm palsu.</w:t>
-      </w:r>
-    </w:p>
-    <w:p>
-      <w:pPr>
-        <w:ind w:left="-5"/>
-        <w:rPr>
-          <w:rFonts w:ascii="Times New Roman" w:hAnsi="Times New Roman" w:cs="Times New Roman"/>
-          <w:szCs w:val="22"/>
-          <w:lang w:val="en-US"/>
-        </w:rPr>
-      </w:pPr>
-    </w:p>
-    <w:p>
-      <w:pPr>
-        <w:ind w:left="-5"/>
-        <w:rPr>
-          <w:rFonts w:ascii="Times New Roman" w:hAnsi="Times New Roman" w:cs="Times New Roman"/>
-          <w:szCs w:val="22"/>
-          <w:lang w:val="en-US"/>
-        </w:rPr>
-      </w:pPr>
-      <w:r>
-        <w:rPr>
-          <w:rFonts w:ascii="Times New Roman" w:hAnsi="Times New Roman" w:cs="Times New Roman"/>
-          <w:szCs w:val="22"/>
-          <w:lang w:val="en-US"/>
-        </w:rPr>
-        <w:t>Selain ROC-AUC, AUPRC, Precision, dan Recall, akurasi juga tidak cukup digunakan sebagai metrik utama dalam evaluasi model deteksi fraud. Dengan proporsi transaksi fraud yang hanya sekitar 0,173%, model yang selalu memprediksi seluruh transaksi sebagai normal dapat memperoleh akurasi sekitar 99,83%, tetapi tidak berhasil mendeteksi satu pun transaksi fraud. Hal ini terjadi karena akurasi didominasi oleh kelas mayoritas, sehingga tidak secara langsung menggambarkan kemampuan model dalam mengenali kelas minoritas. Oleh karena itu, Recall diperlukan untuk mengukur proporsi transaksi fraud yang berhasil terdeteksi, sedangkan Precision digunakan untuk mengetahui proporsi prediksi fraud yang benar-benar merupakan fraud. Selanjutnya, F1-score dapat digunakan untuk menilai keseimbangan antara Precision dan Recall, sementara ROC-AUC dan AUPRC memberikan gambaran kinerja model pada berbagai ambang keputusan. Khusus untuk dataset yang sangat tidak seimbang, AUPRC perlu mendapat perhatian lebih karena memperlihatkan hubungan Precision dan Recall pada kelas minoritas. Secara keseluruhan, evaluasi model deteksi fraud sebaiknya menggunakan beberapa metrik secara bersamaan agar pemilihan model tidak hanya didasarkan pada akurasi atau satu nilai evaluasi, tetapi juga mempertimbangkan kemampuan mendeteksi fraud, tingkat alarm palsu, dan efisiensi komputasi</w:t>
-      </w:r>
-      <w:r>
-        <w:rPr>
-          <w:rFonts w:ascii="Times New Roman" w:hAnsi="Times New Roman" w:cs="Times New Roman"/>
-          <w:szCs w:val="22"/>
-          <w:lang w:val="en-US"/>
+          <w:lang w:val="it-IT"/>
+        </w:rPr>
+      </w:pPr>
+      <w:r>
+        <w:rPr>
+          <w:rFonts w:ascii="Times New Roman" w:hAnsi="Times New Roman" w:cs="Times New Roman"/>
+          <w:szCs w:val="22"/>
+          <w:lang w:val="it-IT"/>
+        </w:rPr>
+        <w:t>Trade-off Komputasi dan Informasi:</w:t>
+      </w:r>
+    </w:p>
+    <w:p>
+      <w:pPr>
+        <w:pStyle w:val="ListParagraph"/>
+        <w:numPr>
+          <w:ilvl w:val="0"/>
+          <w:numId w:val="15"/>
+        </w:numPr>
+        <w:rPr>
+          <w:rFonts w:ascii="Times New Roman" w:hAnsi="Times New Roman" w:cs="Times New Roman"/>
+          <w:szCs w:val="22"/>
+          <w:lang w:val="it-IT"/>
+        </w:rPr>
+      </w:pPr>
+      <w:r>
+        <w:rPr>
+          <w:rFonts w:ascii="Times New Roman" w:hAnsi="Times New Roman" w:cs="Times New Roman"/>
+          <w:i/>
+          <w:iCs/>
+          <w:szCs w:val="22"/>
+          <w:lang w:val="it-IT"/>
+        </w:rPr>
+        <w:t>Oversampling</w:t>
+      </w:r>
+      <w:r>
+        <w:rPr>
+          <w:rFonts w:ascii="Times New Roman" w:hAnsi="Times New Roman" w:cs="Times New Roman"/>
+          <w:szCs w:val="22"/>
+          <w:lang w:val="it-IT"/>
+        </w:rPr>
+        <w:t xml:space="preserve"> (SMOTE, SMOTE-ENN) memperkaya informasi kelas minoritas dan menjaga data mayoritas tetap utuh, namun membutuhkan waktu komputasi yang jauh lebih tinggi (ratusan hingga ribuan detik) serta rentan terhadap </w:t>
+      </w:r>
+      <w:r>
+        <w:rPr>
+          <w:rFonts w:ascii="Times New Roman" w:hAnsi="Times New Roman" w:cs="Times New Roman"/>
+          <w:i/>
+          <w:iCs/>
+          <w:szCs w:val="22"/>
+          <w:lang w:val="it-IT"/>
+        </w:rPr>
+        <w:t>overfitting</w:t>
+      </w:r>
+      <w:r>
+        <w:rPr>
+          <w:rFonts w:ascii="Times New Roman" w:hAnsi="Times New Roman" w:cs="Times New Roman"/>
+          <w:szCs w:val="22"/>
+          <w:lang w:val="it-IT"/>
         </w:rPr>
         <w:t>.</w:t>
+      </w:r>
+    </w:p>
+    <w:p>
+      <w:pPr>
+        <w:pStyle w:val="ListParagraph"/>
+        <w:numPr>
+          <w:ilvl w:val="0"/>
+          <w:numId w:val="15"/>
+        </w:numPr>
+        <w:rPr>
+          <w:rFonts w:ascii="Times New Roman" w:hAnsi="Times New Roman" w:cs="Times New Roman"/>
+          <w:szCs w:val="22"/>
+          <w:lang w:val="it-IT"/>
+        </w:rPr>
+      </w:pPr>
+      <w:r>
+        <w:rPr>
+          <w:rFonts w:ascii="Times New Roman" w:hAnsi="Times New Roman" w:cs="Times New Roman"/>
+          <w:i/>
+          <w:iCs/>
+          <w:szCs w:val="22"/>
+          <w:lang w:val="it-IT"/>
+        </w:rPr>
+        <w:t>Undersampling</w:t>
+      </w:r>
+      <w:r>
+        <w:rPr>
+          <w:rFonts w:ascii="Times New Roman" w:hAnsi="Times New Roman" w:cs="Times New Roman"/>
+          <w:szCs w:val="22"/>
+          <w:lang w:val="it-IT"/>
+        </w:rPr>
+        <w:t xml:space="preserve"> sangat cepat (hanya hitungan detik), namun membuang sebagian besar informasi data mayoritas sehingga berisiko tinggi memicu </w:t>
+      </w:r>
+      <w:r>
+        <w:rPr>
+          <w:rFonts w:ascii="Times New Roman" w:hAnsi="Times New Roman" w:cs="Times New Roman"/>
+          <w:i/>
+          <w:iCs/>
+          <w:szCs w:val="22"/>
+          <w:lang w:val="it-IT"/>
+        </w:rPr>
+        <w:t>underfitting</w:t>
+      </w:r>
+      <w:r>
+        <w:rPr>
+          <w:rFonts w:ascii="Times New Roman" w:hAnsi="Times New Roman" w:cs="Times New Roman"/>
+          <w:szCs w:val="22"/>
+          <w:lang w:val="it-IT"/>
+        </w:rPr>
+        <w:t xml:space="preserve"> dan tingkat alarm palsu yang tidak realistis.</w:t>
       </w:r>
     </w:p>
     <w:p>
@@ -4679,7 +5855,7 @@
           <w:b/>
           <w:bCs/>
           <w:szCs w:val="22"/>
-          <w:lang w:val="it-IT"/>
+          <w:lang w:val="en-US"/>
         </w:rPr>
       </w:pPr>
       <w:r>
@@ -4688,9 +5864,9 @@
           <w:b/>
           <w:bCs/>
           <w:szCs w:val="22"/>
-          <w:lang w:val="it-IT"/>
-        </w:rPr>
-        <w:t>3.8 Kesimpulan Hasil</w:t>
+          <w:lang w:val="en-US"/>
+        </w:rPr>
+        <w:t>3.8 Kesimpulan</w:t>
       </w:r>
     </w:p>
     <w:p>
@@ -4699,109 +5875,353 @@
         <w:rPr>
           <w:rFonts w:ascii="Times New Roman" w:hAnsi="Times New Roman" w:cs="Times New Roman"/>
           <w:szCs w:val="22"/>
-          <w:lang w:val="it-IT"/>
-        </w:rPr>
-      </w:pPr>
-      <w:r>
-        <w:rPr>
-          <w:rFonts w:ascii="Times New Roman" w:hAnsi="Times New Roman" w:cs="Times New Roman"/>
-          <w:szCs w:val="22"/>
-          <w:lang w:val="it-IT"/>
-        </w:rPr>
-        <w:t>Berdasarkan hasil pengujian dan evaluasi model deteksi fraud, dataset yang digunakan memiliki ketidakseimbangan kelas yang sangat tinggi, dengan proporsi transaksi fraud hanya sekitar 0,173% dari keseluruhan transaksi, sebagaimana ditunjukkan pada Gambar 1.1. Kondisi ini menyebabkan akurasi kurang representatif sebagai metrik evaluasi utama karena model dapat memperoleh akurasi tinggi tanpa mampu mendeteksi transaksi fraud secara efektif. Hasil pengujian juga menunjukkan bahwa model baseline tanpa penanganan ketidakseimbangan kelas menghasilkan F1-score tertinggi sebesar 0,8791. Hal ini mengindikasikan bahwa fitur-fitur hasil transformasi PCA pada dataset memiliki kemampuan diskriminatif yang baik untuk membedakan transaksi fraud dan normal, sehingga penanganan ketidakseimbangan kelas tidak selalu meningkatkan seluruh metrik evaluasi.</w:t>
-      </w:r>
-    </w:p>
-    <w:p>
-      <w:pPr>
-        <w:ind w:left="-5"/>
-        <w:rPr>
-          <w:rFonts w:ascii="Times New Roman" w:hAnsi="Times New Roman" w:cs="Times New Roman"/>
-          <w:szCs w:val="22"/>
-          <w:lang w:val="it-IT"/>
-        </w:rPr>
-      </w:pPr>
-    </w:p>
-    <w:p>
-      <w:pPr>
-        <w:ind w:left="-5"/>
-        <w:rPr>
-          <w:rFonts w:ascii="Times New Roman" w:hAnsi="Times New Roman" w:cs="Times New Roman"/>
-          <w:szCs w:val="22"/>
-          <w:lang w:val="it-IT"/>
-        </w:rPr>
-      </w:pPr>
-      <w:r>
-        <w:rPr>
-          <w:rFonts w:ascii="Times New Roman" w:hAnsi="Times New Roman" w:cs="Times New Roman"/>
-          <w:szCs w:val="22"/>
-          <w:lang w:val="it-IT"/>
-        </w:rPr>
-        <w:lastRenderedPageBreak/>
-        <w:t>Di antara metode yang diuji, SMOTE-ENN memberikan hasil terbaik berdasarkan nilai AUPRC tertinggi sebesar 0,8689 dan Recall sebesar 0,8367. Hasil ini menunjukkan bahwa SMOTE-ENN mampu memberikan keseimbangan yang baik dalam mengevaluasi kemampuan model mendeteksi transaksi fraud pada dataset yang tidak seimbang. Sebaliknya, metode undersampling, seperti RandomUnderSampler dan NearMiss-1, memiliki keunggulan dalam efisiensi waktu komputasi, yaitu sekitar 0,3–0,9 detik, tetapi menghasilkan Precision yang sangat rendah, berkisar antara 0,003–0,047. Kondisi tersebut menunjukkan tingginya jumlah false positive atau alarm palsu sehingga metode undersampling kurang praktis untuk diterapkan pada sistem deteksi fraud yang membutuhkan hasil prediksi yang dapat ditindaklanjuti. Perbandingan kinerja tersebut juga memperkuat pentingnya penggunaan AUPRC sebagai metrik pendamping ROC-AUC, karena AUPRC lebih berfokus pada hubungan Precision dan Recall pada kelas minoritas, sebagaimana ditunjukkan pada Gambar 3.1 dan Gambar 3.3.</w:t>
-      </w:r>
-    </w:p>
-    <w:p>
-      <w:pPr>
-        <w:ind w:left="-5"/>
-        <w:rPr>
-          <w:rFonts w:ascii="Times New Roman" w:hAnsi="Times New Roman" w:cs="Times New Roman"/>
-          <w:szCs w:val="22"/>
-          <w:lang w:val="it-IT"/>
-        </w:rPr>
-      </w:pPr>
-    </w:p>
-    <w:p>
-      <w:pPr>
-        <w:ind w:left="-5"/>
-        <w:rPr>
-          <w:rFonts w:ascii="Times New Roman" w:hAnsi="Times New Roman" w:cs="Times New Roman"/>
-          <w:szCs w:val="22"/>
-          <w:lang w:val="en-US"/>
-        </w:rPr>
-      </w:pPr>
-      <w:r>
-        <w:rPr>
-          <w:rFonts w:ascii="Times New Roman" w:hAnsi="Times New Roman" w:cs="Times New Roman"/>
-          <w:szCs w:val="22"/>
-          <w:lang w:val="en-US"/>
-        </w:rPr>
-        <w:t>Selain itu, penerapan feature engineering melalui ekstraksi fitur waktu (Hour) menunjukkan manfaat dalam mengidentifikasi pola temporal transaksi fraud. Berdasarkan hasil analisis pada Gambar 2.3, tingkat fraud pada dini hari mencapai sekitar 35 kali lipat dibandingkan pada siang hari. Temuan ini menunjukkan bahwa waktu transaksi dapat menjadi informasi tambahan yang berguna dalam memahami pola perilaku fraud, meskipun hubungan tersebut tidak secara langsung membuktikan bahwa waktu transaksi menyebabkan terjadinya fraud.</w:t>
-      </w:r>
-    </w:p>
-    <w:p>
-      <w:pPr>
-        <w:ind w:left="-5"/>
-        <w:rPr>
-          <w:rFonts w:ascii="Times New Roman" w:hAnsi="Times New Roman" w:cs="Times New Roman"/>
-          <w:szCs w:val="22"/>
-          <w:lang w:val="en-US"/>
-        </w:rPr>
-      </w:pPr>
-    </w:p>
-    <w:p>
-      <w:pPr>
-        <w:ind w:left="-5"/>
-        <w:rPr>
-          <w:rFonts w:ascii="Times New Roman" w:hAnsi="Times New Roman" w:cs="Times New Roman"/>
-          <w:szCs w:val="22"/>
-          <w:lang w:val="it-IT"/>
-        </w:rPr>
-      </w:pPr>
-      <w:r>
-        <w:rPr>
-          <w:rFonts w:ascii="Times New Roman" w:hAnsi="Times New Roman" w:cs="Times New Roman"/>
-          <w:szCs w:val="22"/>
-          <w:lang w:val="it-IT"/>
-        </w:rPr>
-        <w:t>Secara keseluruhan, hasil penelitian menunjukkan bahwa pemilihan model deteksi fraud tidak dapat hanya didasarkan pada akurasi, F1-score, atau ROC-AUC secara terpisah. Evaluasi perlu mempertimbangkan AUPRC, Precision, Recall, jumlah kesalahan klasifikasi, serta waktu komputasi sesuai dengan kebutuhan penerapan. Dalam pengujian ini, SMOTE-ENN menjadi pilihan yang menjanjikan berdasarkan AUPRC dan Recall, sedangkan baseline tetap menunjukkan kinerja F1-score yang tinggi. Dengan demikian, metode terbaik perlu ditentukan berdasarkan prioritas sistem, terutama keseimbangan antara kemampuan menangkap transaksi fraud dan kemampuan membatasi alarm palsu.</w:t>
-      </w:r>
-      <w:r>
-        <w:rPr>
-          <w:rFonts w:ascii="Times New Roman" w:hAnsi="Times New Roman" w:cs="Times New Roman"/>
-          <w:szCs w:val="22"/>
-          <w:lang w:val="it-IT"/>
-        </w:rPr>
-        <w:t xml:space="preserve"> </w:t>
+        </w:rPr>
+      </w:pPr>
+      <w:r>
+        <w:rPr>
+          <w:rFonts w:ascii="Times New Roman" w:hAnsi="Times New Roman" w:cs="Times New Roman"/>
+          <w:szCs w:val="22"/>
+        </w:rPr>
+        <w:t>Berdasarkan seluruh rangkaian eksperimen dan evaluasi yang dilakukan:</w:t>
+      </w:r>
+    </w:p>
+    <w:p>
+      <w:pPr>
+        <w:pStyle w:val="ListParagraph"/>
+        <w:numPr>
+          <w:ilvl w:val="0"/>
+          <w:numId w:val="16"/>
+        </w:numPr>
+        <w:rPr>
+          <w:rFonts w:ascii="Times New Roman" w:hAnsi="Times New Roman" w:cs="Times New Roman"/>
+          <w:szCs w:val="22"/>
+          <w:lang w:val="en-US"/>
+        </w:rPr>
+      </w:pPr>
+      <w:r>
+        <w:rPr>
+          <w:rFonts w:ascii="Times New Roman" w:hAnsi="Times New Roman" w:cs="Times New Roman"/>
+          <w:szCs w:val="22"/>
+        </w:rPr>
+        <w:t xml:space="preserve">Dataset </w:t>
+      </w:r>
+      <w:r>
+        <w:rPr>
+          <w:rFonts w:ascii="Times New Roman" w:hAnsi="Times New Roman" w:cs="Times New Roman"/>
+          <w:i/>
+          <w:iCs/>
+          <w:szCs w:val="22"/>
+        </w:rPr>
+        <w:t>Credit Card Fraud Detection</w:t>
+      </w:r>
+      <w:r>
+        <w:rPr>
+          <w:rFonts w:ascii="Times New Roman" w:hAnsi="Times New Roman" w:cs="Times New Roman"/>
+          <w:szCs w:val="22"/>
+        </w:rPr>
+        <w:t xml:space="preserve"> memiliki ketidakseimbangan kelas yang sangat ekstrem (0,17% </w:t>
+      </w:r>
+      <w:r>
+        <w:rPr>
+          <w:rFonts w:ascii="Times New Roman" w:hAnsi="Times New Roman" w:cs="Times New Roman"/>
+          <w:i/>
+          <w:iCs/>
+          <w:szCs w:val="22"/>
+        </w:rPr>
+        <w:t>fraud</w:t>
+      </w:r>
+      <w:r>
+        <w:rPr>
+          <w:rFonts w:ascii="Times New Roman" w:hAnsi="Times New Roman" w:cs="Times New Roman"/>
+          <w:szCs w:val="22"/>
+        </w:rPr>
+        <w:t>), menjadikan akurasi sebagai metrik yang sama sekali tidak valid untuk dijadikan acuan.</w:t>
+      </w:r>
+    </w:p>
+    <w:p>
+      <w:pPr>
+        <w:pStyle w:val="ListParagraph"/>
+        <w:numPr>
+          <w:ilvl w:val="0"/>
+          <w:numId w:val="16"/>
+        </w:numPr>
+        <w:rPr>
+          <w:rFonts w:ascii="Times New Roman" w:hAnsi="Times New Roman" w:cs="Times New Roman"/>
+          <w:szCs w:val="22"/>
+          <w:lang w:val="en-US"/>
+        </w:rPr>
+      </w:pPr>
+      <w:r>
+        <w:rPr>
+          <w:rFonts w:ascii="Times New Roman" w:hAnsi="Times New Roman" w:cs="Times New Roman"/>
+          <w:szCs w:val="22"/>
+          <w:lang w:val="en-US"/>
+        </w:rPr>
+        <w:t xml:space="preserve">Model baseline tanpa penanganan menunjukkan performa </w:t>
+      </w:r>
+      <w:r>
+        <w:rPr>
+          <w:rFonts w:ascii="Times New Roman" w:hAnsi="Times New Roman" w:cs="Times New Roman"/>
+          <w:i/>
+          <w:iCs/>
+          <w:szCs w:val="22"/>
+          <w:lang w:val="en-US"/>
+        </w:rPr>
+        <w:t>F1-score</w:t>
+      </w:r>
+      <w:r>
+        <w:rPr>
+          <w:rFonts w:ascii="Times New Roman" w:hAnsi="Times New Roman" w:cs="Times New Roman"/>
+          <w:szCs w:val="22"/>
+          <w:lang w:val="en-US"/>
+        </w:rPr>
+        <w:t xml:space="preserve"> yang sangat tinggi karena fitur PCA bawaan sudah memiliki daya diskriminatif yang kuat. Namun, dalam konteks pencegahan risiko finansial secara menyeluruh, penanganan ketidakseimbangan kelas tetap diperlukan untuk mengoptimalkan penangkapan kasus </w:t>
+      </w:r>
+      <w:r>
+        <w:rPr>
+          <w:rFonts w:ascii="Times New Roman" w:hAnsi="Times New Roman" w:cs="Times New Roman"/>
+          <w:i/>
+          <w:iCs/>
+          <w:szCs w:val="22"/>
+          <w:lang w:val="en-US"/>
+        </w:rPr>
+        <w:t>fraud</w:t>
+      </w:r>
+      <w:r>
+        <w:rPr>
+          <w:rFonts w:ascii="Times New Roman" w:hAnsi="Times New Roman" w:cs="Times New Roman"/>
+          <w:szCs w:val="22"/>
+          <w:lang w:val="en-US"/>
+        </w:rPr>
+        <w:t>.</w:t>
+      </w:r>
+    </w:p>
+    <w:p>
+      <w:pPr>
+        <w:pStyle w:val="ListParagraph"/>
+        <w:numPr>
+          <w:ilvl w:val="0"/>
+          <w:numId w:val="16"/>
+        </w:numPr>
+        <w:rPr>
+          <w:rFonts w:ascii="Times New Roman" w:hAnsi="Times New Roman" w:cs="Times New Roman"/>
+          <w:szCs w:val="22"/>
+          <w:lang w:val="en-US"/>
+        </w:rPr>
+      </w:pPr>
+      <w:r>
+        <w:rPr>
+          <w:rFonts w:ascii="Times New Roman" w:hAnsi="Times New Roman" w:cs="Times New Roman"/>
+          <w:szCs w:val="22"/>
+          <w:lang w:val="en-US"/>
+        </w:rPr>
+        <w:t xml:space="preserve">SMOTE-ENN terbukti memberikan </w:t>
+      </w:r>
+      <w:r>
+        <w:rPr>
+          <w:rFonts w:ascii="Times New Roman" w:hAnsi="Times New Roman" w:cs="Times New Roman"/>
+          <w:i/>
+          <w:iCs/>
+          <w:szCs w:val="22"/>
+          <w:lang w:val="en-US"/>
+        </w:rPr>
+        <w:t>trade-off</w:t>
+      </w:r>
+      <w:r>
+        <w:rPr>
+          <w:rFonts w:ascii="Times New Roman" w:hAnsi="Times New Roman" w:cs="Times New Roman"/>
+          <w:szCs w:val="22"/>
+          <w:lang w:val="en-US"/>
+        </w:rPr>
+        <w:t xml:space="preserve"> terbaik dengan menghasilkan nilai AUPRC tertinggi (0,8689) dan </w:t>
+      </w:r>
+      <w:r>
+        <w:rPr>
+          <w:rFonts w:ascii="Times New Roman" w:hAnsi="Times New Roman" w:cs="Times New Roman"/>
+          <w:i/>
+          <w:iCs/>
+          <w:szCs w:val="22"/>
+          <w:lang w:val="en-US"/>
+        </w:rPr>
+        <w:t>Recall</w:t>
+      </w:r>
+      <w:r>
+        <w:rPr>
+          <w:rFonts w:ascii="Times New Roman" w:hAnsi="Times New Roman" w:cs="Times New Roman"/>
+          <w:szCs w:val="22"/>
+          <w:lang w:val="en-US"/>
+        </w:rPr>
+        <w:t xml:space="preserve"> tinggi (0,8367), menjadikannya pilihan paling seimbang untuk diimplementasikan pada sistem deteksi </w:t>
+      </w:r>
+      <w:r>
+        <w:rPr>
+          <w:rFonts w:ascii="Times New Roman" w:hAnsi="Times New Roman" w:cs="Times New Roman"/>
+          <w:i/>
+          <w:iCs/>
+          <w:szCs w:val="22"/>
+          <w:lang w:val="en-US"/>
+        </w:rPr>
+        <w:t xml:space="preserve">fraud </w:t>
+      </w:r>
+      <w:r>
+        <w:rPr>
+          <w:rFonts w:ascii="Times New Roman" w:hAnsi="Times New Roman" w:cs="Times New Roman"/>
+          <w:szCs w:val="22"/>
+          <w:lang w:val="en-US"/>
+        </w:rPr>
+        <w:t>operasional.</w:t>
+      </w:r>
+    </w:p>
+    <w:p>
+      <w:pPr>
+        <w:pStyle w:val="ListParagraph"/>
+        <w:numPr>
+          <w:ilvl w:val="0"/>
+          <w:numId w:val="16"/>
+        </w:numPr>
+        <w:rPr>
+          <w:rFonts w:ascii="Times New Roman" w:hAnsi="Times New Roman" w:cs="Times New Roman"/>
+          <w:szCs w:val="22"/>
+          <w:lang w:val="en-US"/>
+        </w:rPr>
+      </w:pPr>
+      <w:r>
+        <w:rPr>
+          <w:rFonts w:ascii="Times New Roman" w:hAnsi="Times New Roman" w:cs="Times New Roman"/>
+          <w:szCs w:val="22"/>
+          <w:lang w:val="en-US"/>
+        </w:rPr>
+        <w:t xml:space="preserve">Metode </w:t>
+      </w:r>
+      <w:r>
+        <w:rPr>
+          <w:rFonts w:ascii="Times New Roman" w:hAnsi="Times New Roman" w:cs="Times New Roman"/>
+          <w:i/>
+          <w:iCs/>
+          <w:szCs w:val="22"/>
+          <w:lang w:val="en-US"/>
+        </w:rPr>
+        <w:t>undersampling</w:t>
+      </w:r>
+      <w:r>
+        <w:rPr>
+          <w:rFonts w:ascii="Times New Roman" w:hAnsi="Times New Roman" w:cs="Times New Roman"/>
+          <w:szCs w:val="22"/>
+          <w:lang w:val="en-US"/>
+        </w:rPr>
+        <w:t xml:space="preserve"> meskipun efisien secara waktu komputasi, tidak layak diterapkan secara praktis karena menghasilkan </w:t>
+      </w:r>
+      <w:r>
+        <w:rPr>
+          <w:rFonts w:ascii="Times New Roman" w:hAnsi="Times New Roman" w:cs="Times New Roman"/>
+          <w:i/>
+          <w:iCs/>
+          <w:szCs w:val="22"/>
+          <w:lang w:val="en-US"/>
+        </w:rPr>
+        <w:t>precision</w:t>
+      </w:r>
+      <w:r>
+        <w:rPr>
+          <w:rFonts w:ascii="Times New Roman" w:hAnsi="Times New Roman" w:cs="Times New Roman"/>
+          <w:szCs w:val="22"/>
+          <w:lang w:val="en-US"/>
+        </w:rPr>
+        <w:t xml:space="preserve"> yang sangat rendah akibat masifnya jumlah alarm palsu (</w:t>
+      </w:r>
+      <w:r>
+        <w:rPr>
+          <w:rFonts w:ascii="Times New Roman" w:hAnsi="Times New Roman" w:cs="Times New Roman"/>
+          <w:i/>
+          <w:iCs/>
+          <w:szCs w:val="22"/>
+          <w:lang w:val="en-US"/>
+        </w:rPr>
+        <w:t>false positive</w:t>
+      </w:r>
+      <w:r>
+        <w:rPr>
+          <w:rFonts w:ascii="Times New Roman" w:hAnsi="Times New Roman" w:cs="Times New Roman"/>
+          <w:szCs w:val="22"/>
+          <w:lang w:val="en-US"/>
+        </w:rPr>
+        <w:t>).</w:t>
+      </w:r>
+    </w:p>
+    <w:p>
+      <w:pPr>
+        <w:pStyle w:val="ListParagraph"/>
+        <w:numPr>
+          <w:ilvl w:val="0"/>
+          <w:numId w:val="16"/>
+        </w:numPr>
+        <w:rPr>
+          <w:rFonts w:ascii="Times New Roman" w:hAnsi="Times New Roman" w:cs="Times New Roman"/>
+          <w:szCs w:val="22"/>
+          <w:lang w:val="en-US"/>
+        </w:rPr>
+      </w:pPr>
+      <w:r>
+        <w:rPr>
+          <w:rFonts w:ascii="Times New Roman" w:hAnsi="Times New Roman" w:cs="Times New Roman"/>
+          <w:szCs w:val="22"/>
+          <w:lang w:val="en-US"/>
+        </w:rPr>
+        <w:t xml:space="preserve">Evaluasi model deteksi </w:t>
+      </w:r>
+      <w:r>
+        <w:rPr>
+          <w:rFonts w:ascii="Times New Roman" w:hAnsi="Times New Roman" w:cs="Times New Roman"/>
+          <w:i/>
+          <w:iCs/>
+          <w:szCs w:val="22"/>
+          <w:lang w:val="en-US"/>
+        </w:rPr>
+        <w:t>fraud</w:t>
+      </w:r>
+      <w:r>
+        <w:rPr>
+          <w:rFonts w:ascii="Times New Roman" w:hAnsi="Times New Roman" w:cs="Times New Roman"/>
+          <w:szCs w:val="22"/>
+          <w:lang w:val="en-US"/>
+        </w:rPr>
+        <w:t xml:space="preserve"> wajib menggunakan kombinasi metrik AUPRC, </w:t>
+      </w:r>
+      <w:r>
+        <w:rPr>
+          <w:rFonts w:ascii="Times New Roman" w:hAnsi="Times New Roman" w:cs="Times New Roman"/>
+          <w:i/>
+          <w:iCs/>
+          <w:szCs w:val="22"/>
+          <w:lang w:val="en-US"/>
+        </w:rPr>
+        <w:t>Precision</w:t>
+      </w:r>
+      <w:r>
+        <w:rPr>
+          <w:rFonts w:ascii="Times New Roman" w:hAnsi="Times New Roman" w:cs="Times New Roman"/>
+          <w:szCs w:val="22"/>
+          <w:lang w:val="en-US"/>
+        </w:rPr>
+        <w:t xml:space="preserve">, dan </w:t>
+      </w:r>
+      <w:r>
+        <w:rPr>
+          <w:rFonts w:ascii="Times New Roman" w:hAnsi="Times New Roman" w:cs="Times New Roman"/>
+          <w:i/>
+          <w:iCs/>
+          <w:szCs w:val="22"/>
+          <w:lang w:val="en-US"/>
+        </w:rPr>
+        <w:t>Recall</w:t>
+      </w:r>
+      <w:r>
+        <w:rPr>
+          <w:rFonts w:ascii="Times New Roman" w:hAnsi="Times New Roman" w:cs="Times New Roman"/>
+          <w:szCs w:val="22"/>
+          <w:lang w:val="en-US"/>
+        </w:rPr>
+        <w:t>, serta tidak boleh hanya mengandalkan akurasi atau ROC-AUC semata.</w:t>
       </w:r>
     </w:p>
     <w:sectPr>
@@ -5342,6 +6762,205 @@
     </w:lvl>
   </w:abstractNum>
   <w:abstractNum w:abstractNumId="3" w15:restartNumberingAfterBreak="0">
+    <w:nsid w:val="1D4107C8"/>
+    <w:multiLevelType w:val="hybridMultilevel"/>
+    <w:tmpl w:val="54DC1786"/>
+    <w:lvl w:ilvl="0" w:tplc="0409000F">
+      <w:start w:val="1"/>
+      <w:numFmt w:val="decimal"/>
+      <w:lvlText w:val="%1."/>
+      <w:lvlJc w:val="left"/>
+      <w:pPr>
+        <w:ind w:left="720" w:hanging="360"/>
+      </w:pPr>
+    </w:lvl>
+    <w:lvl w:ilvl="1" w:tplc="04090019" w:tentative="1">
+      <w:start w:val="1"/>
+      <w:numFmt w:val="lowerLetter"/>
+      <w:lvlText w:val="%2."/>
+      <w:lvlJc w:val="left"/>
+      <w:pPr>
+        <w:ind w:left="1440" w:hanging="360"/>
+      </w:pPr>
+    </w:lvl>
+    <w:lvl w:ilvl="2" w:tplc="0409001B" w:tentative="1">
+      <w:start w:val="1"/>
+      <w:numFmt w:val="lowerRoman"/>
+      <w:lvlText w:val="%3."/>
+      <w:lvlJc w:val="right"/>
+      <w:pPr>
+        <w:ind w:left="2160" w:hanging="180"/>
+      </w:pPr>
+    </w:lvl>
+    <w:lvl w:ilvl="3" w:tplc="0409000F" w:tentative="1">
+      <w:start w:val="1"/>
+      <w:numFmt w:val="decimal"/>
+      <w:lvlText w:val="%4."/>
+      <w:lvlJc w:val="left"/>
+      <w:pPr>
+        <w:ind w:left="2880" w:hanging="360"/>
+      </w:pPr>
+    </w:lvl>
+    <w:lvl w:ilvl="4" w:tplc="04090019" w:tentative="1">
+      <w:start w:val="1"/>
+      <w:numFmt w:val="lowerLetter"/>
+      <w:lvlText w:val="%5."/>
+      <w:lvlJc w:val="left"/>
+      <w:pPr>
+        <w:ind w:left="3600" w:hanging="360"/>
+      </w:pPr>
+    </w:lvl>
+    <w:lvl w:ilvl="5" w:tplc="0409001B" w:tentative="1">
+      <w:start w:val="1"/>
+      <w:numFmt w:val="lowerRoman"/>
+      <w:lvlText w:val="%6."/>
+      <w:lvlJc w:val="right"/>
+      <w:pPr>
+        <w:ind w:left="4320" w:hanging="180"/>
+      </w:pPr>
+    </w:lvl>
+    <w:lvl w:ilvl="6" w:tplc="0409000F" w:tentative="1">
+      <w:start w:val="1"/>
+      <w:numFmt w:val="decimal"/>
+      <w:lvlText w:val="%7."/>
+      <w:lvlJc w:val="left"/>
+      <w:pPr>
+        <w:ind w:left="5040" w:hanging="360"/>
+      </w:pPr>
+    </w:lvl>
+    <w:lvl w:ilvl="7" w:tplc="04090019" w:tentative="1">
+      <w:start w:val="1"/>
+      <w:numFmt w:val="lowerLetter"/>
+      <w:lvlText w:val="%8."/>
+      <w:lvlJc w:val="left"/>
+      <w:pPr>
+        <w:ind w:left="5760" w:hanging="360"/>
+      </w:pPr>
+    </w:lvl>
+    <w:lvl w:ilvl="8" w:tplc="0409001B" w:tentative="1">
+      <w:start w:val="1"/>
+      <w:numFmt w:val="lowerRoman"/>
+      <w:lvlText w:val="%9."/>
+      <w:lvlJc w:val="right"/>
+      <w:pPr>
+        <w:ind w:left="6480" w:hanging="180"/>
+      </w:pPr>
+    </w:lvl>
+  </w:abstractNum>
+  <w:abstractNum w:abstractNumId="4" w15:restartNumberingAfterBreak="0">
+    <w:nsid w:val="266C2BF6"/>
+    <w:multiLevelType w:val="hybridMultilevel"/>
+    <w:tmpl w:val="7722D7EE"/>
+    <w:lvl w:ilvl="0" w:tplc="377627BE">
+      <w:start w:val="1"/>
+      <w:numFmt w:val="bullet"/>
+      <w:lvlText w:val="-"/>
+      <w:lvlJc w:val="left"/>
+      <w:pPr>
+        <w:ind w:left="705" w:hanging="360"/>
+      </w:pPr>
+      <w:rPr>
+        <w:rFonts w:ascii="Times New Roman" w:eastAsia="Garamond" w:hAnsi="Times New Roman" w:cs="Times New Roman" w:hint="default"/>
+      </w:rPr>
+    </w:lvl>
+    <w:lvl w:ilvl="1" w:tplc="04090003" w:tentative="1">
+      <w:start w:val="1"/>
+      <w:numFmt w:val="bullet"/>
+      <w:lvlText w:val="o"/>
+      <w:lvlJc w:val="left"/>
+      <w:pPr>
+        <w:ind w:left="1425" w:hanging="360"/>
+      </w:pPr>
+      <w:rPr>
+        <w:rFonts w:ascii="Courier New" w:hAnsi="Courier New" w:cs="Courier New" w:hint="default"/>
+      </w:rPr>
+    </w:lvl>
+    <w:lvl w:ilvl="2" w:tplc="04090005" w:tentative="1">
+      <w:start w:val="1"/>
+      <w:numFmt w:val="bullet"/>
+      <w:lvlText w:val=""/>
+      <w:lvlJc w:val="left"/>
+      <w:pPr>
+        <w:ind w:left="2145" w:hanging="360"/>
+      </w:pPr>
+      <w:rPr>
+        <w:rFonts w:ascii="Wingdings" w:hAnsi="Wingdings" w:hint="default"/>
+      </w:rPr>
+    </w:lvl>
+    <w:lvl w:ilvl="3" w:tplc="04090001" w:tentative="1">
+      <w:start w:val="1"/>
+      <w:numFmt w:val="bullet"/>
+      <w:lvlText w:val=""/>
+      <w:lvlJc w:val="left"/>
+      <w:pPr>
+        <w:ind w:left="2865" w:hanging="360"/>
+      </w:pPr>
+      <w:rPr>
+        <w:rFonts w:ascii="Symbol" w:hAnsi="Symbol" w:hint="default"/>
+      </w:rPr>
+    </w:lvl>
+    <w:lvl w:ilvl="4" w:tplc="04090003" w:tentative="1">
+      <w:start w:val="1"/>
+      <w:numFmt w:val="bullet"/>
+      <w:lvlText w:val="o"/>
+      <w:lvlJc w:val="left"/>
+      <w:pPr>
+        <w:ind w:left="3585" w:hanging="360"/>
+      </w:pPr>
+      <w:rPr>
+        <w:rFonts w:ascii="Courier New" w:hAnsi="Courier New" w:cs="Courier New" w:hint="default"/>
+      </w:rPr>
+    </w:lvl>
+    <w:lvl w:ilvl="5" w:tplc="04090005" w:tentative="1">
+      <w:start w:val="1"/>
+      <w:numFmt w:val="bullet"/>
+      <w:lvlText w:val=""/>
+      <w:lvlJc w:val="left"/>
+      <w:pPr>
+        <w:ind w:left="4305" w:hanging="360"/>
+      </w:pPr>
+      <w:rPr>
+        <w:rFonts w:ascii="Wingdings" w:hAnsi="Wingdings" w:hint="default"/>
+      </w:rPr>
+    </w:lvl>
+    <w:lvl w:ilvl="6" w:tplc="04090001" w:tentative="1">
+      <w:start w:val="1"/>
+      <w:numFmt w:val="bullet"/>
+      <w:lvlText w:val=""/>
+      <w:lvlJc w:val="left"/>
+      <w:pPr>
+        <w:ind w:left="5025" w:hanging="360"/>
+      </w:pPr>
+      <w:rPr>
+        <w:rFonts w:ascii="Symbol" w:hAnsi="Symbol" w:hint="default"/>
+      </w:rPr>
+    </w:lvl>
+    <w:lvl w:ilvl="7" w:tplc="04090003" w:tentative="1">
+      <w:start w:val="1"/>
+      <w:numFmt w:val="bullet"/>
+      <w:lvlText w:val="o"/>
+      <w:lvlJc w:val="left"/>
+      <w:pPr>
+        <w:ind w:left="5745" w:hanging="360"/>
+      </w:pPr>
+      <w:rPr>
+        <w:rFonts w:ascii="Courier New" w:hAnsi="Courier New" w:cs="Courier New" w:hint="default"/>
+      </w:rPr>
+    </w:lvl>
+    <w:lvl w:ilvl="8" w:tplc="04090005" w:tentative="1">
+      <w:start w:val="1"/>
+      <w:numFmt w:val="bullet"/>
+      <w:lvlText w:val=""/>
+      <w:lvlJc w:val="left"/>
+      <w:pPr>
+        <w:ind w:left="6465" w:hanging="360"/>
+      </w:pPr>
+      <w:rPr>
+        <w:rFonts w:ascii="Wingdings" w:hAnsi="Wingdings" w:hint="default"/>
+      </w:rPr>
+    </w:lvl>
+  </w:abstractNum>
+  <w:abstractNum w:abstractNumId="5" w15:restartNumberingAfterBreak="0">
     <w:nsid w:val="394E185E"/>
     <w:multiLevelType w:val="hybridMultilevel"/>
     <w:tmpl w:val="238893BC"/>
@@ -5430,7 +7049,7 @@
       </w:pPr>
     </w:lvl>
   </w:abstractNum>
-  <w:abstractNum w:abstractNumId="4" w15:restartNumberingAfterBreak="0">
+  <w:abstractNum w:abstractNumId="6" w15:restartNumberingAfterBreak="0">
     <w:nsid w:val="3B711BD1"/>
     <w:multiLevelType w:val="hybridMultilevel"/>
     <w:tmpl w:val="16868A70"/>
@@ -5642,7 +7261,120 @@
       </w:rPr>
     </w:lvl>
   </w:abstractNum>
-  <w:abstractNum w:abstractNumId="5" w15:restartNumberingAfterBreak="0">
+  <w:abstractNum w:abstractNumId="7" w15:restartNumberingAfterBreak="0">
+    <w:nsid w:val="3E173778"/>
+    <w:multiLevelType w:val="hybridMultilevel"/>
+    <w:tmpl w:val="8E8025BE"/>
+    <w:lvl w:ilvl="0" w:tplc="377627BE">
+      <w:start w:val="1"/>
+      <w:numFmt w:val="bullet"/>
+      <w:lvlText w:val="-"/>
+      <w:lvlJc w:val="left"/>
+      <w:pPr>
+        <w:ind w:left="720" w:hanging="360"/>
+      </w:pPr>
+      <w:rPr>
+        <w:rFonts w:ascii="Times New Roman" w:eastAsia="Garamond" w:hAnsi="Times New Roman" w:cs="Times New Roman" w:hint="default"/>
+      </w:rPr>
+    </w:lvl>
+    <w:lvl w:ilvl="1" w:tplc="04090003" w:tentative="1">
+      <w:start w:val="1"/>
+      <w:numFmt w:val="bullet"/>
+      <w:lvlText w:val="o"/>
+      <w:lvlJc w:val="left"/>
+      <w:pPr>
+        <w:ind w:left="1440" w:hanging="360"/>
+      </w:pPr>
+      <w:rPr>
+        <w:rFonts w:ascii="Courier New" w:hAnsi="Courier New" w:cs="Courier New" w:hint="default"/>
+      </w:rPr>
+    </w:lvl>
+    <w:lvl w:ilvl="2" w:tplc="04090005" w:tentative="1">
+      <w:start w:val="1"/>
+      <w:numFmt w:val="bullet"/>
+      <w:lvlText w:val=""/>
+      <w:lvlJc w:val="left"/>
+      <w:pPr>
+        <w:ind w:left="2160" w:hanging="360"/>
+      </w:pPr>
+      <w:rPr>
+        <w:rFonts w:ascii="Wingdings" w:hAnsi="Wingdings" w:hint="default"/>
+      </w:rPr>
+    </w:lvl>
+    <w:lvl w:ilvl="3" w:tplc="04090001" w:tentative="1">
+      <w:start w:val="1"/>
+      <w:numFmt w:val="bullet"/>
+      <w:lvlText w:val=""/>
+      <w:lvlJc w:val="left"/>
+      <w:pPr>
+        <w:ind w:left="2880" w:hanging="360"/>
+      </w:pPr>
+      <w:rPr>
+        <w:rFonts w:ascii="Symbol" w:hAnsi="Symbol" w:hint="default"/>
+      </w:rPr>
+    </w:lvl>
+    <w:lvl w:ilvl="4" w:tplc="04090003" w:tentative="1">
+      <w:start w:val="1"/>
+      <w:numFmt w:val="bullet"/>
+      <w:lvlText w:val="o"/>
+      <w:lvlJc w:val="left"/>
+      <w:pPr>
+        <w:ind w:left="3600" w:hanging="360"/>
+      </w:pPr>
+      <w:rPr>
+        <w:rFonts w:ascii="Courier New" w:hAnsi="Courier New" w:cs="Courier New" w:hint="default"/>
+      </w:rPr>
+    </w:lvl>
+    <w:lvl w:ilvl="5" w:tplc="04090005" w:tentative="1">
+      <w:start w:val="1"/>
+      <w:numFmt w:val="bullet"/>
+      <w:lvlText w:val=""/>
+      <w:lvlJc w:val="left"/>
+      <w:pPr>
+        <w:ind w:left="4320" w:hanging="360"/>
+      </w:pPr>
+      <w:rPr>
+        <w:rFonts w:ascii="Wingdings" w:hAnsi="Wingdings" w:hint="default"/>
+      </w:rPr>
+    </w:lvl>
+    <w:lvl w:ilvl="6" w:tplc="04090001" w:tentative="1">
+      <w:start w:val="1"/>
+      <w:numFmt w:val="bullet"/>
+      <w:lvlText w:val=""/>
+      <w:lvlJc w:val="left"/>
+      <w:pPr>
+        <w:ind w:left="5040" w:hanging="360"/>
+      </w:pPr>
+      <w:rPr>
+        <w:rFonts w:ascii="Symbol" w:hAnsi="Symbol" w:hint="default"/>
+      </w:rPr>
+    </w:lvl>
+    <w:lvl w:ilvl="7" w:tplc="04090003" w:tentative="1">
+      <w:start w:val="1"/>
+      <w:numFmt w:val="bullet"/>
+      <w:lvlText w:val="o"/>
+      <w:lvlJc w:val="left"/>
+      <w:pPr>
+        <w:ind w:left="5760" w:hanging="360"/>
+      </w:pPr>
+      <w:rPr>
+        <w:rFonts w:ascii="Courier New" w:hAnsi="Courier New" w:cs="Courier New" w:hint="default"/>
+      </w:rPr>
+    </w:lvl>
+    <w:lvl w:ilvl="8" w:tplc="04090005" w:tentative="1">
+      <w:start w:val="1"/>
+      <w:numFmt w:val="bullet"/>
+      <w:lvlText w:val=""/>
+      <w:lvlJc w:val="left"/>
+      <w:pPr>
+        <w:ind w:left="6480" w:hanging="360"/>
+      </w:pPr>
+      <w:rPr>
+        <w:rFonts w:ascii="Wingdings" w:hAnsi="Wingdings" w:hint="default"/>
+      </w:rPr>
+    </w:lvl>
+  </w:abstractNum>
+  <w:abstractNum w:abstractNumId="8" w15:restartNumberingAfterBreak="0">
     <w:nsid w:val="3F4B5371"/>
     <w:multiLevelType w:val="hybridMultilevel"/>
     <w:tmpl w:val="CD221A54"/>
@@ -5865,7 +7597,319 @@
       </w:rPr>
     </w:lvl>
   </w:abstractNum>
-  <w:abstractNum w:abstractNumId="6" w15:restartNumberingAfterBreak="0">
+  <w:abstractNum w:abstractNumId="9" w15:restartNumberingAfterBreak="0">
+    <w:nsid w:val="54127F74"/>
+    <w:multiLevelType w:val="hybridMultilevel"/>
+    <w:tmpl w:val="B0F8D03C"/>
+    <w:lvl w:ilvl="0" w:tplc="377627BE">
+      <w:start w:val="1"/>
+      <w:numFmt w:val="bullet"/>
+      <w:lvlText w:val="-"/>
+      <w:lvlJc w:val="left"/>
+      <w:pPr>
+        <w:ind w:left="715" w:hanging="360"/>
+      </w:pPr>
+      <w:rPr>
+        <w:rFonts w:ascii="Times New Roman" w:eastAsia="Garamond" w:hAnsi="Times New Roman" w:cs="Times New Roman" w:hint="default"/>
+      </w:rPr>
+    </w:lvl>
+    <w:lvl w:ilvl="1" w:tplc="04090003" w:tentative="1">
+      <w:start w:val="1"/>
+      <w:numFmt w:val="bullet"/>
+      <w:lvlText w:val="o"/>
+      <w:lvlJc w:val="left"/>
+      <w:pPr>
+        <w:ind w:left="1435" w:hanging="360"/>
+      </w:pPr>
+      <w:rPr>
+        <w:rFonts w:ascii="Courier New" w:hAnsi="Courier New" w:cs="Courier New" w:hint="default"/>
+      </w:rPr>
+    </w:lvl>
+    <w:lvl w:ilvl="2" w:tplc="04090005" w:tentative="1">
+      <w:start w:val="1"/>
+      <w:numFmt w:val="bullet"/>
+      <w:lvlText w:val=""/>
+      <w:lvlJc w:val="left"/>
+      <w:pPr>
+        <w:ind w:left="2155" w:hanging="360"/>
+      </w:pPr>
+      <w:rPr>
+        <w:rFonts w:ascii="Wingdings" w:hAnsi="Wingdings" w:hint="default"/>
+      </w:rPr>
+    </w:lvl>
+    <w:lvl w:ilvl="3" w:tplc="04090001" w:tentative="1">
+      <w:start w:val="1"/>
+      <w:numFmt w:val="bullet"/>
+      <w:lvlText w:val=""/>
+      <w:lvlJc w:val="left"/>
+      <w:pPr>
+        <w:ind w:left="2875" w:hanging="360"/>
+      </w:pPr>
+      <w:rPr>
+        <w:rFonts w:ascii="Symbol" w:hAnsi="Symbol" w:hint="default"/>
+      </w:rPr>
+    </w:lvl>
+    <w:lvl w:ilvl="4" w:tplc="04090003" w:tentative="1">
+      <w:start w:val="1"/>
+      <w:numFmt w:val="bullet"/>
+      <w:lvlText w:val="o"/>
+      <w:lvlJc w:val="left"/>
+      <w:pPr>
+        <w:ind w:left="3595" w:hanging="360"/>
+      </w:pPr>
+      <w:rPr>
+        <w:rFonts w:ascii="Courier New" w:hAnsi="Courier New" w:cs="Courier New" w:hint="default"/>
+      </w:rPr>
+    </w:lvl>
+    <w:lvl w:ilvl="5" w:tplc="04090005" w:tentative="1">
+      <w:start w:val="1"/>
+      <w:numFmt w:val="bullet"/>
+      <w:lvlText w:val=""/>
+      <w:lvlJc w:val="left"/>
+      <w:pPr>
+        <w:ind w:left="4315" w:hanging="360"/>
+      </w:pPr>
+      <w:rPr>
+        <w:rFonts w:ascii="Wingdings" w:hAnsi="Wingdings" w:hint="default"/>
+      </w:rPr>
+    </w:lvl>
+    <w:lvl w:ilvl="6" w:tplc="04090001" w:tentative="1">
+      <w:start w:val="1"/>
+      <w:numFmt w:val="bullet"/>
+      <w:lvlText w:val=""/>
+      <w:lvlJc w:val="left"/>
+      <w:pPr>
+        <w:ind w:left="5035" w:hanging="360"/>
+      </w:pPr>
+      <w:rPr>
+        <w:rFonts w:ascii="Symbol" w:hAnsi="Symbol" w:hint="default"/>
+      </w:rPr>
+    </w:lvl>
+    <w:lvl w:ilvl="7" w:tplc="04090003" w:tentative="1">
+      <w:start w:val="1"/>
+      <w:numFmt w:val="bullet"/>
+      <w:lvlText w:val="o"/>
+      <w:lvlJc w:val="left"/>
+      <w:pPr>
+        <w:ind w:left="5755" w:hanging="360"/>
+      </w:pPr>
+      <w:rPr>
+        <w:rFonts w:ascii="Courier New" w:hAnsi="Courier New" w:cs="Courier New" w:hint="default"/>
+      </w:rPr>
+    </w:lvl>
+    <w:lvl w:ilvl="8" w:tplc="04090005" w:tentative="1">
+      <w:start w:val="1"/>
+      <w:numFmt w:val="bullet"/>
+      <w:lvlText w:val=""/>
+      <w:lvlJc w:val="left"/>
+      <w:pPr>
+        <w:ind w:left="6475" w:hanging="360"/>
+      </w:pPr>
+      <w:rPr>
+        <w:rFonts w:ascii="Wingdings" w:hAnsi="Wingdings" w:hint="default"/>
+      </w:rPr>
+    </w:lvl>
+  </w:abstractNum>
+  <w:abstractNum w:abstractNumId="10" w15:restartNumberingAfterBreak="0">
+    <w:nsid w:val="5C380D3D"/>
+    <w:multiLevelType w:val="hybridMultilevel"/>
+    <w:tmpl w:val="31A88632"/>
+    <w:lvl w:ilvl="0" w:tplc="0409000F">
+      <w:start w:val="1"/>
+      <w:numFmt w:val="decimal"/>
+      <w:lvlText w:val="%1."/>
+      <w:lvlJc w:val="left"/>
+      <w:pPr>
+        <w:ind w:left="758" w:hanging="360"/>
+      </w:pPr>
+    </w:lvl>
+    <w:lvl w:ilvl="1" w:tplc="04090019" w:tentative="1">
+      <w:start w:val="1"/>
+      <w:numFmt w:val="lowerLetter"/>
+      <w:lvlText w:val="%2."/>
+      <w:lvlJc w:val="left"/>
+      <w:pPr>
+        <w:ind w:left="1478" w:hanging="360"/>
+      </w:pPr>
+    </w:lvl>
+    <w:lvl w:ilvl="2" w:tplc="0409001B" w:tentative="1">
+      <w:start w:val="1"/>
+      <w:numFmt w:val="lowerRoman"/>
+      <w:lvlText w:val="%3."/>
+      <w:lvlJc w:val="right"/>
+      <w:pPr>
+        <w:ind w:left="2198" w:hanging="180"/>
+      </w:pPr>
+    </w:lvl>
+    <w:lvl w:ilvl="3" w:tplc="0409000F" w:tentative="1">
+      <w:start w:val="1"/>
+      <w:numFmt w:val="decimal"/>
+      <w:lvlText w:val="%4."/>
+      <w:lvlJc w:val="left"/>
+      <w:pPr>
+        <w:ind w:left="2918" w:hanging="360"/>
+      </w:pPr>
+    </w:lvl>
+    <w:lvl w:ilvl="4" w:tplc="04090019" w:tentative="1">
+      <w:start w:val="1"/>
+      <w:numFmt w:val="lowerLetter"/>
+      <w:lvlText w:val="%5."/>
+      <w:lvlJc w:val="left"/>
+      <w:pPr>
+        <w:ind w:left="3638" w:hanging="360"/>
+      </w:pPr>
+    </w:lvl>
+    <w:lvl w:ilvl="5" w:tplc="0409001B" w:tentative="1">
+      <w:start w:val="1"/>
+      <w:numFmt w:val="lowerRoman"/>
+      <w:lvlText w:val="%6."/>
+      <w:lvlJc w:val="right"/>
+      <w:pPr>
+        <w:ind w:left="4358" w:hanging="180"/>
+      </w:pPr>
+    </w:lvl>
+    <w:lvl w:ilvl="6" w:tplc="0409000F" w:tentative="1">
+      <w:start w:val="1"/>
+      <w:numFmt w:val="decimal"/>
+      <w:lvlText w:val="%7."/>
+      <w:lvlJc w:val="left"/>
+      <w:pPr>
+        <w:ind w:left="5078" w:hanging="360"/>
+      </w:pPr>
+    </w:lvl>
+    <w:lvl w:ilvl="7" w:tplc="04090019" w:tentative="1">
+      <w:start w:val="1"/>
+      <w:numFmt w:val="lowerLetter"/>
+      <w:lvlText w:val="%8."/>
+      <w:lvlJc w:val="left"/>
+      <w:pPr>
+        <w:ind w:left="5798" w:hanging="360"/>
+      </w:pPr>
+    </w:lvl>
+    <w:lvl w:ilvl="8" w:tplc="0409001B" w:tentative="1">
+      <w:start w:val="1"/>
+      <w:numFmt w:val="lowerRoman"/>
+      <w:lvlText w:val="%9."/>
+      <w:lvlJc w:val="right"/>
+      <w:pPr>
+        <w:ind w:left="6518" w:hanging="180"/>
+      </w:pPr>
+    </w:lvl>
+  </w:abstractNum>
+  <w:abstractNum w:abstractNumId="11" w15:restartNumberingAfterBreak="0">
+    <w:nsid w:val="62B21698"/>
+    <w:multiLevelType w:val="hybridMultilevel"/>
+    <w:tmpl w:val="E806DB42"/>
+    <w:lvl w:ilvl="0" w:tplc="377627BE">
+      <w:start w:val="1"/>
+      <w:numFmt w:val="bullet"/>
+      <w:lvlText w:val="-"/>
+      <w:lvlJc w:val="left"/>
+      <w:pPr>
+        <w:ind w:left="720" w:hanging="360"/>
+      </w:pPr>
+      <w:rPr>
+        <w:rFonts w:ascii="Times New Roman" w:eastAsia="Garamond" w:hAnsi="Times New Roman" w:cs="Times New Roman" w:hint="default"/>
+      </w:rPr>
+    </w:lvl>
+    <w:lvl w:ilvl="1" w:tplc="04090003" w:tentative="1">
+      <w:start w:val="1"/>
+      <w:numFmt w:val="bullet"/>
+      <w:lvlText w:val="o"/>
+      <w:lvlJc w:val="left"/>
+      <w:pPr>
+        <w:ind w:left="1440" w:hanging="360"/>
+      </w:pPr>
+      <w:rPr>
+        <w:rFonts w:ascii="Courier New" w:hAnsi="Courier New" w:cs="Courier New" w:hint="default"/>
+      </w:rPr>
+    </w:lvl>
+    <w:lvl w:ilvl="2" w:tplc="04090005" w:tentative="1">
+      <w:start w:val="1"/>
+      <w:numFmt w:val="bullet"/>
+      <w:lvlText w:val=""/>
+      <w:lvlJc w:val="left"/>
+      <w:pPr>
+        <w:ind w:left="2160" w:hanging="360"/>
+      </w:pPr>
+      <w:rPr>
+        <w:rFonts w:ascii="Wingdings" w:hAnsi="Wingdings" w:hint="default"/>
+      </w:rPr>
+    </w:lvl>
+    <w:lvl w:ilvl="3" w:tplc="04090001" w:tentative="1">
+      <w:start w:val="1"/>
+      <w:numFmt w:val="bullet"/>
+      <w:lvlText w:val=""/>
+      <w:lvlJc w:val="left"/>
+      <w:pPr>
+        <w:ind w:left="2880" w:hanging="360"/>
+      </w:pPr>
+      <w:rPr>
+        <w:rFonts w:ascii="Symbol" w:hAnsi="Symbol" w:hint="default"/>
+      </w:rPr>
+    </w:lvl>
+    <w:lvl w:ilvl="4" w:tplc="04090003" w:tentative="1">
+      <w:start w:val="1"/>
+      <w:numFmt w:val="bullet"/>
+      <w:lvlText w:val="o"/>
+      <w:lvlJc w:val="left"/>
+      <w:pPr>
+        <w:ind w:left="3600" w:hanging="360"/>
+      </w:pPr>
+      <w:rPr>
+        <w:rFonts w:ascii="Courier New" w:hAnsi="Courier New" w:cs="Courier New" w:hint="default"/>
+      </w:rPr>
+    </w:lvl>
+    <w:lvl w:ilvl="5" w:tplc="04090005" w:tentative="1">
+      <w:start w:val="1"/>
+      <w:numFmt w:val="bullet"/>
+      <w:lvlText w:val=""/>
+      <w:lvlJc w:val="left"/>
+      <w:pPr>
+        <w:ind w:left="4320" w:hanging="360"/>
+      </w:pPr>
+      <w:rPr>
+        <w:rFonts w:ascii="Wingdings" w:hAnsi="Wingdings" w:hint="default"/>
+      </w:rPr>
+    </w:lvl>
+    <w:lvl w:ilvl="6" w:tplc="04090001" w:tentative="1">
+      <w:start w:val="1"/>
+      <w:numFmt w:val="bullet"/>
+      <w:lvlText w:val=""/>
+      <w:lvlJc w:val="left"/>
+      <w:pPr>
+        <w:ind w:left="5040" w:hanging="360"/>
+      </w:pPr>
+      <w:rPr>
+        <w:rFonts w:ascii="Symbol" w:hAnsi="Symbol" w:hint="default"/>
+      </w:rPr>
+    </w:lvl>
+    <w:lvl w:ilvl="7" w:tplc="04090003" w:tentative="1">
+      <w:start w:val="1"/>
+      <w:numFmt w:val="bullet"/>
+      <w:lvlText w:val="o"/>
+      <w:lvlJc w:val="left"/>
+      <w:pPr>
+        <w:ind w:left="5760" w:hanging="360"/>
+      </w:pPr>
+      <w:rPr>
+        <w:rFonts w:ascii="Courier New" w:hAnsi="Courier New" w:cs="Courier New" w:hint="default"/>
+      </w:rPr>
+    </w:lvl>
+    <w:lvl w:ilvl="8" w:tplc="04090005" w:tentative="1">
+      <w:start w:val="1"/>
+      <w:numFmt w:val="bullet"/>
+      <w:lvlText w:val=""/>
+      <w:lvlJc w:val="left"/>
+      <w:pPr>
+        <w:ind w:left="6480" w:hanging="360"/>
+      </w:pPr>
+      <w:rPr>
+        <w:rFonts w:ascii="Wingdings" w:hAnsi="Wingdings" w:hint="default"/>
+      </w:rPr>
+    </w:lvl>
+  </w:abstractNum>
+  <w:abstractNum w:abstractNumId="12" w15:restartNumberingAfterBreak="0">
     <w:nsid w:val="64AA266D"/>
     <w:multiLevelType w:val="hybridMultilevel"/>
     <w:tmpl w:val="31B66020"/>
@@ -5978,7 +8022,7 @@
       </w:rPr>
     </w:lvl>
   </w:abstractNum>
-  <w:abstractNum w:abstractNumId="7" w15:restartNumberingAfterBreak="0">
+  <w:abstractNum w:abstractNumId="13" w15:restartNumberingAfterBreak="0">
     <w:nsid w:val="6D407340"/>
     <w:multiLevelType w:val="hybridMultilevel"/>
     <w:tmpl w:val="7572391C"/>
@@ -6064,7 +8108,93 @@
       </w:pPr>
     </w:lvl>
   </w:abstractNum>
-  <w:abstractNum w:abstractNumId="8" w15:restartNumberingAfterBreak="0">
+  <w:abstractNum w:abstractNumId="14" w15:restartNumberingAfterBreak="0">
+    <w:nsid w:val="761434EA"/>
+    <w:multiLevelType w:val="hybridMultilevel"/>
+    <w:tmpl w:val="71B0CC50"/>
+    <w:lvl w:ilvl="0" w:tplc="0409000F">
+      <w:start w:val="1"/>
+      <w:numFmt w:val="decimal"/>
+      <w:lvlText w:val="%1."/>
+      <w:lvlJc w:val="left"/>
+      <w:pPr>
+        <w:ind w:left="705" w:hanging="360"/>
+      </w:pPr>
+    </w:lvl>
+    <w:lvl w:ilvl="1" w:tplc="04090019" w:tentative="1">
+      <w:start w:val="1"/>
+      <w:numFmt w:val="lowerLetter"/>
+      <w:lvlText w:val="%2."/>
+      <w:lvlJc w:val="left"/>
+      <w:pPr>
+        <w:ind w:left="1425" w:hanging="360"/>
+      </w:pPr>
+    </w:lvl>
+    <w:lvl w:ilvl="2" w:tplc="0409001B" w:tentative="1">
+      <w:start w:val="1"/>
+      <w:numFmt w:val="lowerRoman"/>
+      <w:lvlText w:val="%3."/>
+      <w:lvlJc w:val="right"/>
+      <w:pPr>
+        <w:ind w:left="2145" w:hanging="180"/>
+      </w:pPr>
+    </w:lvl>
+    <w:lvl w:ilvl="3" w:tplc="0409000F" w:tentative="1">
+      <w:start w:val="1"/>
+      <w:numFmt w:val="decimal"/>
+      <w:lvlText w:val="%4."/>
+      <w:lvlJc w:val="left"/>
+      <w:pPr>
+        <w:ind w:left="2865" w:hanging="360"/>
+      </w:pPr>
+    </w:lvl>
+    <w:lvl w:ilvl="4" w:tplc="04090019" w:tentative="1">
+      <w:start w:val="1"/>
+      <w:numFmt w:val="lowerLetter"/>
+      <w:lvlText w:val="%5."/>
+      <w:lvlJc w:val="left"/>
+      <w:pPr>
+        <w:ind w:left="3585" w:hanging="360"/>
+      </w:pPr>
+    </w:lvl>
+    <w:lvl w:ilvl="5" w:tplc="0409001B" w:tentative="1">
+      <w:start w:val="1"/>
+      <w:numFmt w:val="lowerRoman"/>
+      <w:lvlText w:val="%6."/>
+      <w:lvlJc w:val="right"/>
+      <w:pPr>
+        <w:ind w:left="4305" w:hanging="180"/>
+      </w:pPr>
+    </w:lvl>
+    <w:lvl w:ilvl="6" w:tplc="0409000F" w:tentative="1">
+      <w:start w:val="1"/>
+      <w:numFmt w:val="decimal"/>
+      <w:lvlText w:val="%7."/>
+      <w:lvlJc w:val="left"/>
+      <w:pPr>
+        <w:ind w:left="5025" w:hanging="360"/>
+      </w:pPr>
+    </w:lvl>
+    <w:lvl w:ilvl="7" w:tplc="04090019" w:tentative="1">
+      <w:start w:val="1"/>
+      <w:numFmt w:val="lowerLetter"/>
+      <w:lvlText w:val="%8."/>
+      <w:lvlJc w:val="left"/>
+      <w:pPr>
+        <w:ind w:left="5745" w:hanging="360"/>
+      </w:pPr>
+    </w:lvl>
+    <w:lvl w:ilvl="8" w:tplc="0409001B" w:tentative="1">
+      <w:start w:val="1"/>
+      <w:numFmt w:val="lowerRoman"/>
+      <w:lvlText w:val="%9."/>
+      <w:lvlJc w:val="right"/>
+      <w:pPr>
+        <w:ind w:left="6465" w:hanging="180"/>
+      </w:pPr>
+    </w:lvl>
+  </w:abstractNum>
+  <w:abstractNum w:abstractNumId="15" w15:restartNumberingAfterBreak="0">
     <w:nsid w:val="7A333893"/>
     <w:multiLevelType w:val="multilevel"/>
     <w:tmpl w:val="61D20E82"/>
@@ -6186,10 +8316,10 @@
     </w:lvl>
   </w:abstractNum>
   <w:num w:numId="1" w16cid:durableId="1863325369">
-    <w:abstractNumId w:val="4"/>
+    <w:abstractNumId w:val="6"/>
   </w:num>
   <w:num w:numId="2" w16cid:durableId="2015067358">
-    <w:abstractNumId w:val="5"/>
+    <w:abstractNumId w:val="8"/>
   </w:num>
   <w:num w:numId="3" w16cid:durableId="1027682932">
     <w:abstractNumId w:val="1"/>
@@ -6198,19 +8328,40 @@
     <w:abstractNumId w:val="2"/>
   </w:num>
   <w:num w:numId="5" w16cid:durableId="820317263">
-    <w:abstractNumId w:val="8"/>
+    <w:abstractNumId w:val="15"/>
   </w:num>
   <w:num w:numId="6" w16cid:durableId="831262741">
-    <w:abstractNumId w:val="3"/>
+    <w:abstractNumId w:val="5"/>
   </w:num>
   <w:num w:numId="7" w16cid:durableId="1724481067">
     <w:abstractNumId w:val="0"/>
   </w:num>
   <w:num w:numId="8" w16cid:durableId="875577615">
-    <w:abstractNumId w:val="6"/>
+    <w:abstractNumId w:val="12"/>
   </w:num>
   <w:num w:numId="9" w16cid:durableId="1823502432">
+    <w:abstractNumId w:val="13"/>
+  </w:num>
+  <w:num w:numId="10" w16cid:durableId="1114330875">
+    <w:abstractNumId w:val="3"/>
+  </w:num>
+  <w:num w:numId="11" w16cid:durableId="983702631">
+    <w:abstractNumId w:val="11"/>
+  </w:num>
+  <w:num w:numId="12" w16cid:durableId="1514412561">
     <w:abstractNumId w:val="7"/>
+  </w:num>
+  <w:num w:numId="13" w16cid:durableId="207382849">
+    <w:abstractNumId w:val="4"/>
+  </w:num>
+  <w:num w:numId="14" w16cid:durableId="1641227575">
+    <w:abstractNumId w:val="14"/>
+  </w:num>
+  <w:num w:numId="15" w16cid:durableId="546182563">
+    <w:abstractNumId w:val="9"/>
+  </w:num>
+  <w:num w:numId="16" w16cid:durableId="310600228">
+    <w:abstractNumId w:val="10"/>
   </w:num>
 </w:numbering>
 </file>
@@ -6676,7 +8827,6 @@
   <w:style w:type="character" w:default="1" w:styleId="DefaultParagraphFont">
     <w:name w:val="Default Paragraph Font"/>
     <w:uiPriority w:val="1"/>
-    <w:semiHidden/>
     <w:unhideWhenUsed/>
   </w:style>
   <w:style w:type="table" w:default="1" w:styleId="TableNormal">
